--- a/data/outputs/docx/Grade 10 Biology/Bio 3.2/Biology_Transport_in_Animals_CBE_LessonSequence.docx
+++ b/data/outputs/docx/Grade 10 Biology/Bio 3.2/Biology_Transport_in_Animals_CBE_LessonSequence.docx
@@ -3390,7 +3390,7 @@
             <w:pPr>
               <w:spacing w:after="20" w:before="0"/>
             </w:pPr>
-            <w:hyperlink w:history="1" r:id="rId6y4jivavhmm4ok8t9f4z7">
+            <w:hyperlink w:history="1" r:id="rId9bhrkvrdl0yemkeavftuh">
               <w:r>
                 <w:rPr>
                   <w:rFonts w:ascii="Arial" w:cs="Arial" w:eastAsia="Arial" w:hAnsi="Arial"/>
@@ -3423,7 +3423,7 @@
               <w:spacing w:after="10" w:before="0"/>
               <w:ind w:left="120"/>
             </w:pPr>
-            <w:hyperlink w:history="1" r:id="rId5p7hxj6qlahwrg0soe7oq">
+            <w:hyperlink w:history="1" r:id="rIdzmmzhjgonqkzxjxczamzq">
               <w:r>
                 <w:rPr>
                   <w:rFonts w:ascii="Arial" w:cs="Arial" w:eastAsia="Arial" w:hAnsi="Arial"/>
@@ -3468,7 +3468,7 @@
             <w:pPr>
               <w:spacing w:after="20" w:before="0"/>
             </w:pPr>
-            <w:hyperlink w:history="1" r:id="rIdb0rltgs3an0sa_ktibaal">
+            <w:hyperlink w:history="1" r:id="rIdyi-joy4v6axq-mllnudhu">
               <w:r>
                 <w:rPr>
                   <w:rFonts w:ascii="Arial" w:cs="Arial" w:eastAsia="Arial" w:hAnsi="Arial"/>
@@ -3501,7 +3501,7 @@
               <w:spacing w:after="10" w:before="0"/>
               <w:ind w:left="120"/>
             </w:pPr>
-            <w:hyperlink w:history="1" r:id="rIdnon2uhlbudqaggjjukwof">
+            <w:hyperlink w:history="1" r:id="rIdzlio-ohsozlkxnlgvehos">
               <w:r>
                 <w:rPr>
                   <w:rFonts w:ascii="Arial" w:cs="Arial" w:eastAsia="Arial" w:hAnsi="Arial"/>
@@ -3709,7 +3709,7 @@
             <w:pPr>
               <w:spacing w:after="20" w:before="0"/>
             </w:pPr>
-            <w:hyperlink w:history="1" r:id="rIdaw0m4gamcbpzpecceo9pw">
+            <w:hyperlink w:history="1" r:id="rId-atmiqmf7sow3nay5zinn">
               <w:r>
                 <w:rPr>
                   <w:rFonts w:ascii="Arial" w:cs="Arial" w:eastAsia="Arial" w:hAnsi="Arial"/>
@@ -3742,7 +3742,7 @@
               <w:spacing w:after="10" w:before="0"/>
               <w:ind w:left="120"/>
             </w:pPr>
-            <w:hyperlink w:history="1" r:id="rId-itorglf_9cvyycguwt9v">
+            <w:hyperlink w:history="1" r:id="rIdmdcul0mya5txkngch_g2v">
               <w:r>
                 <w:rPr>
                   <w:rFonts w:ascii="Arial" w:cs="Arial" w:eastAsia="Arial" w:hAnsi="Arial"/>
@@ -3787,7 +3787,7 @@
             <w:pPr>
               <w:spacing w:after="20" w:before="0"/>
             </w:pPr>
-            <w:hyperlink w:history="1" r:id="rId8egluuzw7lopue2bcs_4u">
+            <w:hyperlink w:history="1" r:id="rIdg6h9kuh6ie5jhaop8kdyu">
               <w:r>
                 <w:rPr>
                   <w:rFonts w:ascii="Arial" w:cs="Arial" w:eastAsia="Arial" w:hAnsi="Arial"/>
@@ -3820,7 +3820,7 @@
               <w:spacing w:after="10" w:before="0"/>
               <w:ind w:left="120"/>
             </w:pPr>
-            <w:hyperlink w:history="1" r:id="rIdugkqwko0lsvxwu0qrouxv">
+            <w:hyperlink w:history="1" r:id="rIdavlwjj6ltnsywcpztxgsz">
               <w:r>
                 <w:rPr>
                   <w:rFonts w:ascii="Arial" w:cs="Arial" w:eastAsia="Arial" w:hAnsi="Arial"/>
@@ -4028,7 +4028,7 @@
             <w:pPr>
               <w:spacing w:after="20" w:before="0"/>
             </w:pPr>
-            <w:hyperlink w:history="1" r:id="rIdd9h-h43ylxcizeqrgzrrd">
+            <w:hyperlink w:history="1" r:id="rIdle9jeelgoqacabklyjn78">
               <w:r>
                 <w:rPr>
                   <w:rFonts w:ascii="Arial" w:cs="Arial" w:eastAsia="Arial" w:hAnsi="Arial"/>
@@ -4061,7 +4061,7 @@
               <w:spacing w:after="10" w:before="0"/>
               <w:ind w:left="120"/>
             </w:pPr>
-            <w:hyperlink w:history="1" r:id="rIdgmd0wwfzwzdcmkyrqu5c6">
+            <w:hyperlink w:history="1" r:id="rId_wgxetil8iwc5a5eiw5ou">
               <w:r>
                 <w:rPr>
                   <w:rFonts w:ascii="Arial" w:cs="Arial" w:eastAsia="Arial" w:hAnsi="Arial"/>
@@ -4106,7 +4106,7 @@
             <w:pPr>
               <w:spacing w:after="20" w:before="0"/>
             </w:pPr>
-            <w:hyperlink w:history="1" r:id="rId3otrvqc2lmwzekemtpcxl">
+            <w:hyperlink w:history="1" r:id="rIdc2q6py9pqam6g-ql1j8ym">
               <w:r>
                 <w:rPr>
                   <w:rFonts w:ascii="Arial" w:cs="Arial" w:eastAsia="Arial" w:hAnsi="Arial"/>
@@ -4139,7 +4139,7 @@
               <w:spacing w:after="10" w:before="0"/>
               <w:ind w:left="120"/>
             </w:pPr>
-            <w:hyperlink w:history="1" r:id="rIdlebja_ha4ynkubtgo1xwa">
+            <w:hyperlink w:history="1" r:id="rIdgj_-afzx9_hesvjfxspcm">
               <w:r>
                 <w:rPr>
                   <w:rFonts w:ascii="Arial" w:cs="Arial" w:eastAsia="Arial" w:hAnsi="Arial"/>
@@ -4347,7 +4347,7 @@
             <w:pPr>
               <w:spacing w:after="20" w:before="0"/>
             </w:pPr>
-            <w:hyperlink w:history="1" r:id="rIdutg8-h8_gqrxjsousnux0">
+            <w:hyperlink w:history="1" r:id="rIdm0d8icfms2r446opf4kmp">
               <w:r>
                 <w:rPr>
                   <w:rFonts w:ascii="Arial" w:cs="Arial" w:eastAsia="Arial" w:hAnsi="Arial"/>
@@ -4380,7 +4380,7 @@
               <w:spacing w:after="10" w:before="0"/>
               <w:ind w:left="120"/>
             </w:pPr>
-            <w:hyperlink w:history="1" r:id="rId4rtbno8cujaycbgcreq-3">
+            <w:hyperlink w:history="1" r:id="rIdsazxcdnuwnwbmzw6all02">
               <w:r>
                 <w:rPr>
                   <w:rFonts w:ascii="Arial" w:cs="Arial" w:eastAsia="Arial" w:hAnsi="Arial"/>
@@ -4425,7 +4425,7 @@
             <w:pPr>
               <w:spacing w:after="20" w:before="0"/>
             </w:pPr>
-            <w:hyperlink w:history="1" r:id="rIdwbidpd6oej7x6oh_8dkx6">
+            <w:hyperlink w:history="1" r:id="rIdbcpo7jnsjkn2vwuhpkpnt">
               <w:r>
                 <w:rPr>
                   <w:rFonts w:ascii="Arial" w:cs="Arial" w:eastAsia="Arial" w:hAnsi="Arial"/>
@@ -4458,7 +4458,7 @@
               <w:spacing w:after="10" w:before="0"/>
               <w:ind w:left="120"/>
             </w:pPr>
-            <w:hyperlink w:history="1" r:id="rIdq7zg1-4xcpqc6jemuqhfv">
+            <w:hyperlink w:history="1" r:id="rIdm6wmi7ytxzfiv10e380dt">
               <w:r>
                 <w:rPr>
                   <w:rFonts w:ascii="Arial" w:cs="Arial" w:eastAsia="Arial" w:hAnsi="Arial"/>
@@ -4666,7 +4666,7 @@
             <w:pPr>
               <w:spacing w:after="20" w:before="0"/>
             </w:pPr>
-            <w:hyperlink w:history="1" r:id="rIds_5xjlaojcxvh7mo36k_x">
+            <w:hyperlink w:history="1" r:id="rIdq6gau2s4dyrryksehds81">
               <w:r>
                 <w:rPr>
                   <w:rFonts w:ascii="Arial" w:cs="Arial" w:eastAsia="Arial" w:hAnsi="Arial"/>
@@ -4699,7 +4699,7 @@
               <w:spacing w:after="10" w:before="0"/>
               <w:ind w:left="120"/>
             </w:pPr>
-            <w:hyperlink w:history="1" r:id="rIdievuh-urx-z4mlod6nmfx">
+            <w:hyperlink w:history="1" r:id="rIdi0ecubc2k3ezj7uoahox3">
               <w:r>
                 <w:rPr>
                   <w:rFonts w:ascii="Arial" w:cs="Arial" w:eastAsia="Arial" w:hAnsi="Arial"/>
@@ -4744,7 +4744,7 @@
             <w:pPr>
               <w:spacing w:after="20" w:before="0"/>
             </w:pPr>
-            <w:hyperlink w:history="1" r:id="rIdpvi3yrucsv6h8ozypqtji">
+            <w:hyperlink w:history="1" r:id="rIdjxjhpcak5jzpzvcbai1vv">
               <w:r>
                 <w:rPr>
                   <w:rFonts w:ascii="Arial" w:cs="Arial" w:eastAsia="Arial" w:hAnsi="Arial"/>
@@ -4777,7 +4777,7 @@
               <w:spacing w:after="10" w:before="0"/>
               <w:ind w:left="120"/>
             </w:pPr>
-            <w:hyperlink w:history="1" r:id="rIdnwskmwdb9nnhpkr_rtusc">
+            <w:hyperlink w:history="1" r:id="rIdplcajulyiv7z4fbghqsiz">
               <w:r>
                 <w:rPr>
                   <w:rFonts w:ascii="Arial" w:cs="Arial" w:eastAsia="Arial" w:hAnsi="Arial"/>
@@ -6556,7 +6556,7 @@
             <w:pPr>
               <w:spacing w:after="20" w:before="0"/>
             </w:pPr>
-            <w:hyperlink w:history="1" r:id="rIdltnr4nseqlvusmsgznnud">
+            <w:hyperlink w:history="1" r:id="rIdxfxo8uen9lg9rngavwrsy">
               <w:r>
                 <w:rPr>
                   <w:rFonts w:ascii="Arial" w:cs="Arial" w:eastAsia="Arial" w:hAnsi="Arial"/>
@@ -6589,7 +6589,7 @@
               <w:spacing w:after="10" w:before="0"/>
               <w:ind w:left="120"/>
             </w:pPr>
-            <w:hyperlink w:history="1" r:id="rIdbj84t0o-a6mgcevpgk-ml">
+            <w:hyperlink w:history="1" r:id="rId4t5s68nyg5nbpqa98z_v4">
               <w:r>
                 <w:rPr>
                   <w:rFonts w:ascii="Arial" w:cs="Arial" w:eastAsia="Arial" w:hAnsi="Arial"/>
@@ -6634,7 +6634,7 @@
             <w:pPr>
               <w:spacing w:after="20" w:before="0"/>
             </w:pPr>
-            <w:hyperlink w:history="1" r:id="rIdpukpsj0uatv5agzdz0mwg">
+            <w:hyperlink w:history="1" r:id="rIdgvikv4kxacwctxzms2eww">
               <w:r>
                 <w:rPr>
                   <w:rFonts w:ascii="Arial" w:cs="Arial" w:eastAsia="Arial" w:hAnsi="Arial"/>
@@ -6667,7 +6667,7 @@
               <w:spacing w:after="10" w:before="0"/>
               <w:ind w:left="120"/>
             </w:pPr>
-            <w:hyperlink w:history="1" r:id="rId_ibmx9ldqcxbw8cxl5axh">
+            <w:hyperlink w:history="1" r:id="rId042y4xxwdcwgc5nw4dfr7">
               <w:r>
                 <w:rPr>
                   <w:rFonts w:ascii="Arial" w:cs="Arial" w:eastAsia="Arial" w:hAnsi="Arial"/>
@@ -6875,7 +6875,7 @@
             <w:pPr>
               <w:spacing w:after="20" w:before="0"/>
             </w:pPr>
-            <w:hyperlink w:history="1" r:id="rIdd9y81ytahsjdfw5z8nq07">
+            <w:hyperlink w:history="1" r:id="rId5oecvmbyazuif0xsr8had">
               <w:r>
                 <w:rPr>
                   <w:rFonts w:ascii="Arial" w:cs="Arial" w:eastAsia="Arial" w:hAnsi="Arial"/>
@@ -6908,7 +6908,7 @@
               <w:spacing w:after="10" w:before="0"/>
               <w:ind w:left="120"/>
             </w:pPr>
-            <w:hyperlink w:history="1" r:id="rIdld_5ybzl9pqo2lvoyao1m">
+            <w:hyperlink w:history="1" r:id="rIdxwmfphupb6uchg3idbdpx">
               <w:r>
                 <w:rPr>
                   <w:rFonts w:ascii="Arial" w:cs="Arial" w:eastAsia="Arial" w:hAnsi="Arial"/>
@@ -6953,7 +6953,7 @@
             <w:pPr>
               <w:spacing w:after="20" w:before="0"/>
             </w:pPr>
-            <w:hyperlink w:history="1" r:id="rIdnjbzkqm3xofavvbhq87c1">
+            <w:hyperlink w:history="1" r:id="rId4oujmsreahjqpsiirzdpo">
               <w:r>
                 <w:rPr>
                   <w:rFonts w:ascii="Arial" w:cs="Arial" w:eastAsia="Arial" w:hAnsi="Arial"/>
@@ -6986,7 +6986,7 @@
               <w:spacing w:after="10" w:before="0"/>
               <w:ind w:left="120"/>
             </w:pPr>
-            <w:hyperlink w:history="1" r:id="rIdfc0e_cphzvhrn2kruz_kx">
+            <w:hyperlink w:history="1" r:id="rIdsyncvysxdkgim3iwlye6t">
               <w:r>
                 <w:rPr>
                   <w:rFonts w:ascii="Arial" w:cs="Arial" w:eastAsia="Arial" w:hAnsi="Arial"/>
@@ -7194,7 +7194,7 @@
             <w:pPr>
               <w:spacing w:after="20" w:before="0"/>
             </w:pPr>
-            <w:hyperlink w:history="1" r:id="rId9l8bov6da0u659i9ydukm">
+            <w:hyperlink w:history="1" r:id="rId4di4ba88colkdpjro4wjh">
               <w:r>
                 <w:rPr>
                   <w:rFonts w:ascii="Arial" w:cs="Arial" w:eastAsia="Arial" w:hAnsi="Arial"/>
@@ -7227,7 +7227,7 @@
               <w:spacing w:after="10" w:before="0"/>
               <w:ind w:left="120"/>
             </w:pPr>
-            <w:hyperlink w:history="1" r:id="rIdjzj0shewm6xoed7nle_vz">
+            <w:hyperlink w:history="1" r:id="rIdic4qsuvwu4iw-ez1itg3u">
               <w:r>
                 <w:rPr>
                   <w:rFonts w:ascii="Arial" w:cs="Arial" w:eastAsia="Arial" w:hAnsi="Arial"/>
@@ -7272,7 +7272,7 @@
             <w:pPr>
               <w:spacing w:after="20" w:before="0"/>
             </w:pPr>
-            <w:hyperlink w:history="1" r:id="rIdoz--cvqrydbc0oynxxgsc">
+            <w:hyperlink w:history="1" r:id="rIdy3ecnbwkf3vle_rjmzcvm">
               <w:r>
                 <w:rPr>
                   <w:rFonts w:ascii="Arial" w:cs="Arial" w:eastAsia="Arial" w:hAnsi="Arial"/>
@@ -7305,7 +7305,7 @@
               <w:spacing w:after="10" w:before="0"/>
               <w:ind w:left="120"/>
             </w:pPr>
-            <w:hyperlink w:history="1" r:id="rIdjd6kqyejyxjpcijaepkft">
+            <w:hyperlink w:history="1" r:id="rId8rx4salhr8n_dicnwx-fi">
               <w:r>
                 <w:rPr>
                   <w:rFonts w:ascii="Arial" w:cs="Arial" w:eastAsia="Arial" w:hAnsi="Arial"/>
@@ -7513,7 +7513,7 @@
             <w:pPr>
               <w:spacing w:after="20" w:before="0"/>
             </w:pPr>
-            <w:hyperlink w:history="1" r:id="rIdpqxr4cn3v68midnkmcgse">
+            <w:hyperlink w:history="1" r:id="rIdr68qovgegjy5k7-83hlad">
               <w:r>
                 <w:rPr>
                   <w:rFonts w:ascii="Arial" w:cs="Arial" w:eastAsia="Arial" w:hAnsi="Arial"/>
@@ -7546,7 +7546,7 @@
               <w:spacing w:after="10" w:before="0"/>
               <w:ind w:left="120"/>
             </w:pPr>
-            <w:hyperlink w:history="1" r:id="rIdm6g_ifse4dhaeiv6qfe_i">
+            <w:hyperlink w:history="1" r:id="rIdv50wpo7qzun9wvwhtyhwg">
               <w:r>
                 <w:rPr>
                   <w:rFonts w:ascii="Arial" w:cs="Arial" w:eastAsia="Arial" w:hAnsi="Arial"/>
@@ -7591,7 +7591,7 @@
             <w:pPr>
               <w:spacing w:after="20" w:before="0"/>
             </w:pPr>
-            <w:hyperlink w:history="1" r:id="rIdop8dv8q9riws0piispg2a">
+            <w:hyperlink w:history="1" r:id="rIddg1oxqn01kdd-m648rnyn">
               <w:r>
                 <w:rPr>
                   <w:rFonts w:ascii="Arial" w:cs="Arial" w:eastAsia="Arial" w:hAnsi="Arial"/>
@@ -7624,7 +7624,7 @@
               <w:spacing w:after="10" w:before="0"/>
               <w:ind w:left="120"/>
             </w:pPr>
-            <w:hyperlink w:history="1" r:id="rIddcznf1_5_dmt7n0pzwemn">
+            <w:hyperlink w:history="1" r:id="rIdwdndz27drafgp5mwwwslv">
               <w:r>
                 <w:rPr>
                   <w:rFonts w:ascii="Arial" w:cs="Arial" w:eastAsia="Arial" w:hAnsi="Arial"/>
@@ -7832,7 +7832,7 @@
             <w:pPr>
               <w:spacing w:after="20" w:before="0"/>
             </w:pPr>
-            <w:hyperlink w:history="1" r:id="rIdnnexymspvlmlrgldcoa84">
+            <w:hyperlink w:history="1" r:id="rIdc9nyukj6posnumstd0_ca">
               <w:r>
                 <w:rPr>
                   <w:rFonts w:ascii="Arial" w:cs="Arial" w:eastAsia="Arial" w:hAnsi="Arial"/>
@@ -7865,7 +7865,7 @@
               <w:spacing w:after="10" w:before="0"/>
               <w:ind w:left="120"/>
             </w:pPr>
-            <w:hyperlink w:history="1" r:id="rIdqnrxch2jeq7fi2snmvqxf">
+            <w:hyperlink w:history="1" r:id="rIdduwainp9xo1ag4cci_i_a">
               <w:r>
                 <w:rPr>
                   <w:rFonts w:ascii="Arial" w:cs="Arial" w:eastAsia="Arial" w:hAnsi="Arial"/>
@@ -7910,7 +7910,7 @@
             <w:pPr>
               <w:spacing w:after="20" w:before="0"/>
             </w:pPr>
-            <w:hyperlink w:history="1" r:id="rIdkzcndooalndor6yeece-i">
+            <w:hyperlink w:history="1" r:id="rId2uztctzxnqro13-xmfbvp">
               <w:r>
                 <w:rPr>
                   <w:rFonts w:ascii="Arial" w:cs="Arial" w:eastAsia="Arial" w:hAnsi="Arial"/>
@@ -7943,7 +7943,7 @@
               <w:spacing w:after="10" w:before="0"/>
               <w:ind w:left="120"/>
             </w:pPr>
-            <w:hyperlink w:history="1" r:id="rIdkolxqwdurz8tpkvrvfwm8">
+            <w:hyperlink w:history="1" r:id="rIdsvlearckj7bperzigzlf9">
               <w:r>
                 <w:rPr>
                   <w:rFonts w:ascii="Arial" w:cs="Arial" w:eastAsia="Arial" w:hAnsi="Arial"/>
@@ -9722,7 +9722,7 @@
             <w:pPr>
               <w:spacing w:after="20" w:before="0"/>
             </w:pPr>
-            <w:hyperlink w:history="1" r:id="rIdrlwwshjfpyt-p8hkljfx-">
+            <w:hyperlink w:history="1" r:id="rIdppyzabsgtzqtzzbhp4-i4">
               <w:r>
                 <w:rPr>
                   <w:rFonts w:ascii="Arial" w:cs="Arial" w:eastAsia="Arial" w:hAnsi="Arial"/>
@@ -9755,7 +9755,7 @@
               <w:spacing w:after="10" w:before="0"/>
               <w:ind w:left="120"/>
             </w:pPr>
-            <w:hyperlink w:history="1" r:id="rIdaporqs4nphouuv_xv0cew">
+            <w:hyperlink w:history="1" r:id="rIda0byt_7iddtm6fjjdh3_i">
               <w:r>
                 <w:rPr>
                   <w:rFonts w:ascii="Arial" w:cs="Arial" w:eastAsia="Arial" w:hAnsi="Arial"/>
@@ -9800,7 +9800,7 @@
             <w:pPr>
               <w:spacing w:after="20" w:before="0"/>
             </w:pPr>
-            <w:hyperlink w:history="1" r:id="rIdnxxmrr777xso0ki4gfwt9">
+            <w:hyperlink w:history="1" r:id="rIdl-5emgcvuseq118txr6tp">
               <w:r>
                 <w:rPr>
                   <w:rFonts w:ascii="Arial" w:cs="Arial" w:eastAsia="Arial" w:hAnsi="Arial"/>
@@ -9833,7 +9833,7 @@
               <w:spacing w:after="10" w:before="0"/>
               <w:ind w:left="120"/>
             </w:pPr>
-            <w:hyperlink w:history="1" r:id="rIdoyluaqa-nqytxttlbidjm">
+            <w:hyperlink w:history="1" r:id="rIdppfuotvmy7e8ggwfpjaoz">
               <w:r>
                 <w:rPr>
                   <w:rFonts w:ascii="Arial" w:cs="Arial" w:eastAsia="Arial" w:hAnsi="Arial"/>
@@ -10041,7 +10041,7 @@
             <w:pPr>
               <w:spacing w:after="20" w:before="0"/>
             </w:pPr>
-            <w:hyperlink w:history="1" r:id="rIdlus6j2t04-eff8inmybte">
+            <w:hyperlink w:history="1" r:id="rIdj-codpb1v7smdoy5d5gho">
               <w:r>
                 <w:rPr>
                   <w:rFonts w:ascii="Arial" w:cs="Arial" w:eastAsia="Arial" w:hAnsi="Arial"/>
@@ -10074,7 +10074,7 @@
               <w:spacing w:after="10" w:before="0"/>
               <w:ind w:left="120"/>
             </w:pPr>
-            <w:hyperlink w:history="1" r:id="rIdql5ea8o9y-udomjiygdu-">
+            <w:hyperlink w:history="1" r:id="rIdwjwnqvsckkxjohv4arrjd">
               <w:r>
                 <w:rPr>
                   <w:rFonts w:ascii="Arial" w:cs="Arial" w:eastAsia="Arial" w:hAnsi="Arial"/>
@@ -10119,7 +10119,7 @@
             <w:pPr>
               <w:spacing w:after="20" w:before="0"/>
             </w:pPr>
-            <w:hyperlink w:history="1" r:id="rIdnxiudbmbfp6mag2zmvy2y">
+            <w:hyperlink w:history="1" r:id="rIdwwmlmertd9efsj8_sf48p">
               <w:r>
                 <w:rPr>
                   <w:rFonts w:ascii="Arial" w:cs="Arial" w:eastAsia="Arial" w:hAnsi="Arial"/>
@@ -10152,7 +10152,7 @@
               <w:spacing w:after="10" w:before="0"/>
               <w:ind w:left="120"/>
             </w:pPr>
-            <w:hyperlink w:history="1" r:id="rIdjackr3uaua5i_jqrlhjhd">
+            <w:hyperlink w:history="1" r:id="rIdecivdmetqi-z7bi5c_ndl">
               <w:r>
                 <w:rPr>
                   <w:rFonts w:ascii="Arial" w:cs="Arial" w:eastAsia="Arial" w:hAnsi="Arial"/>
@@ -10360,7 +10360,7 @@
             <w:pPr>
               <w:spacing w:after="20" w:before="0"/>
             </w:pPr>
-            <w:hyperlink w:history="1" r:id="rIdfuidoucbxbvbkkqeszxis">
+            <w:hyperlink w:history="1" r:id="rIduh6_4srwa4eltd8tnx0os">
               <w:r>
                 <w:rPr>
                   <w:rFonts w:ascii="Arial" w:cs="Arial" w:eastAsia="Arial" w:hAnsi="Arial"/>
@@ -10393,7 +10393,7 @@
               <w:spacing w:after="10" w:before="0"/>
               <w:ind w:left="120"/>
             </w:pPr>
-            <w:hyperlink w:history="1" r:id="rId0lcsyxtk-qou-i9zo0bmc">
+            <w:hyperlink w:history="1" r:id="rIdwj0ffvnitioewstjgpeva">
               <w:r>
                 <w:rPr>
                   <w:rFonts w:ascii="Arial" w:cs="Arial" w:eastAsia="Arial" w:hAnsi="Arial"/>
@@ -10438,7 +10438,7 @@
             <w:pPr>
               <w:spacing w:after="20" w:before="0"/>
             </w:pPr>
-            <w:hyperlink w:history="1" r:id="rId4xaqxptwjuhaxgwqmff5t">
+            <w:hyperlink w:history="1" r:id="rIdb_ff-7gmyk4fpjjindgkc">
               <w:r>
                 <w:rPr>
                   <w:rFonts w:ascii="Arial" w:cs="Arial" w:eastAsia="Arial" w:hAnsi="Arial"/>
@@ -10471,7 +10471,7 @@
               <w:spacing w:after="10" w:before="0"/>
               <w:ind w:left="120"/>
             </w:pPr>
-            <w:hyperlink w:history="1" r:id="rIdk19sqbe26mid_wfmqyhmd">
+            <w:hyperlink w:history="1" r:id="rIdztxwmnjej_apvfqsvidru">
               <w:r>
                 <w:rPr>
                   <w:rFonts w:ascii="Arial" w:cs="Arial" w:eastAsia="Arial" w:hAnsi="Arial"/>
@@ -10679,7 +10679,7 @@
             <w:pPr>
               <w:spacing w:after="20" w:before="0"/>
             </w:pPr>
-            <w:hyperlink w:history="1" r:id="rId8tcbise8tvbl9zgfnwrw6">
+            <w:hyperlink w:history="1" r:id="rIdnyg0i_vh14o6cqnj4rh3p">
               <w:r>
                 <w:rPr>
                   <w:rFonts w:ascii="Arial" w:cs="Arial" w:eastAsia="Arial" w:hAnsi="Arial"/>
@@ -10712,7 +10712,7 @@
               <w:spacing w:after="10" w:before="0"/>
               <w:ind w:left="120"/>
             </w:pPr>
-            <w:hyperlink w:history="1" r:id="rIdow4suzximifp3hnvvvpwj">
+            <w:hyperlink w:history="1" r:id="rIddy3balbcurkg2unvzzr49">
               <w:r>
                 <w:rPr>
                   <w:rFonts w:ascii="Arial" w:cs="Arial" w:eastAsia="Arial" w:hAnsi="Arial"/>
@@ -10757,7 +10757,7 @@
             <w:pPr>
               <w:spacing w:after="20" w:before="0"/>
             </w:pPr>
-            <w:hyperlink w:history="1" r:id="rId34ornqvyjemw0gm030k-r">
+            <w:hyperlink w:history="1" r:id="rIdpnowf7gasb3refqaqe2l4">
               <w:r>
                 <w:rPr>
                   <w:rFonts w:ascii="Arial" w:cs="Arial" w:eastAsia="Arial" w:hAnsi="Arial"/>
@@ -10790,7 +10790,7 @@
               <w:spacing w:after="10" w:before="0"/>
               <w:ind w:left="120"/>
             </w:pPr>
-            <w:hyperlink w:history="1" r:id="rIdv6onjftjfk-_ixfotnkac">
+            <w:hyperlink w:history="1" r:id="rId51vfmxus-tqnlczsykixj">
               <w:r>
                 <w:rPr>
                   <w:rFonts w:ascii="Arial" w:cs="Arial" w:eastAsia="Arial" w:hAnsi="Arial"/>
@@ -10998,7 +10998,7 @@
             <w:pPr>
               <w:spacing w:after="20" w:before="0"/>
             </w:pPr>
-            <w:hyperlink w:history="1" r:id="rIdg6p2mn3r9iyurkuqdivmj">
+            <w:hyperlink w:history="1" r:id="rId0tdjajdmbwc-oqlgqbjzw">
               <w:r>
                 <w:rPr>
                   <w:rFonts w:ascii="Arial" w:cs="Arial" w:eastAsia="Arial" w:hAnsi="Arial"/>
@@ -11031,7 +11031,7 @@
               <w:spacing w:after="10" w:before="0"/>
               <w:ind w:left="120"/>
             </w:pPr>
-            <w:hyperlink w:history="1" r:id="rIdxajshp8o1tahvc-jhwbjj">
+            <w:hyperlink w:history="1" r:id="rId598pwl6o2cqrwgvs-vua0">
               <w:r>
                 <w:rPr>
                   <w:rFonts w:ascii="Arial" w:cs="Arial" w:eastAsia="Arial" w:hAnsi="Arial"/>
@@ -11076,7 +11076,7 @@
             <w:pPr>
               <w:spacing w:after="20" w:before="0"/>
             </w:pPr>
-            <w:hyperlink w:history="1" r:id="rIdwmlle7bslbqusdkzpkqxt">
+            <w:hyperlink w:history="1" r:id="rIdzehsq_gp2n1yv03dvo3fh">
               <w:r>
                 <w:rPr>
                   <w:rFonts w:ascii="Arial" w:cs="Arial" w:eastAsia="Arial" w:hAnsi="Arial"/>
@@ -11109,7 +11109,7 @@
               <w:spacing w:after="10" w:before="0"/>
               <w:ind w:left="120"/>
             </w:pPr>
-            <w:hyperlink w:history="1" r:id="rIdwalznzrp0v553gptuwul0">
+            <w:hyperlink w:history="1" r:id="rIdsw-gi0rdq86hg-srfkf3k">
               <w:r>
                 <w:rPr>
                   <w:rFonts w:ascii="Arial" w:cs="Arial" w:eastAsia="Arial" w:hAnsi="Arial"/>
@@ -12888,7 +12888,7 @@
             <w:pPr>
               <w:spacing w:after="20" w:before="0"/>
             </w:pPr>
-            <w:hyperlink w:history="1" r:id="rIdifwsbwyzvuk23pzrjxmqp">
+            <w:hyperlink w:history="1" r:id="rIdr_ghvdsr2rhrj5bkcwbot">
               <w:r>
                 <w:rPr>
                   <w:rFonts w:ascii="Arial" w:cs="Arial" w:eastAsia="Arial" w:hAnsi="Arial"/>
@@ -12921,7 +12921,7 @@
               <w:spacing w:after="10" w:before="0"/>
               <w:ind w:left="120"/>
             </w:pPr>
-            <w:hyperlink w:history="1" r:id="rIdvk96jiiezajmsotou16xe">
+            <w:hyperlink w:history="1" r:id="rIdstptchhbk33jyineomuqg">
               <w:r>
                 <w:rPr>
                   <w:rFonts w:ascii="Arial" w:cs="Arial" w:eastAsia="Arial" w:hAnsi="Arial"/>
@@ -12966,7 +12966,7 @@
             <w:pPr>
               <w:spacing w:after="20" w:before="0"/>
             </w:pPr>
-            <w:hyperlink w:history="1" r:id="rIdcd-98xgpsdo0ftwocp_qb">
+            <w:hyperlink w:history="1" r:id="rIdnygebubexc0dwgaa6jjh7">
               <w:r>
                 <w:rPr>
                   <w:rFonts w:ascii="Arial" w:cs="Arial" w:eastAsia="Arial" w:hAnsi="Arial"/>
@@ -12999,7 +12999,7 @@
               <w:spacing w:after="10" w:before="0"/>
               <w:ind w:left="120"/>
             </w:pPr>
-            <w:hyperlink w:history="1" r:id="rIddc4gsfqpmo1fd-w8tdfol">
+            <w:hyperlink w:history="1" r:id="rIdussg_sd-hnwyzjuvubu7p">
               <w:r>
                 <w:rPr>
                   <w:rFonts w:ascii="Arial" w:cs="Arial" w:eastAsia="Arial" w:hAnsi="Arial"/>
@@ -13207,7 +13207,7 @@
             <w:pPr>
               <w:spacing w:after="20" w:before="0"/>
             </w:pPr>
-            <w:hyperlink w:history="1" r:id="rIdcfa7q_h612g7co3v89jwb">
+            <w:hyperlink w:history="1" r:id="rIddjcrrxuwo0-k4xyc-aaos">
               <w:r>
                 <w:rPr>
                   <w:rFonts w:ascii="Arial" w:cs="Arial" w:eastAsia="Arial" w:hAnsi="Arial"/>
@@ -13240,7 +13240,7 @@
               <w:spacing w:after="10" w:before="0"/>
               <w:ind w:left="120"/>
             </w:pPr>
-            <w:hyperlink w:history="1" r:id="rIdtg_731mecsl7vkvxcih03">
+            <w:hyperlink w:history="1" r:id="rIdwfctgktdwudfcr9qpj3-2">
               <w:r>
                 <w:rPr>
                   <w:rFonts w:ascii="Arial" w:cs="Arial" w:eastAsia="Arial" w:hAnsi="Arial"/>
@@ -13285,7 +13285,7 @@
             <w:pPr>
               <w:spacing w:after="20" w:before="0"/>
             </w:pPr>
-            <w:hyperlink w:history="1" r:id="rIdn-b7fh4nny3rckjax9miz">
+            <w:hyperlink w:history="1" r:id="rIdwks_btsae4e-3d4euze26">
               <w:r>
                 <w:rPr>
                   <w:rFonts w:ascii="Arial" w:cs="Arial" w:eastAsia="Arial" w:hAnsi="Arial"/>
@@ -13318,7 +13318,7 @@
               <w:spacing w:after="10" w:before="0"/>
               <w:ind w:left="120"/>
             </w:pPr>
-            <w:hyperlink w:history="1" r:id="rIdp0w_f4vx56kjwqoydy_vr">
+            <w:hyperlink w:history="1" r:id="rIdzn95h9fio_mllj2tdp5es">
               <w:r>
                 <w:rPr>
                   <w:rFonts w:ascii="Arial" w:cs="Arial" w:eastAsia="Arial" w:hAnsi="Arial"/>
@@ -13526,7 +13526,7 @@
             <w:pPr>
               <w:spacing w:after="20" w:before="0"/>
             </w:pPr>
-            <w:hyperlink w:history="1" r:id="rId632_pxyhrvsxjhi_von_u">
+            <w:hyperlink w:history="1" r:id="rIdf0pma2tkbxegkepyxysvs">
               <w:r>
                 <w:rPr>
                   <w:rFonts w:ascii="Arial" w:cs="Arial" w:eastAsia="Arial" w:hAnsi="Arial"/>
@@ -13559,7 +13559,7 @@
               <w:spacing w:after="10" w:before="0"/>
               <w:ind w:left="120"/>
             </w:pPr>
-            <w:hyperlink w:history="1" r:id="rIdwmeruohqs9bqgc8qjft-w">
+            <w:hyperlink w:history="1" r:id="rId307g4n8nav6zg-indcwhw">
               <w:r>
                 <w:rPr>
                   <w:rFonts w:ascii="Arial" w:cs="Arial" w:eastAsia="Arial" w:hAnsi="Arial"/>
@@ -13604,7 +13604,7 @@
             <w:pPr>
               <w:spacing w:after="20" w:before="0"/>
             </w:pPr>
-            <w:hyperlink w:history="1" r:id="rId2mtqlyw9hcxg6imaqb4wk">
+            <w:hyperlink w:history="1" r:id="rIdbp5rsbfsnu_knj8gbhxes">
               <w:r>
                 <w:rPr>
                   <w:rFonts w:ascii="Arial" w:cs="Arial" w:eastAsia="Arial" w:hAnsi="Arial"/>
@@ -13637,7 +13637,7 @@
               <w:spacing w:after="10" w:before="0"/>
               <w:ind w:left="120"/>
             </w:pPr>
-            <w:hyperlink w:history="1" r:id="rIds8wne0t7nemi8dfpatp6r">
+            <w:hyperlink w:history="1" r:id="rIdeii0ntmpvwnwdk25ttv-l">
               <w:r>
                 <w:rPr>
                   <w:rFonts w:ascii="Arial" w:cs="Arial" w:eastAsia="Arial" w:hAnsi="Arial"/>
@@ -13845,7 +13845,7 @@
             <w:pPr>
               <w:spacing w:after="20" w:before="0"/>
             </w:pPr>
-            <w:hyperlink w:history="1" r:id="rIdze2z-drwmxh2quxdiwe56">
+            <w:hyperlink w:history="1" r:id="rId7tncc84ne1tur9gg5jti8">
               <w:r>
                 <w:rPr>
                   <w:rFonts w:ascii="Arial" w:cs="Arial" w:eastAsia="Arial" w:hAnsi="Arial"/>
@@ -13878,7 +13878,7 @@
               <w:spacing w:after="10" w:before="0"/>
               <w:ind w:left="120"/>
             </w:pPr>
-            <w:hyperlink w:history="1" r:id="rIdpdpo3s689tp0uk_skcn1v">
+            <w:hyperlink w:history="1" r:id="rIdcez7rashaky-wqkkxacpf">
               <w:r>
                 <w:rPr>
                   <w:rFonts w:ascii="Arial" w:cs="Arial" w:eastAsia="Arial" w:hAnsi="Arial"/>
@@ -13923,7 +13923,7 @@
             <w:pPr>
               <w:spacing w:after="20" w:before="0"/>
             </w:pPr>
-            <w:hyperlink w:history="1" r:id="rIdsjlo4viugqsxv3axt48i5">
+            <w:hyperlink w:history="1" r:id="rIdjkqju8lolaen0qteggery">
               <w:r>
                 <w:rPr>
                   <w:rFonts w:ascii="Arial" w:cs="Arial" w:eastAsia="Arial" w:hAnsi="Arial"/>
@@ -13956,7 +13956,7 @@
               <w:spacing w:after="10" w:before="0"/>
               <w:ind w:left="120"/>
             </w:pPr>
-            <w:hyperlink w:history="1" r:id="rIdozdz3dndvoio9whgkypqk">
+            <w:hyperlink w:history="1" r:id="rIdfprtjyubjlucv1fdufsno">
               <w:r>
                 <w:rPr>
                   <w:rFonts w:ascii="Arial" w:cs="Arial" w:eastAsia="Arial" w:hAnsi="Arial"/>
@@ -14164,7 +14164,7 @@
             <w:pPr>
               <w:spacing w:after="20" w:before="0"/>
             </w:pPr>
-            <w:hyperlink w:history="1" r:id="rIdkcqc7k83ri9ntu-i0iu2w">
+            <w:hyperlink w:history="1" r:id="rIda0stqyc-7db4lt-wf5cen">
               <w:r>
                 <w:rPr>
                   <w:rFonts w:ascii="Arial" w:cs="Arial" w:eastAsia="Arial" w:hAnsi="Arial"/>
@@ -14197,7 +14197,7 @@
               <w:spacing w:after="10" w:before="0"/>
               <w:ind w:left="120"/>
             </w:pPr>
-            <w:hyperlink w:history="1" r:id="rIdzdbcykpr1cafxt-jdzb-y">
+            <w:hyperlink w:history="1" r:id="rId1yvgwwh_c45qydfdnrjgj">
               <w:r>
                 <w:rPr>
                   <w:rFonts w:ascii="Arial" w:cs="Arial" w:eastAsia="Arial" w:hAnsi="Arial"/>
@@ -14242,7 +14242,7 @@
             <w:pPr>
               <w:spacing w:after="20" w:before="0"/>
             </w:pPr>
-            <w:hyperlink w:history="1" r:id="rIdumyvaoopidmxfhtbqvn6k">
+            <w:hyperlink w:history="1" r:id="rIdvwpkv-qtesv6ni4s-hiwv">
               <w:r>
                 <w:rPr>
                   <w:rFonts w:ascii="Arial" w:cs="Arial" w:eastAsia="Arial" w:hAnsi="Arial"/>
@@ -14275,7 +14275,7 @@
               <w:spacing w:after="10" w:before="0"/>
               <w:ind w:left="120"/>
             </w:pPr>
-            <w:hyperlink w:history="1" r:id="rIdysaqiihv8ien5pmxe2rmd">
+            <w:hyperlink w:history="1" r:id="rIdl3dm_afj4itmxieshmz65">
               <w:r>
                 <w:rPr>
                   <w:rFonts w:ascii="Arial" w:cs="Arial" w:eastAsia="Arial" w:hAnsi="Arial"/>
@@ -16054,7 +16054,7 @@
             <w:pPr>
               <w:spacing w:after="20" w:before="0"/>
             </w:pPr>
-            <w:hyperlink w:history="1" r:id="rIdthdaisptifnwg6_fl8ejq">
+            <w:hyperlink w:history="1" r:id="rIdx7oiasuscrrkm-tmh4pkb">
               <w:r>
                 <w:rPr>
                   <w:rFonts w:ascii="Arial" w:cs="Arial" w:eastAsia="Arial" w:hAnsi="Arial"/>
@@ -16087,7 +16087,7 @@
               <w:spacing w:after="10" w:before="0"/>
               <w:ind w:left="120"/>
             </w:pPr>
-            <w:hyperlink w:history="1" r:id="rIdhn_iyn5chicvn15ueonc-">
+            <w:hyperlink w:history="1" r:id="rIdb5gw02a_xwnibjpgw-fs2">
               <w:r>
                 <w:rPr>
                   <w:rFonts w:ascii="Arial" w:cs="Arial" w:eastAsia="Arial" w:hAnsi="Arial"/>
@@ -16132,7 +16132,7 @@
             <w:pPr>
               <w:spacing w:after="20" w:before="0"/>
             </w:pPr>
-            <w:hyperlink w:history="1" r:id="rId39sxtyuojs2n12fxdosgj">
+            <w:hyperlink w:history="1" r:id="rIdhp2kxtwy3qxc6yfqy16d_">
               <w:r>
                 <w:rPr>
                   <w:rFonts w:ascii="Arial" w:cs="Arial" w:eastAsia="Arial" w:hAnsi="Arial"/>
@@ -16165,7 +16165,7 @@
               <w:spacing w:after="10" w:before="0"/>
               <w:ind w:left="120"/>
             </w:pPr>
-            <w:hyperlink w:history="1" r:id="rIdzsytaq_fcjfzxjsedz23m">
+            <w:hyperlink w:history="1" r:id="rIdjkjseqp2punumja5olbwc">
               <w:r>
                 <w:rPr>
                   <w:rFonts w:ascii="Arial" w:cs="Arial" w:eastAsia="Arial" w:hAnsi="Arial"/>
@@ -16373,7 +16373,7 @@
             <w:pPr>
               <w:spacing w:after="20" w:before="0"/>
             </w:pPr>
-            <w:hyperlink w:history="1" r:id="rIdmyeuo_o6_1s6pn9uqu867">
+            <w:hyperlink w:history="1" r:id="rId6ygrnn2-ag7jw-kfdpjqp">
               <w:r>
                 <w:rPr>
                   <w:rFonts w:ascii="Arial" w:cs="Arial" w:eastAsia="Arial" w:hAnsi="Arial"/>
@@ -16406,7 +16406,7 @@
               <w:spacing w:after="10" w:before="0"/>
               <w:ind w:left="120"/>
             </w:pPr>
-            <w:hyperlink w:history="1" r:id="rIdcnhnzqnzjbul7nlvoyxua">
+            <w:hyperlink w:history="1" r:id="rIdb-v5fukgamrrjnlb9cvb6">
               <w:r>
                 <w:rPr>
                   <w:rFonts w:ascii="Arial" w:cs="Arial" w:eastAsia="Arial" w:hAnsi="Arial"/>
@@ -16451,7 +16451,7 @@
             <w:pPr>
               <w:spacing w:after="20" w:before="0"/>
             </w:pPr>
-            <w:hyperlink w:history="1" r:id="rIdjkavcjdzwsgh_6m2gcpc8">
+            <w:hyperlink w:history="1" r:id="rIdsje43xdeyhy08zonprfob">
               <w:r>
                 <w:rPr>
                   <w:rFonts w:ascii="Arial" w:cs="Arial" w:eastAsia="Arial" w:hAnsi="Arial"/>
@@ -16484,7 +16484,7 @@
               <w:spacing w:after="10" w:before="0"/>
               <w:ind w:left="120"/>
             </w:pPr>
-            <w:hyperlink w:history="1" r:id="rIduyl2plo6w101jwvdfqxnz">
+            <w:hyperlink w:history="1" r:id="rIdeqzmnxwbkc5ewlo0rpavv">
               <w:r>
                 <w:rPr>
                   <w:rFonts w:ascii="Arial" w:cs="Arial" w:eastAsia="Arial" w:hAnsi="Arial"/>
@@ -16692,7 +16692,7 @@
             <w:pPr>
               <w:spacing w:after="20" w:before="0"/>
             </w:pPr>
-            <w:hyperlink w:history="1" r:id="rIdhbz1tcrcgq0yt4bqvxs0l">
+            <w:hyperlink w:history="1" r:id="rIdbdgxclt0zd_1-hgwlu_nl">
               <w:r>
                 <w:rPr>
                   <w:rFonts w:ascii="Arial" w:cs="Arial" w:eastAsia="Arial" w:hAnsi="Arial"/>
@@ -16725,7 +16725,7 @@
               <w:spacing w:after="10" w:before="0"/>
               <w:ind w:left="120"/>
             </w:pPr>
-            <w:hyperlink w:history="1" r:id="rIdwrha_pzoucamkoyomxs7j">
+            <w:hyperlink w:history="1" r:id="rIdige105khuth1mo9bh5bww">
               <w:r>
                 <w:rPr>
                   <w:rFonts w:ascii="Arial" w:cs="Arial" w:eastAsia="Arial" w:hAnsi="Arial"/>
@@ -16770,7 +16770,7 @@
             <w:pPr>
               <w:spacing w:after="20" w:before="0"/>
             </w:pPr>
-            <w:hyperlink w:history="1" r:id="rId4m4zilgfwl0t0hyeo13eu">
+            <w:hyperlink w:history="1" r:id="rIdvn17jeqa7utcgnjzaefjy">
               <w:r>
                 <w:rPr>
                   <w:rFonts w:ascii="Arial" w:cs="Arial" w:eastAsia="Arial" w:hAnsi="Arial"/>
@@ -16803,7 +16803,7 @@
               <w:spacing w:after="10" w:before="0"/>
               <w:ind w:left="120"/>
             </w:pPr>
-            <w:hyperlink w:history="1" r:id="rIdqipiqkbcqtpk1ew5cut8u">
+            <w:hyperlink w:history="1" r:id="rIdpyf-rg8fvhrfmwl5c4lld">
               <w:r>
                 <w:rPr>
                   <w:rFonts w:ascii="Arial" w:cs="Arial" w:eastAsia="Arial" w:hAnsi="Arial"/>
@@ -17011,7 +17011,7 @@
             <w:pPr>
               <w:spacing w:after="20" w:before="0"/>
             </w:pPr>
-            <w:hyperlink w:history="1" r:id="rIdtu6_glrojy6unmfzqcy1e">
+            <w:hyperlink w:history="1" r:id="rId0ws3qovk27ukzsgy3oqfu">
               <w:r>
                 <w:rPr>
                   <w:rFonts w:ascii="Arial" w:cs="Arial" w:eastAsia="Arial" w:hAnsi="Arial"/>
@@ -17044,7 +17044,7 @@
               <w:spacing w:after="10" w:before="0"/>
               <w:ind w:left="120"/>
             </w:pPr>
-            <w:hyperlink w:history="1" r:id="rIdgy9j1lyjjrorarvwzqp_v">
+            <w:hyperlink w:history="1" r:id="rIdg93d_yhvimptgappuynf9">
               <w:r>
                 <w:rPr>
                   <w:rFonts w:ascii="Arial" w:cs="Arial" w:eastAsia="Arial" w:hAnsi="Arial"/>
@@ -17089,7 +17089,7 @@
             <w:pPr>
               <w:spacing w:after="20" w:before="0"/>
             </w:pPr>
-            <w:hyperlink w:history="1" r:id="rIdhasskcfa_j4fsetphfwwe">
+            <w:hyperlink w:history="1" r:id="rIdqme2ho1c-l9wpl5yazadv">
               <w:r>
                 <w:rPr>
                   <w:rFonts w:ascii="Arial" w:cs="Arial" w:eastAsia="Arial" w:hAnsi="Arial"/>
@@ -17122,7 +17122,7 @@
               <w:spacing w:after="10" w:before="0"/>
               <w:ind w:left="120"/>
             </w:pPr>
-            <w:hyperlink w:history="1" r:id="rIddjhshp6yroief3gedrden">
+            <w:hyperlink w:history="1" r:id="rId_qikxy7bol6p3wwcack2n">
               <w:r>
                 <w:rPr>
                   <w:rFonts w:ascii="Arial" w:cs="Arial" w:eastAsia="Arial" w:hAnsi="Arial"/>
@@ -17330,7 +17330,7 @@
             <w:pPr>
               <w:spacing w:after="20" w:before="0"/>
             </w:pPr>
-            <w:hyperlink w:history="1" r:id="rIdhmrewtgme-s-bfxsw6hie">
+            <w:hyperlink w:history="1" r:id="rIdjx6o9baudyku7eejjsvz3">
               <w:r>
                 <w:rPr>
                   <w:rFonts w:ascii="Arial" w:cs="Arial" w:eastAsia="Arial" w:hAnsi="Arial"/>
@@ -17363,7 +17363,7 @@
               <w:spacing w:after="10" w:before="0"/>
               <w:ind w:left="120"/>
             </w:pPr>
-            <w:hyperlink w:history="1" r:id="rIdzrdyhgy06yydbnigtxl-d">
+            <w:hyperlink w:history="1" r:id="rIdzdht_clp4gtamfzhzloco">
               <w:r>
                 <w:rPr>
                   <w:rFonts w:ascii="Arial" w:cs="Arial" w:eastAsia="Arial" w:hAnsi="Arial"/>
@@ -17408,7 +17408,7 @@
             <w:pPr>
               <w:spacing w:after="20" w:before="0"/>
             </w:pPr>
-            <w:hyperlink w:history="1" r:id="rIddkhgpx1ywg_lwvtzx8bil">
+            <w:hyperlink w:history="1" r:id="rIdofewddarpu_afvjl__kiw">
               <w:r>
                 <w:rPr>
                   <w:rFonts w:ascii="Arial" w:cs="Arial" w:eastAsia="Arial" w:hAnsi="Arial"/>
@@ -17441,7 +17441,7 @@
               <w:spacing w:after="10" w:before="0"/>
               <w:ind w:left="120"/>
             </w:pPr>
-            <w:hyperlink w:history="1" r:id="rIdnmfnl7rwyw29y7mmvt_xg">
+            <w:hyperlink w:history="1" r:id="rIdjqbeyt5s9nm-fmlalipzu">
               <w:r>
                 <w:rPr>
                   <w:rFonts w:ascii="Arial" w:cs="Arial" w:eastAsia="Arial" w:hAnsi="Arial"/>
@@ -19240,7 +19240,7 @@
             <w:pPr>
               <w:spacing w:after="20" w:before="0"/>
             </w:pPr>
-            <w:hyperlink w:history="1" r:id="rIdse2ppyqw8oozygw2r5wne">
+            <w:hyperlink w:history="1" r:id="rIdy6nzg4be1qepa4_s2sc_r">
               <w:r>
                 <w:rPr>
                   <w:rFonts w:ascii="Arial" w:cs="Arial" w:eastAsia="Arial" w:hAnsi="Arial"/>
@@ -19273,7 +19273,7 @@
               <w:spacing w:after="10" w:before="0"/>
               <w:ind w:left="120"/>
             </w:pPr>
-            <w:hyperlink w:history="1" r:id="rId_palrp_akqema_xuxzngk">
+            <w:hyperlink w:history="1" r:id="rIdd0dqw5o2mpuh6rcbeyrw4">
               <w:r>
                 <w:rPr>
                   <w:rFonts w:ascii="Arial" w:cs="Arial" w:eastAsia="Arial" w:hAnsi="Arial"/>
@@ -19318,7 +19318,7 @@
             <w:pPr>
               <w:spacing w:after="20" w:before="0"/>
             </w:pPr>
-            <w:hyperlink w:history="1" r:id="rId7wxbq06u7vg6qwgari6_m">
+            <w:hyperlink w:history="1" r:id="rIdo_mngo3vadntzqsvnigx2">
               <w:r>
                 <w:rPr>
                   <w:rFonts w:ascii="Arial" w:cs="Arial" w:eastAsia="Arial" w:hAnsi="Arial"/>
@@ -19351,7 +19351,7 @@
               <w:spacing w:after="10" w:before="0"/>
               <w:ind w:left="120"/>
             </w:pPr>
-            <w:hyperlink w:history="1" r:id="rIdsj_hntpo9r7xcoilvspyc">
+            <w:hyperlink w:history="1" r:id="rIdcp_tzagja1sxuttkok3eo">
               <w:r>
                 <w:rPr>
                   <w:rFonts w:ascii="Arial" w:cs="Arial" w:eastAsia="Arial" w:hAnsi="Arial"/>
@@ -19559,7 +19559,7 @@
             <w:pPr>
               <w:spacing w:after="20" w:before="0"/>
             </w:pPr>
-            <w:hyperlink w:history="1" r:id="rId8chjwn5jiec8qi5-kmxqb">
+            <w:hyperlink w:history="1" r:id="rIdnghi3ymyf5uw3hbi_bq_s">
               <w:r>
                 <w:rPr>
                   <w:rFonts w:ascii="Arial" w:cs="Arial" w:eastAsia="Arial" w:hAnsi="Arial"/>
@@ -19592,7 +19592,7 @@
               <w:spacing w:after="10" w:before="0"/>
               <w:ind w:left="120"/>
             </w:pPr>
-            <w:hyperlink w:history="1" r:id="rIducrwsfdtubxz1keadjls0">
+            <w:hyperlink w:history="1" r:id="rIdubfjataegdsr7dgrpjubm">
               <w:r>
                 <w:rPr>
                   <w:rFonts w:ascii="Arial" w:cs="Arial" w:eastAsia="Arial" w:hAnsi="Arial"/>
@@ -19637,7 +19637,7 @@
             <w:pPr>
               <w:spacing w:after="20" w:before="0"/>
             </w:pPr>
-            <w:hyperlink w:history="1" r:id="rIdrax7jo76-tsxgujurxt64">
+            <w:hyperlink w:history="1" r:id="rIdy4ognm3lh44ixiggq9bb9">
               <w:r>
                 <w:rPr>
                   <w:rFonts w:ascii="Arial" w:cs="Arial" w:eastAsia="Arial" w:hAnsi="Arial"/>
@@ -19670,7 +19670,7 @@
               <w:spacing w:after="10" w:before="0"/>
               <w:ind w:left="120"/>
             </w:pPr>
-            <w:hyperlink w:history="1" r:id="rIdyqntcdcbjw3etfdzao9s5">
+            <w:hyperlink w:history="1" r:id="rIdtsjh94ggb5eeddjnjpfkh">
               <w:r>
                 <w:rPr>
                   <w:rFonts w:ascii="Arial" w:cs="Arial" w:eastAsia="Arial" w:hAnsi="Arial"/>
@@ -19878,7 +19878,7 @@
             <w:pPr>
               <w:spacing w:after="20" w:before="0"/>
             </w:pPr>
-            <w:hyperlink w:history="1" r:id="rIdwa9ag9_6dixymviehvboo">
+            <w:hyperlink w:history="1" r:id="rIduqwzjpr4wujukwqjhefe9">
               <w:r>
                 <w:rPr>
                   <w:rFonts w:ascii="Arial" w:cs="Arial" w:eastAsia="Arial" w:hAnsi="Arial"/>
@@ -19911,7 +19911,7 @@
               <w:spacing w:after="10" w:before="0"/>
               <w:ind w:left="120"/>
             </w:pPr>
-            <w:hyperlink w:history="1" r:id="rId7nr38tsx8inuqa-hlqxw0">
+            <w:hyperlink w:history="1" r:id="rIdxlay0nivht3kx3i_9qyls">
               <w:r>
                 <w:rPr>
                   <w:rFonts w:ascii="Arial" w:cs="Arial" w:eastAsia="Arial" w:hAnsi="Arial"/>
@@ -19956,7 +19956,7 @@
             <w:pPr>
               <w:spacing w:after="20" w:before="0"/>
             </w:pPr>
-            <w:hyperlink w:history="1" r:id="rIdnq7nuvr6tdij1kpt0jlbs">
+            <w:hyperlink w:history="1" r:id="rId_omtlovocvfjv1mm_zb-s">
               <w:r>
                 <w:rPr>
                   <w:rFonts w:ascii="Arial" w:cs="Arial" w:eastAsia="Arial" w:hAnsi="Arial"/>
@@ -19989,7 +19989,7 @@
               <w:spacing w:after="10" w:before="0"/>
               <w:ind w:left="120"/>
             </w:pPr>
-            <w:hyperlink w:history="1" r:id="rIdejwfdf6qc8uvcsxfrmugm">
+            <w:hyperlink w:history="1" r:id="rId-lwwlx8iybcuvl9mhhfp2">
               <w:r>
                 <w:rPr>
                   <w:rFonts w:ascii="Arial" w:cs="Arial" w:eastAsia="Arial" w:hAnsi="Arial"/>
@@ -20197,7 +20197,7 @@
             <w:pPr>
               <w:spacing w:after="20" w:before="0"/>
             </w:pPr>
-            <w:hyperlink w:history="1" r:id="rIdwx2u163h6u4m-lvfeu89m">
+            <w:hyperlink w:history="1" r:id="rIdzflm009g6diomyzhjvzsw">
               <w:r>
                 <w:rPr>
                   <w:rFonts w:ascii="Arial" w:cs="Arial" w:eastAsia="Arial" w:hAnsi="Arial"/>
@@ -20230,7 +20230,7 @@
               <w:spacing w:after="10" w:before="0"/>
               <w:ind w:left="120"/>
             </w:pPr>
-            <w:hyperlink w:history="1" r:id="rId73-ydbiz0edsv5jeu1h7d">
+            <w:hyperlink w:history="1" r:id="rIdxyphkgk7yqqyni6niztgv">
               <w:r>
                 <w:rPr>
                   <w:rFonts w:ascii="Arial" w:cs="Arial" w:eastAsia="Arial" w:hAnsi="Arial"/>
@@ -20275,7 +20275,7 @@
             <w:pPr>
               <w:spacing w:after="20" w:before="0"/>
             </w:pPr>
-            <w:hyperlink w:history="1" r:id="rIdnhjonikanzob8hrhg10_b">
+            <w:hyperlink w:history="1" r:id="rIdwkvvvot2ekygardsfxzpk">
               <w:r>
                 <w:rPr>
                   <w:rFonts w:ascii="Arial" w:cs="Arial" w:eastAsia="Arial" w:hAnsi="Arial"/>
@@ -20308,7 +20308,7 @@
               <w:spacing w:after="10" w:before="0"/>
               <w:ind w:left="120"/>
             </w:pPr>
-            <w:hyperlink w:history="1" r:id="rId-3pko1a-zeofhrnhdilqp">
+            <w:hyperlink w:history="1" r:id="rIdt9fc5p8oni7czqyvwa59m">
               <w:r>
                 <w:rPr>
                   <w:rFonts w:ascii="Arial" w:cs="Arial" w:eastAsia="Arial" w:hAnsi="Arial"/>
@@ -20516,7 +20516,7 @@
             <w:pPr>
               <w:spacing w:after="20" w:before="0"/>
             </w:pPr>
-            <w:hyperlink w:history="1" r:id="rIdz8ol7wpqhi6gurmrfywra">
+            <w:hyperlink w:history="1" r:id="rIdpt9tg7asccwlekfboaj-_">
               <w:r>
                 <w:rPr>
                   <w:rFonts w:ascii="Arial" w:cs="Arial" w:eastAsia="Arial" w:hAnsi="Arial"/>
@@ -20549,7 +20549,7 @@
               <w:spacing w:after="10" w:before="0"/>
               <w:ind w:left="120"/>
             </w:pPr>
-            <w:hyperlink w:history="1" r:id="rIdh4vx5dsstqqcjv6ohtl8b">
+            <w:hyperlink w:history="1" r:id="rId1nx9bgvw3c9l3vx5rvsbh">
               <w:r>
                 <w:rPr>
                   <w:rFonts w:ascii="Arial" w:cs="Arial" w:eastAsia="Arial" w:hAnsi="Arial"/>
@@ -20594,7 +20594,7 @@
             <w:pPr>
               <w:spacing w:after="20" w:before="0"/>
             </w:pPr>
-            <w:hyperlink w:history="1" r:id="rId4qhio5vw_hhpeixmk2ih1">
+            <w:hyperlink w:history="1" r:id="rIdg1rjospp25rusj03zhqwy">
               <w:r>
                 <w:rPr>
                   <w:rFonts w:ascii="Arial" w:cs="Arial" w:eastAsia="Arial" w:hAnsi="Arial"/>
@@ -20627,7 +20627,7 @@
               <w:spacing w:after="10" w:before="0"/>
               <w:ind w:left="120"/>
             </w:pPr>
-            <w:hyperlink w:history="1" r:id="rIdkub6pwhojil1cmnrkp01p">
+            <w:hyperlink w:history="1" r:id="rIdmedxoq5bihl2kxqq63lpo">
               <w:r>
                 <w:rPr>
                   <w:rFonts w:ascii="Arial" w:cs="Arial" w:eastAsia="Arial" w:hAnsi="Arial"/>
@@ -22406,7 +22406,7 @@
             <w:pPr>
               <w:spacing w:after="20" w:before="0"/>
             </w:pPr>
-            <w:hyperlink w:history="1" r:id="rIdfcotifck0py6eeidime9g">
+            <w:hyperlink w:history="1" r:id="rIdi56vm9irsk6-wmdzabphk">
               <w:r>
                 <w:rPr>
                   <w:rFonts w:ascii="Arial" w:cs="Arial" w:eastAsia="Arial" w:hAnsi="Arial"/>
@@ -22439,7 +22439,7 @@
               <w:spacing w:after="10" w:before="0"/>
               <w:ind w:left="120"/>
             </w:pPr>
-            <w:hyperlink w:history="1" r:id="rIdheqcnpvjjb6_qaw8ciugt">
+            <w:hyperlink w:history="1" r:id="rIdvbyih8xi_v-ejschyoryt">
               <w:r>
                 <w:rPr>
                   <w:rFonts w:ascii="Arial" w:cs="Arial" w:eastAsia="Arial" w:hAnsi="Arial"/>
@@ -22484,7 +22484,7 @@
             <w:pPr>
               <w:spacing w:after="20" w:before="0"/>
             </w:pPr>
-            <w:hyperlink w:history="1" r:id="rIdno_tdxvoegkzcc3r1yrkc">
+            <w:hyperlink w:history="1" r:id="rIdadyksboo5opy67gu3w7lk">
               <w:r>
                 <w:rPr>
                   <w:rFonts w:ascii="Arial" w:cs="Arial" w:eastAsia="Arial" w:hAnsi="Arial"/>
@@ -22517,7 +22517,7 @@
               <w:spacing w:after="10" w:before="0"/>
               <w:ind w:left="120"/>
             </w:pPr>
-            <w:hyperlink w:history="1" r:id="rIdxhztwbfzao5po9tpgu5c-">
+            <w:hyperlink w:history="1" r:id="rIdi8kqstmsqqkfio8mkent3">
               <w:r>
                 <w:rPr>
                   <w:rFonts w:ascii="Arial" w:cs="Arial" w:eastAsia="Arial" w:hAnsi="Arial"/>
@@ -22725,7 +22725,7 @@
             <w:pPr>
               <w:spacing w:after="20" w:before="0"/>
             </w:pPr>
-            <w:hyperlink w:history="1" r:id="rIdbpbkvovqcvgxg0mdcagfq">
+            <w:hyperlink w:history="1" r:id="rIdpat1m8byjgxko2nqmt-bu">
               <w:r>
                 <w:rPr>
                   <w:rFonts w:ascii="Arial" w:cs="Arial" w:eastAsia="Arial" w:hAnsi="Arial"/>
@@ -22758,7 +22758,7 @@
               <w:spacing w:after="10" w:before="0"/>
               <w:ind w:left="120"/>
             </w:pPr>
-            <w:hyperlink w:history="1" r:id="rId0qb0eazvob8orqaf9hspy">
+            <w:hyperlink w:history="1" r:id="rIdkmhqhbsm72g4kabc8q0f6">
               <w:r>
                 <w:rPr>
                   <w:rFonts w:ascii="Arial" w:cs="Arial" w:eastAsia="Arial" w:hAnsi="Arial"/>
@@ -22803,7 +22803,7 @@
             <w:pPr>
               <w:spacing w:after="20" w:before="0"/>
             </w:pPr>
-            <w:hyperlink w:history="1" r:id="rIdfhlmpl3_e03jqxzxhjscd">
+            <w:hyperlink w:history="1" r:id="rIdkm5bvimbsva_yrt75c1yl">
               <w:r>
                 <w:rPr>
                   <w:rFonts w:ascii="Arial" w:cs="Arial" w:eastAsia="Arial" w:hAnsi="Arial"/>
@@ -22836,7 +22836,7 @@
               <w:spacing w:after="10" w:before="0"/>
               <w:ind w:left="120"/>
             </w:pPr>
-            <w:hyperlink w:history="1" r:id="rIdtmetno-mybxikm_k7g6sh">
+            <w:hyperlink w:history="1" r:id="rIdhbguqdyfbexl7zflrkfrg">
               <w:r>
                 <w:rPr>
                   <w:rFonts w:ascii="Arial" w:cs="Arial" w:eastAsia="Arial" w:hAnsi="Arial"/>
@@ -23044,7 +23044,7 @@
             <w:pPr>
               <w:spacing w:after="20" w:before="0"/>
             </w:pPr>
-            <w:hyperlink w:history="1" r:id="rIdja9rfhpns-6q4k8baukp9">
+            <w:hyperlink w:history="1" r:id="rIdfangwfprhe1gxgzsjrzyk">
               <w:r>
                 <w:rPr>
                   <w:rFonts w:ascii="Arial" w:cs="Arial" w:eastAsia="Arial" w:hAnsi="Arial"/>
@@ -23077,7 +23077,7 @@
               <w:spacing w:after="10" w:before="0"/>
               <w:ind w:left="120"/>
             </w:pPr>
-            <w:hyperlink w:history="1" r:id="rIdtkzegnr7j9yhz1piyxhgr">
+            <w:hyperlink w:history="1" r:id="rIdq9yq4ev8j_cuv-v1ttlpb">
               <w:r>
                 <w:rPr>
                   <w:rFonts w:ascii="Arial" w:cs="Arial" w:eastAsia="Arial" w:hAnsi="Arial"/>
@@ -23122,7 +23122,7 @@
             <w:pPr>
               <w:spacing w:after="20" w:before="0"/>
             </w:pPr>
-            <w:hyperlink w:history="1" r:id="rIdangodmkqh8k7_lhim1k85">
+            <w:hyperlink w:history="1" r:id="rIdf_a1v5k0qxi13rrlgyhpp">
               <w:r>
                 <w:rPr>
                   <w:rFonts w:ascii="Arial" w:cs="Arial" w:eastAsia="Arial" w:hAnsi="Arial"/>
@@ -23155,7 +23155,7 @@
               <w:spacing w:after="10" w:before="0"/>
               <w:ind w:left="120"/>
             </w:pPr>
-            <w:hyperlink w:history="1" r:id="rId784yhqx21oivhxgznboq2">
+            <w:hyperlink w:history="1" r:id="rIdd3ycok_2fw4fv7c5hm5un">
               <w:r>
                 <w:rPr>
                   <w:rFonts w:ascii="Arial" w:cs="Arial" w:eastAsia="Arial" w:hAnsi="Arial"/>
@@ -23363,7 +23363,7 @@
             <w:pPr>
               <w:spacing w:after="20" w:before="0"/>
             </w:pPr>
-            <w:hyperlink w:history="1" r:id="rId72dscnrmfgmybzpocal56">
+            <w:hyperlink w:history="1" r:id="rIdathls1mxnkgfkvhi3dic2">
               <w:r>
                 <w:rPr>
                   <w:rFonts w:ascii="Arial" w:cs="Arial" w:eastAsia="Arial" w:hAnsi="Arial"/>
@@ -23396,7 +23396,7 @@
               <w:spacing w:after="10" w:before="0"/>
               <w:ind w:left="120"/>
             </w:pPr>
-            <w:hyperlink w:history="1" r:id="rIdezbzfljmotqzx9kzjdbm0">
+            <w:hyperlink w:history="1" r:id="rIduy3fm1fforlnfes-qggrw">
               <w:r>
                 <w:rPr>
                   <w:rFonts w:ascii="Arial" w:cs="Arial" w:eastAsia="Arial" w:hAnsi="Arial"/>
@@ -23441,7 +23441,7 @@
             <w:pPr>
               <w:spacing w:after="20" w:before="0"/>
             </w:pPr>
-            <w:hyperlink w:history="1" r:id="rIdkd0rvsmzeolh2q_oga_a5">
+            <w:hyperlink w:history="1" r:id="rIdiwtgv9d8akwhgoteu6mtj">
               <w:r>
                 <w:rPr>
                   <w:rFonts w:ascii="Arial" w:cs="Arial" w:eastAsia="Arial" w:hAnsi="Arial"/>
@@ -23474,7 +23474,7 @@
               <w:spacing w:after="10" w:before="0"/>
               <w:ind w:left="120"/>
             </w:pPr>
-            <w:hyperlink w:history="1" r:id="rIdwoikbu7ng5xpcz5zgzrqr">
+            <w:hyperlink w:history="1" r:id="rIdc7aawxqhbduszvgk5syz8">
               <w:r>
                 <w:rPr>
                   <w:rFonts w:ascii="Arial" w:cs="Arial" w:eastAsia="Arial" w:hAnsi="Arial"/>
@@ -23682,7 +23682,7 @@
             <w:pPr>
               <w:spacing w:after="20" w:before="0"/>
             </w:pPr>
-            <w:hyperlink w:history="1" r:id="rIdr-j7hjuy5kvrxgfqkbk1i">
+            <w:hyperlink w:history="1" r:id="rIdluqaobdswe7w4ybrgcyj7">
               <w:r>
                 <w:rPr>
                   <w:rFonts w:ascii="Arial" w:cs="Arial" w:eastAsia="Arial" w:hAnsi="Arial"/>
@@ -23715,7 +23715,7 @@
               <w:spacing w:after="10" w:before="0"/>
               <w:ind w:left="120"/>
             </w:pPr>
-            <w:hyperlink w:history="1" r:id="rIdkgevo-whktureqoysnxrf">
+            <w:hyperlink w:history="1" r:id="rId5f7aryf2cabt_rcfp9cqy">
               <w:r>
                 <w:rPr>
                   <w:rFonts w:ascii="Arial" w:cs="Arial" w:eastAsia="Arial" w:hAnsi="Arial"/>
@@ -23760,7 +23760,7 @@
             <w:pPr>
               <w:spacing w:after="20" w:before="0"/>
             </w:pPr>
-            <w:hyperlink w:history="1" r:id="rIdo_r-k0zc4dfrabw7u66sg">
+            <w:hyperlink w:history="1" r:id="rIdzo_qa_jjyh5bqtale7epm">
               <w:r>
                 <w:rPr>
                   <w:rFonts w:ascii="Arial" w:cs="Arial" w:eastAsia="Arial" w:hAnsi="Arial"/>
@@ -23793,7 +23793,7 @@
               <w:spacing w:after="10" w:before="0"/>
               <w:ind w:left="120"/>
             </w:pPr>
-            <w:hyperlink w:history="1" r:id="rIdrmv-vsqwri4rfvqce7clf">
+            <w:hyperlink w:history="1" r:id="rIddwmidlvr39hpprltbs9gc">
               <w:r>
                 <w:rPr>
                   <w:rFonts w:ascii="Arial" w:cs="Arial" w:eastAsia="Arial" w:hAnsi="Arial"/>
@@ -25572,7 +25572,7 @@
             <w:pPr>
               <w:spacing w:after="20" w:before="0"/>
             </w:pPr>
-            <w:hyperlink w:history="1" r:id="rIdgwe11n1own9rrxh0asied">
+            <w:hyperlink w:history="1" r:id="rIdnsbct2wanqnkimvz3aenm">
               <w:r>
                 <w:rPr>
                   <w:rFonts w:ascii="Arial" w:cs="Arial" w:eastAsia="Arial" w:hAnsi="Arial"/>
@@ -25605,7 +25605,7 @@
               <w:spacing w:after="10" w:before="0"/>
               <w:ind w:left="120"/>
             </w:pPr>
-            <w:hyperlink w:history="1" r:id="rIdqpldpa_g38ualwyxsthbh">
+            <w:hyperlink w:history="1" r:id="rIdcfxfqaulzgt6jtwmctoqs">
               <w:r>
                 <w:rPr>
                   <w:rFonts w:ascii="Arial" w:cs="Arial" w:eastAsia="Arial" w:hAnsi="Arial"/>
@@ -25650,7 +25650,7 @@
             <w:pPr>
               <w:spacing w:after="20" w:before="0"/>
             </w:pPr>
-            <w:hyperlink w:history="1" r:id="rIdjtcg8bldyqpqur9v_ai-l">
+            <w:hyperlink w:history="1" r:id="rIdjuzqwh_qzvhvu-xvrbk1q">
               <w:r>
                 <w:rPr>
                   <w:rFonts w:ascii="Arial" w:cs="Arial" w:eastAsia="Arial" w:hAnsi="Arial"/>
@@ -25683,7 +25683,7 @@
               <w:spacing w:after="10" w:before="0"/>
               <w:ind w:left="120"/>
             </w:pPr>
-            <w:hyperlink w:history="1" r:id="rIdbdc31b92gyrwh6kt0nfbm">
+            <w:hyperlink w:history="1" r:id="rIdyb7fwehyl7goho_u-wsrn">
               <w:r>
                 <w:rPr>
                   <w:rFonts w:ascii="Arial" w:cs="Arial" w:eastAsia="Arial" w:hAnsi="Arial"/>
@@ -25891,7 +25891,7 @@
             <w:pPr>
               <w:spacing w:after="20" w:before="0"/>
             </w:pPr>
-            <w:hyperlink w:history="1" r:id="rIdg5ykjr6qe2p8v6zg4i5rt">
+            <w:hyperlink w:history="1" r:id="rIdjepth73qkocafe_qq61wu">
               <w:r>
                 <w:rPr>
                   <w:rFonts w:ascii="Arial" w:cs="Arial" w:eastAsia="Arial" w:hAnsi="Arial"/>
@@ -25924,7 +25924,7 @@
               <w:spacing w:after="10" w:before="0"/>
               <w:ind w:left="120"/>
             </w:pPr>
-            <w:hyperlink w:history="1" r:id="rIdhqhrrkc_ejug3uoufewp1">
+            <w:hyperlink w:history="1" r:id="rIdq9iqzsfisrzkp-rrxh9ob">
               <w:r>
                 <w:rPr>
                   <w:rFonts w:ascii="Arial" w:cs="Arial" w:eastAsia="Arial" w:hAnsi="Arial"/>
@@ -25969,7 +25969,7 @@
             <w:pPr>
               <w:spacing w:after="20" w:before="0"/>
             </w:pPr>
-            <w:hyperlink w:history="1" r:id="rIdvku-qghdypyjsifaic15x">
+            <w:hyperlink w:history="1" r:id="rIdcbnmcwdjgvjnt_b4zf6en">
               <w:r>
                 <w:rPr>
                   <w:rFonts w:ascii="Arial" w:cs="Arial" w:eastAsia="Arial" w:hAnsi="Arial"/>
@@ -26002,7 +26002,7 @@
               <w:spacing w:after="10" w:before="0"/>
               <w:ind w:left="120"/>
             </w:pPr>
-            <w:hyperlink w:history="1" r:id="rIdgc_u4dlkcpjfpr0vkspas">
+            <w:hyperlink w:history="1" r:id="rId7ocwwsmzeosr6jbychtcu">
               <w:r>
                 <w:rPr>
                   <w:rFonts w:ascii="Arial" w:cs="Arial" w:eastAsia="Arial" w:hAnsi="Arial"/>
@@ -26210,7 +26210,7 @@
             <w:pPr>
               <w:spacing w:after="20" w:before="0"/>
             </w:pPr>
-            <w:hyperlink w:history="1" r:id="rIdj-fcgy-xs2omm64lisx_b">
+            <w:hyperlink w:history="1" r:id="rIdtcuhomslk8tqlvtm9hv7f">
               <w:r>
                 <w:rPr>
                   <w:rFonts w:ascii="Arial" w:cs="Arial" w:eastAsia="Arial" w:hAnsi="Arial"/>
@@ -26243,7 +26243,7 @@
               <w:spacing w:after="10" w:before="0"/>
               <w:ind w:left="120"/>
             </w:pPr>
-            <w:hyperlink w:history="1" r:id="rIdgwtxlaq3fmv6x57w6uvgp">
+            <w:hyperlink w:history="1" r:id="rIde6atzie0ty4md_gis0yjj">
               <w:r>
                 <w:rPr>
                   <w:rFonts w:ascii="Arial" w:cs="Arial" w:eastAsia="Arial" w:hAnsi="Arial"/>
@@ -26288,7 +26288,7 @@
             <w:pPr>
               <w:spacing w:after="20" w:before="0"/>
             </w:pPr>
-            <w:hyperlink w:history="1" r:id="rIdt_xuuqdkqfgrwrucicpgc">
+            <w:hyperlink w:history="1" r:id="rIdnoi55tzgczuoef50a-qy-">
               <w:r>
                 <w:rPr>
                   <w:rFonts w:ascii="Arial" w:cs="Arial" w:eastAsia="Arial" w:hAnsi="Arial"/>
@@ -26321,7 +26321,7 @@
               <w:spacing w:after="10" w:before="0"/>
               <w:ind w:left="120"/>
             </w:pPr>
-            <w:hyperlink w:history="1" r:id="rIdhswg6omsirc6uu1sk2rac">
+            <w:hyperlink w:history="1" r:id="rIdcfspdqlkuqyr4gngeueru">
               <w:r>
                 <w:rPr>
                   <w:rFonts w:ascii="Arial" w:cs="Arial" w:eastAsia="Arial" w:hAnsi="Arial"/>
@@ -26529,7 +26529,7 @@
             <w:pPr>
               <w:spacing w:after="20" w:before="0"/>
             </w:pPr>
-            <w:hyperlink w:history="1" r:id="rIdro92pq7x36erixnghgan2">
+            <w:hyperlink w:history="1" r:id="rIdnrec5ifanksj76ainmjjo">
               <w:r>
                 <w:rPr>
                   <w:rFonts w:ascii="Arial" w:cs="Arial" w:eastAsia="Arial" w:hAnsi="Arial"/>
@@ -26562,7 +26562,7 @@
               <w:spacing w:after="10" w:before="0"/>
               <w:ind w:left="120"/>
             </w:pPr>
-            <w:hyperlink w:history="1" r:id="rIdifjqmsvploz2m6jnj-pn1">
+            <w:hyperlink w:history="1" r:id="rIdjedyoz5xv_ijfg8smcuuz">
               <w:r>
                 <w:rPr>
                   <w:rFonts w:ascii="Arial" w:cs="Arial" w:eastAsia="Arial" w:hAnsi="Arial"/>
@@ -26607,7 +26607,7 @@
             <w:pPr>
               <w:spacing w:after="20" w:before="0"/>
             </w:pPr>
-            <w:hyperlink w:history="1" r:id="rIduyys89pssn4j9kqjexnui">
+            <w:hyperlink w:history="1" r:id="rIduzjxjumask5j9rbm4tkri">
               <w:r>
                 <w:rPr>
                   <w:rFonts w:ascii="Arial" w:cs="Arial" w:eastAsia="Arial" w:hAnsi="Arial"/>
@@ -26640,7 +26640,7 @@
               <w:spacing w:after="10" w:before="0"/>
               <w:ind w:left="120"/>
             </w:pPr>
-            <w:hyperlink w:history="1" r:id="rIdsyoh-ypq9e_gvhd2fi7jz">
+            <w:hyperlink w:history="1" r:id="rIdgp9a5agqs_9qusycilhco">
               <w:r>
                 <w:rPr>
                   <w:rFonts w:ascii="Arial" w:cs="Arial" w:eastAsia="Arial" w:hAnsi="Arial"/>
@@ -26848,7 +26848,7 @@
             <w:pPr>
               <w:spacing w:after="20" w:before="0"/>
             </w:pPr>
-            <w:hyperlink w:history="1" r:id="rIdytdy5acfygspjz-z_ley1">
+            <w:hyperlink w:history="1" r:id="rIdwnxobqzavxjplwlqb60tl">
               <w:r>
                 <w:rPr>
                   <w:rFonts w:ascii="Arial" w:cs="Arial" w:eastAsia="Arial" w:hAnsi="Arial"/>
@@ -26881,7 +26881,7 @@
               <w:spacing w:after="10" w:before="0"/>
               <w:ind w:left="120"/>
             </w:pPr>
-            <w:hyperlink w:history="1" r:id="rIdj1xj3l7vo6cwsjabahpih">
+            <w:hyperlink w:history="1" r:id="rId2auncq3qdzmnmhzsythym">
               <w:r>
                 <w:rPr>
                   <w:rFonts w:ascii="Arial" w:cs="Arial" w:eastAsia="Arial" w:hAnsi="Arial"/>
@@ -26926,7 +26926,7 @@
             <w:pPr>
               <w:spacing w:after="20" w:before="0"/>
             </w:pPr>
-            <w:hyperlink w:history="1" r:id="rId1madvr6i_pra1mzfelfj0">
+            <w:hyperlink w:history="1" r:id="rIdgi6tondxwt6n4wmjyl9n2">
               <w:r>
                 <w:rPr>
                   <w:rFonts w:ascii="Arial" w:cs="Arial" w:eastAsia="Arial" w:hAnsi="Arial"/>
@@ -26959,7 +26959,7 @@
               <w:spacing w:after="10" w:before="0"/>
               <w:ind w:left="120"/>
             </w:pPr>
-            <w:hyperlink w:history="1" r:id="rIdunekrzt324gdpaq0d8jbj">
+            <w:hyperlink w:history="1" r:id="rIdi_zooermwkemkdhitkqty">
               <w:r>
                 <w:rPr>
                   <w:rFonts w:ascii="Arial" w:cs="Arial" w:eastAsia="Arial" w:hAnsi="Arial"/>

--- a/data/outputs/docx/Grade 10 Biology/Bio 3.2/Biology_Transport_in_Animals_CBE_LessonSequence.docx
+++ b/data/outputs/docx/Grade 10 Biology/Bio 3.2/Biology_Transport_in_Animals_CBE_LessonSequence.docx
@@ -3390,7 +3390,7 @@
             <w:pPr>
               <w:spacing w:after="20" w:before="0"/>
             </w:pPr>
-            <w:hyperlink w:history="1" r:id="rId9bhrkvrdl0yemkeavftuh">
+            <w:hyperlink w:history="1" r:id="rIdhnu3g6yfgoyo1rwnygedt">
               <w:r>
                 <w:rPr>
                   <w:rFonts w:ascii="Arial" w:cs="Arial" w:eastAsia="Arial" w:hAnsi="Arial"/>
@@ -3423,7 +3423,7 @@
               <w:spacing w:after="10" w:before="0"/>
               <w:ind w:left="120"/>
             </w:pPr>
-            <w:hyperlink w:history="1" r:id="rIdzmmzhjgonqkzxjxczamzq">
+            <w:hyperlink w:history="1" r:id="rIdiawkg-zhcflxcg3mcgf66">
               <w:r>
                 <w:rPr>
                   <w:rFonts w:ascii="Arial" w:cs="Arial" w:eastAsia="Arial" w:hAnsi="Arial"/>
@@ -3468,7 +3468,7 @@
             <w:pPr>
               <w:spacing w:after="20" w:before="0"/>
             </w:pPr>
-            <w:hyperlink w:history="1" r:id="rIdyi-joy4v6axq-mllnudhu">
+            <w:hyperlink w:history="1" r:id="rIdc55tkm8s-x2lzzm4kphl2">
               <w:r>
                 <w:rPr>
                   <w:rFonts w:ascii="Arial" w:cs="Arial" w:eastAsia="Arial" w:hAnsi="Arial"/>
@@ -3501,7 +3501,7 @@
               <w:spacing w:after="10" w:before="0"/>
               <w:ind w:left="120"/>
             </w:pPr>
-            <w:hyperlink w:history="1" r:id="rIdzlio-ohsozlkxnlgvehos">
+            <w:hyperlink w:history="1" r:id="rIdifxrbozaew8w-k7cqqnl_">
               <w:r>
                 <w:rPr>
                   <w:rFonts w:ascii="Arial" w:cs="Arial" w:eastAsia="Arial" w:hAnsi="Arial"/>
@@ -3709,7 +3709,7 @@
             <w:pPr>
               <w:spacing w:after="20" w:before="0"/>
             </w:pPr>
-            <w:hyperlink w:history="1" r:id="rId-atmiqmf7sow3nay5zinn">
+            <w:hyperlink w:history="1" r:id="rId4yntvgubvcauy7momxsqa">
               <w:r>
                 <w:rPr>
                   <w:rFonts w:ascii="Arial" w:cs="Arial" w:eastAsia="Arial" w:hAnsi="Arial"/>
@@ -3742,7 +3742,7 @@
               <w:spacing w:after="10" w:before="0"/>
               <w:ind w:left="120"/>
             </w:pPr>
-            <w:hyperlink w:history="1" r:id="rIdmdcul0mya5txkngch_g2v">
+            <w:hyperlink w:history="1" r:id="rIdlyb0s-rgba6s9e-bp-yjx">
               <w:r>
                 <w:rPr>
                   <w:rFonts w:ascii="Arial" w:cs="Arial" w:eastAsia="Arial" w:hAnsi="Arial"/>
@@ -3787,7 +3787,7 @@
             <w:pPr>
               <w:spacing w:after="20" w:before="0"/>
             </w:pPr>
-            <w:hyperlink w:history="1" r:id="rIdg6h9kuh6ie5jhaop8kdyu">
+            <w:hyperlink w:history="1" r:id="rIdqoqe8chihjzvwprg_fpkx">
               <w:r>
                 <w:rPr>
                   <w:rFonts w:ascii="Arial" w:cs="Arial" w:eastAsia="Arial" w:hAnsi="Arial"/>
@@ -3820,7 +3820,7 @@
               <w:spacing w:after="10" w:before="0"/>
               <w:ind w:left="120"/>
             </w:pPr>
-            <w:hyperlink w:history="1" r:id="rIdavlwjj6ltnsywcpztxgsz">
+            <w:hyperlink w:history="1" r:id="rIdes6b2qfytss_bs2jfajd7">
               <w:r>
                 <w:rPr>
                   <w:rFonts w:ascii="Arial" w:cs="Arial" w:eastAsia="Arial" w:hAnsi="Arial"/>
@@ -4028,7 +4028,7 @@
             <w:pPr>
               <w:spacing w:after="20" w:before="0"/>
             </w:pPr>
-            <w:hyperlink w:history="1" r:id="rIdle9jeelgoqacabklyjn78">
+            <w:hyperlink w:history="1" r:id="rIdzsfoooyoqdo2gehbajrjh">
               <w:r>
                 <w:rPr>
                   <w:rFonts w:ascii="Arial" w:cs="Arial" w:eastAsia="Arial" w:hAnsi="Arial"/>
@@ -4061,7 +4061,7 @@
               <w:spacing w:after="10" w:before="0"/>
               <w:ind w:left="120"/>
             </w:pPr>
-            <w:hyperlink w:history="1" r:id="rId_wgxetil8iwc5a5eiw5ou">
+            <w:hyperlink w:history="1" r:id="rIdyu-wdvpdo9vulsawk_3sc">
               <w:r>
                 <w:rPr>
                   <w:rFonts w:ascii="Arial" w:cs="Arial" w:eastAsia="Arial" w:hAnsi="Arial"/>
@@ -4106,7 +4106,7 @@
             <w:pPr>
               <w:spacing w:after="20" w:before="0"/>
             </w:pPr>
-            <w:hyperlink w:history="1" r:id="rIdc2q6py9pqam6g-ql1j8ym">
+            <w:hyperlink w:history="1" r:id="rIduo0dwh6bjesyqwwyojnhn">
               <w:r>
                 <w:rPr>
                   <w:rFonts w:ascii="Arial" w:cs="Arial" w:eastAsia="Arial" w:hAnsi="Arial"/>
@@ -4139,7 +4139,7 @@
               <w:spacing w:after="10" w:before="0"/>
               <w:ind w:left="120"/>
             </w:pPr>
-            <w:hyperlink w:history="1" r:id="rIdgj_-afzx9_hesvjfxspcm">
+            <w:hyperlink w:history="1" r:id="rIdzhchjqz_5mo_ig6vnpxn3">
               <w:r>
                 <w:rPr>
                   <w:rFonts w:ascii="Arial" w:cs="Arial" w:eastAsia="Arial" w:hAnsi="Arial"/>
@@ -4347,7 +4347,7 @@
             <w:pPr>
               <w:spacing w:after="20" w:before="0"/>
             </w:pPr>
-            <w:hyperlink w:history="1" r:id="rIdm0d8icfms2r446opf4kmp">
+            <w:hyperlink w:history="1" r:id="rIdp36rtnwmwdwzu_1lzw_5g">
               <w:r>
                 <w:rPr>
                   <w:rFonts w:ascii="Arial" w:cs="Arial" w:eastAsia="Arial" w:hAnsi="Arial"/>
@@ -4380,7 +4380,7 @@
               <w:spacing w:after="10" w:before="0"/>
               <w:ind w:left="120"/>
             </w:pPr>
-            <w:hyperlink w:history="1" r:id="rIdsazxcdnuwnwbmzw6all02">
+            <w:hyperlink w:history="1" r:id="rIdxs68bdd9psdk_uuf1fn9r">
               <w:r>
                 <w:rPr>
                   <w:rFonts w:ascii="Arial" w:cs="Arial" w:eastAsia="Arial" w:hAnsi="Arial"/>
@@ -4425,7 +4425,7 @@
             <w:pPr>
               <w:spacing w:after="20" w:before="0"/>
             </w:pPr>
-            <w:hyperlink w:history="1" r:id="rIdbcpo7jnsjkn2vwuhpkpnt">
+            <w:hyperlink w:history="1" r:id="rIdx0q0u_lainxg9zmisfvm9">
               <w:r>
                 <w:rPr>
                   <w:rFonts w:ascii="Arial" w:cs="Arial" w:eastAsia="Arial" w:hAnsi="Arial"/>
@@ -4458,7 +4458,7 @@
               <w:spacing w:after="10" w:before="0"/>
               <w:ind w:left="120"/>
             </w:pPr>
-            <w:hyperlink w:history="1" r:id="rIdm6wmi7ytxzfiv10e380dt">
+            <w:hyperlink w:history="1" r:id="rIdr0ijm0qa5ieczua9j1tmk">
               <w:r>
                 <w:rPr>
                   <w:rFonts w:ascii="Arial" w:cs="Arial" w:eastAsia="Arial" w:hAnsi="Arial"/>
@@ -4666,7 +4666,7 @@
             <w:pPr>
               <w:spacing w:after="20" w:before="0"/>
             </w:pPr>
-            <w:hyperlink w:history="1" r:id="rIdq6gau2s4dyrryksehds81">
+            <w:hyperlink w:history="1" r:id="rIdlrafmmkwfh3ur8pscrg8w">
               <w:r>
                 <w:rPr>
                   <w:rFonts w:ascii="Arial" w:cs="Arial" w:eastAsia="Arial" w:hAnsi="Arial"/>
@@ -4699,7 +4699,7 @@
               <w:spacing w:after="10" w:before="0"/>
               <w:ind w:left="120"/>
             </w:pPr>
-            <w:hyperlink w:history="1" r:id="rIdi0ecubc2k3ezj7uoahox3">
+            <w:hyperlink w:history="1" r:id="rIdieuuvx1raozkwzagicw7y">
               <w:r>
                 <w:rPr>
                   <w:rFonts w:ascii="Arial" w:cs="Arial" w:eastAsia="Arial" w:hAnsi="Arial"/>
@@ -4744,7 +4744,7 @@
             <w:pPr>
               <w:spacing w:after="20" w:before="0"/>
             </w:pPr>
-            <w:hyperlink w:history="1" r:id="rIdjxjhpcak5jzpzvcbai1vv">
+            <w:hyperlink w:history="1" r:id="rIdpadplgqnkn1-a1yhxmg3f">
               <w:r>
                 <w:rPr>
                   <w:rFonts w:ascii="Arial" w:cs="Arial" w:eastAsia="Arial" w:hAnsi="Arial"/>
@@ -4777,7 +4777,7 @@
               <w:spacing w:after="10" w:before="0"/>
               <w:ind w:left="120"/>
             </w:pPr>
-            <w:hyperlink w:history="1" r:id="rIdplcajulyiv7z4fbghqsiz">
+            <w:hyperlink w:history="1" r:id="rId7i72ld352tmpbvzpxfqdn">
               <w:r>
                 <w:rPr>
                   <w:rFonts w:ascii="Arial" w:cs="Arial" w:eastAsia="Arial" w:hAnsi="Arial"/>
@@ -6556,7 +6556,7 @@
             <w:pPr>
               <w:spacing w:after="20" w:before="0"/>
             </w:pPr>
-            <w:hyperlink w:history="1" r:id="rIdxfxo8uen9lg9rngavwrsy">
+            <w:hyperlink w:history="1" r:id="rIdff0vyfd1wxscbhmnria81">
               <w:r>
                 <w:rPr>
                   <w:rFonts w:ascii="Arial" w:cs="Arial" w:eastAsia="Arial" w:hAnsi="Arial"/>
@@ -6589,7 +6589,7 @@
               <w:spacing w:after="10" w:before="0"/>
               <w:ind w:left="120"/>
             </w:pPr>
-            <w:hyperlink w:history="1" r:id="rId4t5s68nyg5nbpqa98z_v4">
+            <w:hyperlink w:history="1" r:id="rIdalapxnuuld2cjomzn0jla">
               <w:r>
                 <w:rPr>
                   <w:rFonts w:ascii="Arial" w:cs="Arial" w:eastAsia="Arial" w:hAnsi="Arial"/>
@@ -6634,7 +6634,7 @@
             <w:pPr>
               <w:spacing w:after="20" w:before="0"/>
             </w:pPr>
-            <w:hyperlink w:history="1" r:id="rIdgvikv4kxacwctxzms2eww">
+            <w:hyperlink w:history="1" r:id="rIdet7t0ycrax9su3gnxtdd3">
               <w:r>
                 <w:rPr>
                   <w:rFonts w:ascii="Arial" w:cs="Arial" w:eastAsia="Arial" w:hAnsi="Arial"/>
@@ -6667,7 +6667,7 @@
               <w:spacing w:after="10" w:before="0"/>
               <w:ind w:left="120"/>
             </w:pPr>
-            <w:hyperlink w:history="1" r:id="rId042y4xxwdcwgc5nw4dfr7">
+            <w:hyperlink w:history="1" r:id="rIdkqbkarocver3eddcqsub_">
               <w:r>
                 <w:rPr>
                   <w:rFonts w:ascii="Arial" w:cs="Arial" w:eastAsia="Arial" w:hAnsi="Arial"/>
@@ -6875,7 +6875,7 @@
             <w:pPr>
               <w:spacing w:after="20" w:before="0"/>
             </w:pPr>
-            <w:hyperlink w:history="1" r:id="rId5oecvmbyazuif0xsr8had">
+            <w:hyperlink w:history="1" r:id="rIdfirvqdokrcqaf7xopclc2">
               <w:r>
                 <w:rPr>
                   <w:rFonts w:ascii="Arial" w:cs="Arial" w:eastAsia="Arial" w:hAnsi="Arial"/>
@@ -6908,7 +6908,7 @@
               <w:spacing w:after="10" w:before="0"/>
               <w:ind w:left="120"/>
             </w:pPr>
-            <w:hyperlink w:history="1" r:id="rIdxwmfphupb6uchg3idbdpx">
+            <w:hyperlink w:history="1" r:id="rIdpghuvsgdbt2ov09b5wkpi">
               <w:r>
                 <w:rPr>
                   <w:rFonts w:ascii="Arial" w:cs="Arial" w:eastAsia="Arial" w:hAnsi="Arial"/>
@@ -6953,7 +6953,7 @@
             <w:pPr>
               <w:spacing w:after="20" w:before="0"/>
             </w:pPr>
-            <w:hyperlink w:history="1" r:id="rId4oujmsreahjqpsiirzdpo">
+            <w:hyperlink w:history="1" r:id="rId77zyad8prsewt1uhycvmx">
               <w:r>
                 <w:rPr>
                   <w:rFonts w:ascii="Arial" w:cs="Arial" w:eastAsia="Arial" w:hAnsi="Arial"/>
@@ -6986,7 +6986,7 @@
               <w:spacing w:after="10" w:before="0"/>
               <w:ind w:left="120"/>
             </w:pPr>
-            <w:hyperlink w:history="1" r:id="rIdsyncvysxdkgim3iwlye6t">
+            <w:hyperlink w:history="1" r:id="rIdxtznwfjilgobygooykz9j">
               <w:r>
                 <w:rPr>
                   <w:rFonts w:ascii="Arial" w:cs="Arial" w:eastAsia="Arial" w:hAnsi="Arial"/>
@@ -7194,7 +7194,7 @@
             <w:pPr>
               <w:spacing w:after="20" w:before="0"/>
             </w:pPr>
-            <w:hyperlink w:history="1" r:id="rId4di4ba88colkdpjro4wjh">
+            <w:hyperlink w:history="1" r:id="rIdsduoaf0y9-msglcpqrez_">
               <w:r>
                 <w:rPr>
                   <w:rFonts w:ascii="Arial" w:cs="Arial" w:eastAsia="Arial" w:hAnsi="Arial"/>
@@ -7227,7 +7227,7 @@
               <w:spacing w:after="10" w:before="0"/>
               <w:ind w:left="120"/>
             </w:pPr>
-            <w:hyperlink w:history="1" r:id="rIdic4qsuvwu4iw-ez1itg3u">
+            <w:hyperlink w:history="1" r:id="rIdh5hqjrnncftjiymochfkq">
               <w:r>
                 <w:rPr>
                   <w:rFonts w:ascii="Arial" w:cs="Arial" w:eastAsia="Arial" w:hAnsi="Arial"/>
@@ -7272,7 +7272,7 @@
             <w:pPr>
               <w:spacing w:after="20" w:before="0"/>
             </w:pPr>
-            <w:hyperlink w:history="1" r:id="rIdy3ecnbwkf3vle_rjmzcvm">
+            <w:hyperlink w:history="1" r:id="rIdh5oan2ffa6qejj6s40voi">
               <w:r>
                 <w:rPr>
                   <w:rFonts w:ascii="Arial" w:cs="Arial" w:eastAsia="Arial" w:hAnsi="Arial"/>
@@ -7305,7 +7305,7 @@
               <w:spacing w:after="10" w:before="0"/>
               <w:ind w:left="120"/>
             </w:pPr>
-            <w:hyperlink w:history="1" r:id="rId8rx4salhr8n_dicnwx-fi">
+            <w:hyperlink w:history="1" r:id="rIdsavrretjcgeurovnrtzdj">
               <w:r>
                 <w:rPr>
                   <w:rFonts w:ascii="Arial" w:cs="Arial" w:eastAsia="Arial" w:hAnsi="Arial"/>
@@ -7513,7 +7513,7 @@
             <w:pPr>
               <w:spacing w:after="20" w:before="0"/>
             </w:pPr>
-            <w:hyperlink w:history="1" r:id="rIdr68qovgegjy5k7-83hlad">
+            <w:hyperlink w:history="1" r:id="rIdksqpe0etc6fvor6op2m2u">
               <w:r>
                 <w:rPr>
                   <w:rFonts w:ascii="Arial" w:cs="Arial" w:eastAsia="Arial" w:hAnsi="Arial"/>
@@ -7546,7 +7546,7 @@
               <w:spacing w:after="10" w:before="0"/>
               <w:ind w:left="120"/>
             </w:pPr>
-            <w:hyperlink w:history="1" r:id="rIdv50wpo7qzun9wvwhtyhwg">
+            <w:hyperlink w:history="1" r:id="rIdgn6qpkjgr1yiffpiawatc">
               <w:r>
                 <w:rPr>
                   <w:rFonts w:ascii="Arial" w:cs="Arial" w:eastAsia="Arial" w:hAnsi="Arial"/>
@@ -7591,7 +7591,7 @@
             <w:pPr>
               <w:spacing w:after="20" w:before="0"/>
             </w:pPr>
-            <w:hyperlink w:history="1" r:id="rIddg1oxqn01kdd-m648rnyn">
+            <w:hyperlink w:history="1" r:id="rId7vjnibqcorgajwygfnlqr">
               <w:r>
                 <w:rPr>
                   <w:rFonts w:ascii="Arial" w:cs="Arial" w:eastAsia="Arial" w:hAnsi="Arial"/>
@@ -7624,7 +7624,7 @@
               <w:spacing w:after="10" w:before="0"/>
               <w:ind w:left="120"/>
             </w:pPr>
-            <w:hyperlink w:history="1" r:id="rIdwdndz27drafgp5mwwwslv">
+            <w:hyperlink w:history="1" r:id="rIdk8swmfyc3jdznu6slbh5v">
               <w:r>
                 <w:rPr>
                   <w:rFonts w:ascii="Arial" w:cs="Arial" w:eastAsia="Arial" w:hAnsi="Arial"/>
@@ -7832,7 +7832,7 @@
             <w:pPr>
               <w:spacing w:after="20" w:before="0"/>
             </w:pPr>
-            <w:hyperlink w:history="1" r:id="rIdc9nyukj6posnumstd0_ca">
+            <w:hyperlink w:history="1" r:id="rIdi9ofrpz0x0gmdoto8qij7">
               <w:r>
                 <w:rPr>
                   <w:rFonts w:ascii="Arial" w:cs="Arial" w:eastAsia="Arial" w:hAnsi="Arial"/>
@@ -7865,7 +7865,7 @@
               <w:spacing w:after="10" w:before="0"/>
               <w:ind w:left="120"/>
             </w:pPr>
-            <w:hyperlink w:history="1" r:id="rIdduwainp9xo1ag4cci_i_a">
+            <w:hyperlink w:history="1" r:id="rIdeogw1zddqh6ego56ghjwv">
               <w:r>
                 <w:rPr>
                   <w:rFonts w:ascii="Arial" w:cs="Arial" w:eastAsia="Arial" w:hAnsi="Arial"/>
@@ -7910,7 +7910,7 @@
             <w:pPr>
               <w:spacing w:after="20" w:before="0"/>
             </w:pPr>
-            <w:hyperlink w:history="1" r:id="rId2uztctzxnqro13-xmfbvp">
+            <w:hyperlink w:history="1" r:id="rIdmjch6dby8nbxszi27_eob">
               <w:r>
                 <w:rPr>
                   <w:rFonts w:ascii="Arial" w:cs="Arial" w:eastAsia="Arial" w:hAnsi="Arial"/>
@@ -7943,7 +7943,7 @@
               <w:spacing w:after="10" w:before="0"/>
               <w:ind w:left="120"/>
             </w:pPr>
-            <w:hyperlink w:history="1" r:id="rIdsvlearckj7bperzigzlf9">
+            <w:hyperlink w:history="1" r:id="rIdk9w0kjxmtqs8c7eqryi96">
               <w:r>
                 <w:rPr>
                   <w:rFonts w:ascii="Arial" w:cs="Arial" w:eastAsia="Arial" w:hAnsi="Arial"/>
@@ -9722,7 +9722,7 @@
             <w:pPr>
               <w:spacing w:after="20" w:before="0"/>
             </w:pPr>
-            <w:hyperlink w:history="1" r:id="rIdppyzabsgtzqtzzbhp4-i4">
+            <w:hyperlink w:history="1" r:id="rIdcg7w5un5uyiwuwx2q1jw-">
               <w:r>
                 <w:rPr>
                   <w:rFonts w:ascii="Arial" w:cs="Arial" w:eastAsia="Arial" w:hAnsi="Arial"/>
@@ -9755,7 +9755,7 @@
               <w:spacing w:after="10" w:before="0"/>
               <w:ind w:left="120"/>
             </w:pPr>
-            <w:hyperlink w:history="1" r:id="rIda0byt_7iddtm6fjjdh3_i">
+            <w:hyperlink w:history="1" r:id="rIdmuvtz3syom7dzpexwbad7">
               <w:r>
                 <w:rPr>
                   <w:rFonts w:ascii="Arial" w:cs="Arial" w:eastAsia="Arial" w:hAnsi="Arial"/>
@@ -9800,7 +9800,7 @@
             <w:pPr>
               <w:spacing w:after="20" w:before="0"/>
             </w:pPr>
-            <w:hyperlink w:history="1" r:id="rIdl-5emgcvuseq118txr6tp">
+            <w:hyperlink w:history="1" r:id="rIdmmhqcqadvpkxp8ithrq3b">
               <w:r>
                 <w:rPr>
                   <w:rFonts w:ascii="Arial" w:cs="Arial" w:eastAsia="Arial" w:hAnsi="Arial"/>
@@ -9833,7 +9833,7 @@
               <w:spacing w:after="10" w:before="0"/>
               <w:ind w:left="120"/>
             </w:pPr>
-            <w:hyperlink w:history="1" r:id="rIdppfuotvmy7e8ggwfpjaoz">
+            <w:hyperlink w:history="1" r:id="rIdc0xlwil-fs38gieeerhkk">
               <w:r>
                 <w:rPr>
                   <w:rFonts w:ascii="Arial" w:cs="Arial" w:eastAsia="Arial" w:hAnsi="Arial"/>
@@ -10041,7 +10041,7 @@
             <w:pPr>
               <w:spacing w:after="20" w:before="0"/>
             </w:pPr>
-            <w:hyperlink w:history="1" r:id="rIdj-codpb1v7smdoy5d5gho">
+            <w:hyperlink w:history="1" r:id="rIdpum5n2mpkf8uo06ylmby7">
               <w:r>
                 <w:rPr>
                   <w:rFonts w:ascii="Arial" w:cs="Arial" w:eastAsia="Arial" w:hAnsi="Arial"/>
@@ -10074,7 +10074,7 @@
               <w:spacing w:after="10" w:before="0"/>
               <w:ind w:left="120"/>
             </w:pPr>
-            <w:hyperlink w:history="1" r:id="rIdwjwnqvsckkxjohv4arrjd">
+            <w:hyperlink w:history="1" r:id="rIdecckxfaefhjkpleha-v32">
               <w:r>
                 <w:rPr>
                   <w:rFonts w:ascii="Arial" w:cs="Arial" w:eastAsia="Arial" w:hAnsi="Arial"/>
@@ -10119,7 +10119,7 @@
             <w:pPr>
               <w:spacing w:after="20" w:before="0"/>
             </w:pPr>
-            <w:hyperlink w:history="1" r:id="rIdwwmlmertd9efsj8_sf48p">
+            <w:hyperlink w:history="1" r:id="rIdod7kbzwg9thfqlubmeztl">
               <w:r>
                 <w:rPr>
                   <w:rFonts w:ascii="Arial" w:cs="Arial" w:eastAsia="Arial" w:hAnsi="Arial"/>
@@ -10152,7 +10152,7 @@
               <w:spacing w:after="10" w:before="0"/>
               <w:ind w:left="120"/>
             </w:pPr>
-            <w:hyperlink w:history="1" r:id="rIdecivdmetqi-z7bi5c_ndl">
+            <w:hyperlink w:history="1" r:id="rId5025qroeer5ycq9xucqou">
               <w:r>
                 <w:rPr>
                   <w:rFonts w:ascii="Arial" w:cs="Arial" w:eastAsia="Arial" w:hAnsi="Arial"/>
@@ -10360,7 +10360,7 @@
             <w:pPr>
               <w:spacing w:after="20" w:before="0"/>
             </w:pPr>
-            <w:hyperlink w:history="1" r:id="rIduh6_4srwa4eltd8tnx0os">
+            <w:hyperlink w:history="1" r:id="rIdrvn8n3roa7_hhx4nmlpwy">
               <w:r>
                 <w:rPr>
                   <w:rFonts w:ascii="Arial" w:cs="Arial" w:eastAsia="Arial" w:hAnsi="Arial"/>
@@ -10393,7 +10393,7 @@
               <w:spacing w:after="10" w:before="0"/>
               <w:ind w:left="120"/>
             </w:pPr>
-            <w:hyperlink w:history="1" r:id="rIdwj0ffvnitioewstjgpeva">
+            <w:hyperlink w:history="1" r:id="rIdxnmupvmxcccl7lqo-ad-k">
               <w:r>
                 <w:rPr>
                   <w:rFonts w:ascii="Arial" w:cs="Arial" w:eastAsia="Arial" w:hAnsi="Arial"/>
@@ -10438,7 +10438,7 @@
             <w:pPr>
               <w:spacing w:after="20" w:before="0"/>
             </w:pPr>
-            <w:hyperlink w:history="1" r:id="rIdb_ff-7gmyk4fpjjindgkc">
+            <w:hyperlink w:history="1" r:id="rId9q7wqhq0muf5b4uv5cr3s">
               <w:r>
                 <w:rPr>
                   <w:rFonts w:ascii="Arial" w:cs="Arial" w:eastAsia="Arial" w:hAnsi="Arial"/>
@@ -10471,7 +10471,7 @@
               <w:spacing w:after="10" w:before="0"/>
               <w:ind w:left="120"/>
             </w:pPr>
-            <w:hyperlink w:history="1" r:id="rIdztxwmnjej_apvfqsvidru">
+            <w:hyperlink w:history="1" r:id="rId9qdr8liz_s83lxou-8hv5">
               <w:r>
                 <w:rPr>
                   <w:rFonts w:ascii="Arial" w:cs="Arial" w:eastAsia="Arial" w:hAnsi="Arial"/>
@@ -10679,7 +10679,7 @@
             <w:pPr>
               <w:spacing w:after="20" w:before="0"/>
             </w:pPr>
-            <w:hyperlink w:history="1" r:id="rIdnyg0i_vh14o6cqnj4rh3p">
+            <w:hyperlink w:history="1" r:id="rIdwm-dwwkoum4jbpukrates">
               <w:r>
                 <w:rPr>
                   <w:rFonts w:ascii="Arial" w:cs="Arial" w:eastAsia="Arial" w:hAnsi="Arial"/>
@@ -10712,7 +10712,7 @@
               <w:spacing w:after="10" w:before="0"/>
               <w:ind w:left="120"/>
             </w:pPr>
-            <w:hyperlink w:history="1" r:id="rIddy3balbcurkg2unvzzr49">
+            <w:hyperlink w:history="1" r:id="rIdrzdym2h4hi-hzp0clxxry">
               <w:r>
                 <w:rPr>
                   <w:rFonts w:ascii="Arial" w:cs="Arial" w:eastAsia="Arial" w:hAnsi="Arial"/>
@@ -10757,7 +10757,7 @@
             <w:pPr>
               <w:spacing w:after="20" w:before="0"/>
             </w:pPr>
-            <w:hyperlink w:history="1" r:id="rIdpnowf7gasb3refqaqe2l4">
+            <w:hyperlink w:history="1" r:id="rIdobwr4nlka4vkwcz9f6k0p">
               <w:r>
                 <w:rPr>
                   <w:rFonts w:ascii="Arial" w:cs="Arial" w:eastAsia="Arial" w:hAnsi="Arial"/>
@@ -10790,7 +10790,7 @@
               <w:spacing w:after="10" w:before="0"/>
               <w:ind w:left="120"/>
             </w:pPr>
-            <w:hyperlink w:history="1" r:id="rId51vfmxus-tqnlczsykixj">
+            <w:hyperlink w:history="1" r:id="rIdcm96lsez8rnjvnf539i1z">
               <w:r>
                 <w:rPr>
                   <w:rFonts w:ascii="Arial" w:cs="Arial" w:eastAsia="Arial" w:hAnsi="Arial"/>
@@ -10998,7 +10998,7 @@
             <w:pPr>
               <w:spacing w:after="20" w:before="0"/>
             </w:pPr>
-            <w:hyperlink w:history="1" r:id="rId0tdjajdmbwc-oqlgqbjzw">
+            <w:hyperlink w:history="1" r:id="rId3jssndk9ig8ph0df_vwoe">
               <w:r>
                 <w:rPr>
                   <w:rFonts w:ascii="Arial" w:cs="Arial" w:eastAsia="Arial" w:hAnsi="Arial"/>
@@ -11031,7 +11031,7 @@
               <w:spacing w:after="10" w:before="0"/>
               <w:ind w:left="120"/>
             </w:pPr>
-            <w:hyperlink w:history="1" r:id="rId598pwl6o2cqrwgvs-vua0">
+            <w:hyperlink w:history="1" r:id="rIdqmffhtjkzq5qtb4aigx5g">
               <w:r>
                 <w:rPr>
                   <w:rFonts w:ascii="Arial" w:cs="Arial" w:eastAsia="Arial" w:hAnsi="Arial"/>
@@ -11076,7 +11076,7 @@
             <w:pPr>
               <w:spacing w:after="20" w:before="0"/>
             </w:pPr>
-            <w:hyperlink w:history="1" r:id="rIdzehsq_gp2n1yv03dvo3fh">
+            <w:hyperlink w:history="1" r:id="rIdsf2fdcyeknxl6dtgpap3q">
               <w:r>
                 <w:rPr>
                   <w:rFonts w:ascii="Arial" w:cs="Arial" w:eastAsia="Arial" w:hAnsi="Arial"/>
@@ -11109,7 +11109,7 @@
               <w:spacing w:after="10" w:before="0"/>
               <w:ind w:left="120"/>
             </w:pPr>
-            <w:hyperlink w:history="1" r:id="rIdsw-gi0rdq86hg-srfkf3k">
+            <w:hyperlink w:history="1" r:id="rId3utulnp27xiph5uyoxeq5">
               <w:r>
                 <w:rPr>
                   <w:rFonts w:ascii="Arial" w:cs="Arial" w:eastAsia="Arial" w:hAnsi="Arial"/>
@@ -12888,7 +12888,7 @@
             <w:pPr>
               <w:spacing w:after="20" w:before="0"/>
             </w:pPr>
-            <w:hyperlink w:history="1" r:id="rIdr_ghvdsr2rhrj5bkcwbot">
+            <w:hyperlink w:history="1" r:id="rId9jlm0zvrpr1gnfzbisrli">
               <w:r>
                 <w:rPr>
                   <w:rFonts w:ascii="Arial" w:cs="Arial" w:eastAsia="Arial" w:hAnsi="Arial"/>
@@ -12921,7 +12921,7 @@
               <w:spacing w:after="10" w:before="0"/>
               <w:ind w:left="120"/>
             </w:pPr>
-            <w:hyperlink w:history="1" r:id="rIdstptchhbk33jyineomuqg">
+            <w:hyperlink w:history="1" r:id="rIdmk2rcxmdreijckzgn_puv">
               <w:r>
                 <w:rPr>
                   <w:rFonts w:ascii="Arial" w:cs="Arial" w:eastAsia="Arial" w:hAnsi="Arial"/>
@@ -12966,7 +12966,7 @@
             <w:pPr>
               <w:spacing w:after="20" w:before="0"/>
             </w:pPr>
-            <w:hyperlink w:history="1" r:id="rIdnygebubexc0dwgaa6jjh7">
+            <w:hyperlink w:history="1" r:id="rId4xpuqmc3iz6a8zoywqmgm">
               <w:r>
                 <w:rPr>
                   <w:rFonts w:ascii="Arial" w:cs="Arial" w:eastAsia="Arial" w:hAnsi="Arial"/>
@@ -12999,7 +12999,7 @@
               <w:spacing w:after="10" w:before="0"/>
               <w:ind w:left="120"/>
             </w:pPr>
-            <w:hyperlink w:history="1" r:id="rIdussg_sd-hnwyzjuvubu7p">
+            <w:hyperlink w:history="1" r:id="rIdhi68zsntzazd_za_zlnxs">
               <w:r>
                 <w:rPr>
                   <w:rFonts w:ascii="Arial" w:cs="Arial" w:eastAsia="Arial" w:hAnsi="Arial"/>
@@ -13207,7 +13207,7 @@
             <w:pPr>
               <w:spacing w:after="20" w:before="0"/>
             </w:pPr>
-            <w:hyperlink w:history="1" r:id="rIddjcrrxuwo0-k4xyc-aaos">
+            <w:hyperlink w:history="1" r:id="rIdhdqrai7pyfehnzbl5gqeu">
               <w:r>
                 <w:rPr>
                   <w:rFonts w:ascii="Arial" w:cs="Arial" w:eastAsia="Arial" w:hAnsi="Arial"/>
@@ -13240,7 +13240,7 @@
               <w:spacing w:after="10" w:before="0"/>
               <w:ind w:left="120"/>
             </w:pPr>
-            <w:hyperlink w:history="1" r:id="rIdwfctgktdwudfcr9qpj3-2">
+            <w:hyperlink w:history="1" r:id="rIduuw-wyktlewdc9r1xlw7s">
               <w:r>
                 <w:rPr>
                   <w:rFonts w:ascii="Arial" w:cs="Arial" w:eastAsia="Arial" w:hAnsi="Arial"/>
@@ -13285,7 +13285,7 @@
             <w:pPr>
               <w:spacing w:after="20" w:before="0"/>
             </w:pPr>
-            <w:hyperlink w:history="1" r:id="rIdwks_btsae4e-3d4euze26">
+            <w:hyperlink w:history="1" r:id="rIdcoregydnvk9pmoprsv-qz">
               <w:r>
                 <w:rPr>
                   <w:rFonts w:ascii="Arial" w:cs="Arial" w:eastAsia="Arial" w:hAnsi="Arial"/>
@@ -13318,7 +13318,7 @@
               <w:spacing w:after="10" w:before="0"/>
               <w:ind w:left="120"/>
             </w:pPr>
-            <w:hyperlink w:history="1" r:id="rIdzn95h9fio_mllj2tdp5es">
+            <w:hyperlink w:history="1" r:id="rIdrdf0nxrwsgvbhyao6atum">
               <w:r>
                 <w:rPr>
                   <w:rFonts w:ascii="Arial" w:cs="Arial" w:eastAsia="Arial" w:hAnsi="Arial"/>
@@ -13526,7 +13526,7 @@
             <w:pPr>
               <w:spacing w:after="20" w:before="0"/>
             </w:pPr>
-            <w:hyperlink w:history="1" r:id="rIdf0pma2tkbxegkepyxysvs">
+            <w:hyperlink w:history="1" r:id="rIdanfznetggl5iy-8hqt2nl">
               <w:r>
                 <w:rPr>
                   <w:rFonts w:ascii="Arial" w:cs="Arial" w:eastAsia="Arial" w:hAnsi="Arial"/>
@@ -13559,7 +13559,7 @@
               <w:spacing w:after="10" w:before="0"/>
               <w:ind w:left="120"/>
             </w:pPr>
-            <w:hyperlink w:history="1" r:id="rId307g4n8nav6zg-indcwhw">
+            <w:hyperlink w:history="1" r:id="rId9xwnej460jphdhkoc28d7">
               <w:r>
                 <w:rPr>
                   <w:rFonts w:ascii="Arial" w:cs="Arial" w:eastAsia="Arial" w:hAnsi="Arial"/>
@@ -13604,7 +13604,7 @@
             <w:pPr>
               <w:spacing w:after="20" w:before="0"/>
             </w:pPr>
-            <w:hyperlink w:history="1" r:id="rIdbp5rsbfsnu_knj8gbhxes">
+            <w:hyperlink w:history="1" r:id="rIdt3-2s0tvk08cajnusmwrz">
               <w:r>
                 <w:rPr>
                   <w:rFonts w:ascii="Arial" w:cs="Arial" w:eastAsia="Arial" w:hAnsi="Arial"/>
@@ -13637,7 +13637,7 @@
               <w:spacing w:after="10" w:before="0"/>
               <w:ind w:left="120"/>
             </w:pPr>
-            <w:hyperlink w:history="1" r:id="rIdeii0ntmpvwnwdk25ttv-l">
+            <w:hyperlink w:history="1" r:id="rIdlags59c0goimmo0nrcbyn">
               <w:r>
                 <w:rPr>
                   <w:rFonts w:ascii="Arial" w:cs="Arial" w:eastAsia="Arial" w:hAnsi="Arial"/>
@@ -13845,7 +13845,7 @@
             <w:pPr>
               <w:spacing w:after="20" w:before="0"/>
             </w:pPr>
-            <w:hyperlink w:history="1" r:id="rId7tncc84ne1tur9gg5jti8">
+            <w:hyperlink w:history="1" r:id="rIdge42kn70yvgt1sgu59hse">
               <w:r>
                 <w:rPr>
                   <w:rFonts w:ascii="Arial" w:cs="Arial" w:eastAsia="Arial" w:hAnsi="Arial"/>
@@ -13878,7 +13878,7 @@
               <w:spacing w:after="10" w:before="0"/>
               <w:ind w:left="120"/>
             </w:pPr>
-            <w:hyperlink w:history="1" r:id="rIdcez7rashaky-wqkkxacpf">
+            <w:hyperlink w:history="1" r:id="rId5mpilfifwz_putu80lyl-">
               <w:r>
                 <w:rPr>
                   <w:rFonts w:ascii="Arial" w:cs="Arial" w:eastAsia="Arial" w:hAnsi="Arial"/>
@@ -13923,7 +13923,7 @@
             <w:pPr>
               <w:spacing w:after="20" w:before="0"/>
             </w:pPr>
-            <w:hyperlink w:history="1" r:id="rIdjkqju8lolaen0qteggery">
+            <w:hyperlink w:history="1" r:id="rIdikk3tspq4m4lxawsqe1a0">
               <w:r>
                 <w:rPr>
                   <w:rFonts w:ascii="Arial" w:cs="Arial" w:eastAsia="Arial" w:hAnsi="Arial"/>
@@ -13956,7 +13956,7 @@
               <w:spacing w:after="10" w:before="0"/>
               <w:ind w:left="120"/>
             </w:pPr>
-            <w:hyperlink w:history="1" r:id="rIdfprtjyubjlucv1fdufsno">
+            <w:hyperlink w:history="1" r:id="rIdel2vzhehulcimorkmnvgj">
               <w:r>
                 <w:rPr>
                   <w:rFonts w:ascii="Arial" w:cs="Arial" w:eastAsia="Arial" w:hAnsi="Arial"/>
@@ -14164,7 +14164,7 @@
             <w:pPr>
               <w:spacing w:after="20" w:before="0"/>
             </w:pPr>
-            <w:hyperlink w:history="1" r:id="rIda0stqyc-7db4lt-wf5cen">
+            <w:hyperlink w:history="1" r:id="rIdqwpmztjkl1obbok1p45pz">
               <w:r>
                 <w:rPr>
                   <w:rFonts w:ascii="Arial" w:cs="Arial" w:eastAsia="Arial" w:hAnsi="Arial"/>
@@ -14197,7 +14197,7 @@
               <w:spacing w:after="10" w:before="0"/>
               <w:ind w:left="120"/>
             </w:pPr>
-            <w:hyperlink w:history="1" r:id="rId1yvgwwh_c45qydfdnrjgj">
+            <w:hyperlink w:history="1" r:id="rIdyien7mfq51dcrmvi-8ila">
               <w:r>
                 <w:rPr>
                   <w:rFonts w:ascii="Arial" w:cs="Arial" w:eastAsia="Arial" w:hAnsi="Arial"/>
@@ -14242,7 +14242,7 @@
             <w:pPr>
               <w:spacing w:after="20" w:before="0"/>
             </w:pPr>
-            <w:hyperlink w:history="1" r:id="rIdvwpkv-qtesv6ni4s-hiwv">
+            <w:hyperlink w:history="1" r:id="rId5xmzpc_uaa2abgwirmgv6">
               <w:r>
                 <w:rPr>
                   <w:rFonts w:ascii="Arial" w:cs="Arial" w:eastAsia="Arial" w:hAnsi="Arial"/>
@@ -14275,7 +14275,7 @@
               <w:spacing w:after="10" w:before="0"/>
               <w:ind w:left="120"/>
             </w:pPr>
-            <w:hyperlink w:history="1" r:id="rIdl3dm_afj4itmxieshmz65">
+            <w:hyperlink w:history="1" r:id="rIdmlp1bynwvnysno_fiyi28">
               <w:r>
                 <w:rPr>
                   <w:rFonts w:ascii="Arial" w:cs="Arial" w:eastAsia="Arial" w:hAnsi="Arial"/>
@@ -16054,7 +16054,7 @@
             <w:pPr>
               <w:spacing w:after="20" w:before="0"/>
             </w:pPr>
-            <w:hyperlink w:history="1" r:id="rIdx7oiasuscrrkm-tmh4pkb">
+            <w:hyperlink w:history="1" r:id="rId8sigsafwaf5kpbrdhtoeh">
               <w:r>
                 <w:rPr>
                   <w:rFonts w:ascii="Arial" w:cs="Arial" w:eastAsia="Arial" w:hAnsi="Arial"/>
@@ -16087,7 +16087,7 @@
               <w:spacing w:after="10" w:before="0"/>
               <w:ind w:left="120"/>
             </w:pPr>
-            <w:hyperlink w:history="1" r:id="rIdb5gw02a_xwnibjpgw-fs2">
+            <w:hyperlink w:history="1" r:id="rIdwbgqbas1shx9wviw8x-ce">
               <w:r>
                 <w:rPr>
                   <w:rFonts w:ascii="Arial" w:cs="Arial" w:eastAsia="Arial" w:hAnsi="Arial"/>
@@ -16132,7 +16132,7 @@
             <w:pPr>
               <w:spacing w:after="20" w:before="0"/>
             </w:pPr>
-            <w:hyperlink w:history="1" r:id="rIdhp2kxtwy3qxc6yfqy16d_">
+            <w:hyperlink w:history="1" r:id="rIdiijrdqjnwl_dj6ce2spnk">
               <w:r>
                 <w:rPr>
                   <w:rFonts w:ascii="Arial" w:cs="Arial" w:eastAsia="Arial" w:hAnsi="Arial"/>
@@ -16165,7 +16165,7 @@
               <w:spacing w:after="10" w:before="0"/>
               <w:ind w:left="120"/>
             </w:pPr>
-            <w:hyperlink w:history="1" r:id="rIdjkjseqp2punumja5olbwc">
+            <w:hyperlink w:history="1" r:id="rIdl6hksxjgwaa8jyzoiigju">
               <w:r>
                 <w:rPr>
                   <w:rFonts w:ascii="Arial" w:cs="Arial" w:eastAsia="Arial" w:hAnsi="Arial"/>
@@ -16373,7 +16373,7 @@
             <w:pPr>
               <w:spacing w:after="20" w:before="0"/>
             </w:pPr>
-            <w:hyperlink w:history="1" r:id="rId6ygrnn2-ag7jw-kfdpjqp">
+            <w:hyperlink w:history="1" r:id="rIdstv3s3yybwicvzfbujzua">
               <w:r>
                 <w:rPr>
                   <w:rFonts w:ascii="Arial" w:cs="Arial" w:eastAsia="Arial" w:hAnsi="Arial"/>
@@ -16406,7 +16406,7 @@
               <w:spacing w:after="10" w:before="0"/>
               <w:ind w:left="120"/>
             </w:pPr>
-            <w:hyperlink w:history="1" r:id="rIdb-v5fukgamrrjnlb9cvb6">
+            <w:hyperlink w:history="1" r:id="rIdiiy7qhcr0yl08pt00aqlu">
               <w:r>
                 <w:rPr>
                   <w:rFonts w:ascii="Arial" w:cs="Arial" w:eastAsia="Arial" w:hAnsi="Arial"/>
@@ -16451,7 +16451,7 @@
             <w:pPr>
               <w:spacing w:after="20" w:before="0"/>
             </w:pPr>
-            <w:hyperlink w:history="1" r:id="rIdsje43xdeyhy08zonprfob">
+            <w:hyperlink w:history="1" r:id="rIdcymevscwqyrht0szupdfr">
               <w:r>
                 <w:rPr>
                   <w:rFonts w:ascii="Arial" w:cs="Arial" w:eastAsia="Arial" w:hAnsi="Arial"/>
@@ -16484,7 +16484,7 @@
               <w:spacing w:after="10" w:before="0"/>
               <w:ind w:left="120"/>
             </w:pPr>
-            <w:hyperlink w:history="1" r:id="rIdeqzmnxwbkc5ewlo0rpavv">
+            <w:hyperlink w:history="1" r:id="rIds8yvsx0in515nindklbue">
               <w:r>
                 <w:rPr>
                   <w:rFonts w:ascii="Arial" w:cs="Arial" w:eastAsia="Arial" w:hAnsi="Arial"/>
@@ -16692,7 +16692,7 @@
             <w:pPr>
               <w:spacing w:after="20" w:before="0"/>
             </w:pPr>
-            <w:hyperlink w:history="1" r:id="rIdbdgxclt0zd_1-hgwlu_nl">
+            <w:hyperlink w:history="1" r:id="rIdiu-mrgo1wgixdp9sgstmc">
               <w:r>
                 <w:rPr>
                   <w:rFonts w:ascii="Arial" w:cs="Arial" w:eastAsia="Arial" w:hAnsi="Arial"/>
@@ -16725,7 +16725,7 @@
               <w:spacing w:after="10" w:before="0"/>
               <w:ind w:left="120"/>
             </w:pPr>
-            <w:hyperlink w:history="1" r:id="rIdige105khuth1mo9bh5bww">
+            <w:hyperlink w:history="1" r:id="rIdv63sfdhsg_ky46wfwma6n">
               <w:r>
                 <w:rPr>
                   <w:rFonts w:ascii="Arial" w:cs="Arial" w:eastAsia="Arial" w:hAnsi="Arial"/>
@@ -16770,7 +16770,7 @@
             <w:pPr>
               <w:spacing w:after="20" w:before="0"/>
             </w:pPr>
-            <w:hyperlink w:history="1" r:id="rIdvn17jeqa7utcgnjzaefjy">
+            <w:hyperlink w:history="1" r:id="rIdjfnd_si5yoa9ovmsoqc-b">
               <w:r>
                 <w:rPr>
                   <w:rFonts w:ascii="Arial" w:cs="Arial" w:eastAsia="Arial" w:hAnsi="Arial"/>
@@ -16803,7 +16803,7 @@
               <w:spacing w:after="10" w:before="0"/>
               <w:ind w:left="120"/>
             </w:pPr>
-            <w:hyperlink w:history="1" r:id="rIdpyf-rg8fvhrfmwl5c4lld">
+            <w:hyperlink w:history="1" r:id="rIdrsqmfemmjn95qr_67z2il">
               <w:r>
                 <w:rPr>
                   <w:rFonts w:ascii="Arial" w:cs="Arial" w:eastAsia="Arial" w:hAnsi="Arial"/>
@@ -17011,7 +17011,7 @@
             <w:pPr>
               <w:spacing w:after="20" w:before="0"/>
             </w:pPr>
-            <w:hyperlink w:history="1" r:id="rId0ws3qovk27ukzsgy3oqfu">
+            <w:hyperlink w:history="1" r:id="rIdqo3xcozgx0nctamp8dfh3">
               <w:r>
                 <w:rPr>
                   <w:rFonts w:ascii="Arial" w:cs="Arial" w:eastAsia="Arial" w:hAnsi="Arial"/>
@@ -17044,7 +17044,7 @@
               <w:spacing w:after="10" w:before="0"/>
               <w:ind w:left="120"/>
             </w:pPr>
-            <w:hyperlink w:history="1" r:id="rIdg93d_yhvimptgappuynf9">
+            <w:hyperlink w:history="1" r:id="rIdm1wdiyj8dpallfh0in_4m">
               <w:r>
                 <w:rPr>
                   <w:rFonts w:ascii="Arial" w:cs="Arial" w:eastAsia="Arial" w:hAnsi="Arial"/>
@@ -17089,7 +17089,7 @@
             <w:pPr>
               <w:spacing w:after="20" w:before="0"/>
             </w:pPr>
-            <w:hyperlink w:history="1" r:id="rIdqme2ho1c-l9wpl5yazadv">
+            <w:hyperlink w:history="1" r:id="rIddzzwbjnp1nnf22e3yyeyu">
               <w:r>
                 <w:rPr>
                   <w:rFonts w:ascii="Arial" w:cs="Arial" w:eastAsia="Arial" w:hAnsi="Arial"/>
@@ -17122,7 +17122,7 @@
               <w:spacing w:after="10" w:before="0"/>
               <w:ind w:left="120"/>
             </w:pPr>
-            <w:hyperlink w:history="1" r:id="rId_qikxy7bol6p3wwcack2n">
+            <w:hyperlink w:history="1" r:id="rId4uhsapufvywjnuhlfrude">
               <w:r>
                 <w:rPr>
                   <w:rFonts w:ascii="Arial" w:cs="Arial" w:eastAsia="Arial" w:hAnsi="Arial"/>
@@ -17330,7 +17330,7 @@
             <w:pPr>
               <w:spacing w:after="20" w:before="0"/>
             </w:pPr>
-            <w:hyperlink w:history="1" r:id="rIdjx6o9baudyku7eejjsvz3">
+            <w:hyperlink w:history="1" r:id="rIdhc2p2vcmckcmqrdo-fi9-">
               <w:r>
                 <w:rPr>
                   <w:rFonts w:ascii="Arial" w:cs="Arial" w:eastAsia="Arial" w:hAnsi="Arial"/>
@@ -17363,7 +17363,7 @@
               <w:spacing w:after="10" w:before="0"/>
               <w:ind w:left="120"/>
             </w:pPr>
-            <w:hyperlink w:history="1" r:id="rIdzdht_clp4gtamfzhzloco">
+            <w:hyperlink w:history="1" r:id="rIdaimvnsx9vif2x7_vcj2qa">
               <w:r>
                 <w:rPr>
                   <w:rFonts w:ascii="Arial" w:cs="Arial" w:eastAsia="Arial" w:hAnsi="Arial"/>
@@ -17408,7 +17408,7 @@
             <w:pPr>
               <w:spacing w:after="20" w:before="0"/>
             </w:pPr>
-            <w:hyperlink w:history="1" r:id="rIdofewddarpu_afvjl__kiw">
+            <w:hyperlink w:history="1" r:id="rIdfdyaooxqe1b2qoalqmzm1">
               <w:r>
                 <w:rPr>
                   <w:rFonts w:ascii="Arial" w:cs="Arial" w:eastAsia="Arial" w:hAnsi="Arial"/>
@@ -17441,7 +17441,7 @@
               <w:spacing w:after="10" w:before="0"/>
               <w:ind w:left="120"/>
             </w:pPr>
-            <w:hyperlink w:history="1" r:id="rIdjqbeyt5s9nm-fmlalipzu">
+            <w:hyperlink w:history="1" r:id="rId2ev4yxte8yigdvawlygdj">
               <w:r>
                 <w:rPr>
                   <w:rFonts w:ascii="Arial" w:cs="Arial" w:eastAsia="Arial" w:hAnsi="Arial"/>
@@ -19240,7 +19240,7 @@
             <w:pPr>
               <w:spacing w:after="20" w:before="0"/>
             </w:pPr>
-            <w:hyperlink w:history="1" r:id="rIdy6nzg4be1qepa4_s2sc_r">
+            <w:hyperlink w:history="1" r:id="rIdykuq41nlwkgk1ffqekqrt">
               <w:r>
                 <w:rPr>
                   <w:rFonts w:ascii="Arial" w:cs="Arial" w:eastAsia="Arial" w:hAnsi="Arial"/>
@@ -19273,7 +19273,7 @@
               <w:spacing w:after="10" w:before="0"/>
               <w:ind w:left="120"/>
             </w:pPr>
-            <w:hyperlink w:history="1" r:id="rIdd0dqw5o2mpuh6rcbeyrw4">
+            <w:hyperlink w:history="1" r:id="rIdoipghwf6jw3dr9qrtt8ut">
               <w:r>
                 <w:rPr>
                   <w:rFonts w:ascii="Arial" w:cs="Arial" w:eastAsia="Arial" w:hAnsi="Arial"/>
@@ -19318,7 +19318,7 @@
             <w:pPr>
               <w:spacing w:after="20" w:before="0"/>
             </w:pPr>
-            <w:hyperlink w:history="1" r:id="rIdo_mngo3vadntzqsvnigx2">
+            <w:hyperlink w:history="1" r:id="rIdw_01hartrz18zmzva5qam">
               <w:r>
                 <w:rPr>
                   <w:rFonts w:ascii="Arial" w:cs="Arial" w:eastAsia="Arial" w:hAnsi="Arial"/>
@@ -19351,7 +19351,7 @@
               <w:spacing w:after="10" w:before="0"/>
               <w:ind w:left="120"/>
             </w:pPr>
-            <w:hyperlink w:history="1" r:id="rIdcp_tzagja1sxuttkok3eo">
+            <w:hyperlink w:history="1" r:id="rIdyhu-cgbitd92ugpilj2ee">
               <w:r>
                 <w:rPr>
                   <w:rFonts w:ascii="Arial" w:cs="Arial" w:eastAsia="Arial" w:hAnsi="Arial"/>
@@ -19559,7 +19559,7 @@
             <w:pPr>
               <w:spacing w:after="20" w:before="0"/>
             </w:pPr>
-            <w:hyperlink w:history="1" r:id="rIdnghi3ymyf5uw3hbi_bq_s">
+            <w:hyperlink w:history="1" r:id="rIdlqmzr-b-vfgr48f1hseo_">
               <w:r>
                 <w:rPr>
                   <w:rFonts w:ascii="Arial" w:cs="Arial" w:eastAsia="Arial" w:hAnsi="Arial"/>
@@ -19592,7 +19592,7 @@
               <w:spacing w:after="10" w:before="0"/>
               <w:ind w:left="120"/>
             </w:pPr>
-            <w:hyperlink w:history="1" r:id="rIdubfjataegdsr7dgrpjubm">
+            <w:hyperlink w:history="1" r:id="rIdrajh9ye_mfntdpmaam_wz">
               <w:r>
                 <w:rPr>
                   <w:rFonts w:ascii="Arial" w:cs="Arial" w:eastAsia="Arial" w:hAnsi="Arial"/>
@@ -19637,7 +19637,7 @@
             <w:pPr>
               <w:spacing w:after="20" w:before="0"/>
             </w:pPr>
-            <w:hyperlink w:history="1" r:id="rIdy4ognm3lh44ixiggq9bb9">
+            <w:hyperlink w:history="1" r:id="rIdx0dcbwfiqfhwn5ekaftor">
               <w:r>
                 <w:rPr>
                   <w:rFonts w:ascii="Arial" w:cs="Arial" w:eastAsia="Arial" w:hAnsi="Arial"/>
@@ -19670,7 +19670,7 @@
               <w:spacing w:after="10" w:before="0"/>
               <w:ind w:left="120"/>
             </w:pPr>
-            <w:hyperlink w:history="1" r:id="rIdtsjh94ggb5eeddjnjpfkh">
+            <w:hyperlink w:history="1" r:id="rIdmlsprrj89hq56ll7v0kv4">
               <w:r>
                 <w:rPr>
                   <w:rFonts w:ascii="Arial" w:cs="Arial" w:eastAsia="Arial" w:hAnsi="Arial"/>
@@ -19878,7 +19878,7 @@
             <w:pPr>
               <w:spacing w:after="20" w:before="0"/>
             </w:pPr>
-            <w:hyperlink w:history="1" r:id="rIduqwzjpr4wujukwqjhefe9">
+            <w:hyperlink w:history="1" r:id="rIdp0pagkw5oaqwq8zfalncr">
               <w:r>
                 <w:rPr>
                   <w:rFonts w:ascii="Arial" w:cs="Arial" w:eastAsia="Arial" w:hAnsi="Arial"/>
@@ -19911,7 +19911,7 @@
               <w:spacing w:after="10" w:before="0"/>
               <w:ind w:left="120"/>
             </w:pPr>
-            <w:hyperlink w:history="1" r:id="rIdxlay0nivht3kx3i_9qyls">
+            <w:hyperlink w:history="1" r:id="rIdt-ugjigkdpy1trac7ytrg">
               <w:r>
                 <w:rPr>
                   <w:rFonts w:ascii="Arial" w:cs="Arial" w:eastAsia="Arial" w:hAnsi="Arial"/>
@@ -19956,7 +19956,7 @@
             <w:pPr>
               <w:spacing w:after="20" w:before="0"/>
             </w:pPr>
-            <w:hyperlink w:history="1" r:id="rId_omtlovocvfjv1mm_zb-s">
+            <w:hyperlink w:history="1" r:id="rIdxvwppsxhon2alqgw_ac0h">
               <w:r>
                 <w:rPr>
                   <w:rFonts w:ascii="Arial" w:cs="Arial" w:eastAsia="Arial" w:hAnsi="Arial"/>
@@ -19989,7 +19989,7 @@
               <w:spacing w:after="10" w:before="0"/>
               <w:ind w:left="120"/>
             </w:pPr>
-            <w:hyperlink w:history="1" r:id="rId-lwwlx8iybcuvl9mhhfp2">
+            <w:hyperlink w:history="1" r:id="rIdmgxjkghm6zxhs_gv9bvb8">
               <w:r>
                 <w:rPr>
                   <w:rFonts w:ascii="Arial" w:cs="Arial" w:eastAsia="Arial" w:hAnsi="Arial"/>
@@ -20197,7 +20197,7 @@
             <w:pPr>
               <w:spacing w:after="20" w:before="0"/>
             </w:pPr>
-            <w:hyperlink w:history="1" r:id="rIdzflm009g6diomyzhjvzsw">
+            <w:hyperlink w:history="1" r:id="rIdh94aegeb4ylvckf9kyjeu">
               <w:r>
                 <w:rPr>
                   <w:rFonts w:ascii="Arial" w:cs="Arial" w:eastAsia="Arial" w:hAnsi="Arial"/>
@@ -20230,7 +20230,7 @@
               <w:spacing w:after="10" w:before="0"/>
               <w:ind w:left="120"/>
             </w:pPr>
-            <w:hyperlink w:history="1" r:id="rIdxyphkgk7yqqyni6niztgv">
+            <w:hyperlink w:history="1" r:id="rIdfpguc1zalyfp0fmukozdn">
               <w:r>
                 <w:rPr>
                   <w:rFonts w:ascii="Arial" w:cs="Arial" w:eastAsia="Arial" w:hAnsi="Arial"/>
@@ -20275,7 +20275,7 @@
             <w:pPr>
               <w:spacing w:after="20" w:before="0"/>
             </w:pPr>
-            <w:hyperlink w:history="1" r:id="rIdwkvvvot2ekygardsfxzpk">
+            <w:hyperlink w:history="1" r:id="rId0cztgzye8b7nmjw_rkp54">
               <w:r>
                 <w:rPr>
                   <w:rFonts w:ascii="Arial" w:cs="Arial" w:eastAsia="Arial" w:hAnsi="Arial"/>
@@ -20308,7 +20308,7 @@
               <w:spacing w:after="10" w:before="0"/>
               <w:ind w:left="120"/>
             </w:pPr>
-            <w:hyperlink w:history="1" r:id="rIdt9fc5p8oni7czqyvwa59m">
+            <w:hyperlink w:history="1" r:id="rIdqpjuyxsavpkmcvk0gm51t">
               <w:r>
                 <w:rPr>
                   <w:rFonts w:ascii="Arial" w:cs="Arial" w:eastAsia="Arial" w:hAnsi="Arial"/>
@@ -20516,7 +20516,7 @@
             <w:pPr>
               <w:spacing w:after="20" w:before="0"/>
             </w:pPr>
-            <w:hyperlink w:history="1" r:id="rIdpt9tg7asccwlekfboaj-_">
+            <w:hyperlink w:history="1" r:id="rIdcfuakslndsfk_u9v58jvi">
               <w:r>
                 <w:rPr>
                   <w:rFonts w:ascii="Arial" w:cs="Arial" w:eastAsia="Arial" w:hAnsi="Arial"/>
@@ -20549,7 +20549,7 @@
               <w:spacing w:after="10" w:before="0"/>
               <w:ind w:left="120"/>
             </w:pPr>
-            <w:hyperlink w:history="1" r:id="rId1nx9bgvw3c9l3vx5rvsbh">
+            <w:hyperlink w:history="1" r:id="rIdrluomwcrbpoo8m9ggoz1j">
               <w:r>
                 <w:rPr>
                   <w:rFonts w:ascii="Arial" w:cs="Arial" w:eastAsia="Arial" w:hAnsi="Arial"/>
@@ -20594,7 +20594,7 @@
             <w:pPr>
               <w:spacing w:after="20" w:before="0"/>
             </w:pPr>
-            <w:hyperlink w:history="1" r:id="rIdg1rjospp25rusj03zhqwy">
+            <w:hyperlink w:history="1" r:id="rId_gyyuixwpo3_rseamm-wy">
               <w:r>
                 <w:rPr>
                   <w:rFonts w:ascii="Arial" w:cs="Arial" w:eastAsia="Arial" w:hAnsi="Arial"/>
@@ -20627,7 +20627,7 @@
               <w:spacing w:after="10" w:before="0"/>
               <w:ind w:left="120"/>
             </w:pPr>
-            <w:hyperlink w:history="1" r:id="rIdmedxoq5bihl2kxqq63lpo">
+            <w:hyperlink w:history="1" r:id="rIdwrwzkoqtjnsg-abbufo7t">
               <w:r>
                 <w:rPr>
                   <w:rFonts w:ascii="Arial" w:cs="Arial" w:eastAsia="Arial" w:hAnsi="Arial"/>
@@ -22406,7 +22406,7 @@
             <w:pPr>
               <w:spacing w:after="20" w:before="0"/>
             </w:pPr>
-            <w:hyperlink w:history="1" r:id="rIdi56vm9irsk6-wmdzabphk">
+            <w:hyperlink w:history="1" r:id="rId4wzuhax03nxhogj2akibu">
               <w:r>
                 <w:rPr>
                   <w:rFonts w:ascii="Arial" w:cs="Arial" w:eastAsia="Arial" w:hAnsi="Arial"/>
@@ -22439,7 +22439,7 @@
               <w:spacing w:after="10" w:before="0"/>
               <w:ind w:left="120"/>
             </w:pPr>
-            <w:hyperlink w:history="1" r:id="rIdvbyih8xi_v-ejschyoryt">
+            <w:hyperlink w:history="1" r:id="rId2vqoe4mopat--mxuxqhtl">
               <w:r>
                 <w:rPr>
                   <w:rFonts w:ascii="Arial" w:cs="Arial" w:eastAsia="Arial" w:hAnsi="Arial"/>
@@ -22484,7 +22484,7 @@
             <w:pPr>
               <w:spacing w:after="20" w:before="0"/>
             </w:pPr>
-            <w:hyperlink w:history="1" r:id="rIdadyksboo5opy67gu3w7lk">
+            <w:hyperlink w:history="1" r:id="rId2op2yybhjtwxzwq-pcxtm">
               <w:r>
                 <w:rPr>
                   <w:rFonts w:ascii="Arial" w:cs="Arial" w:eastAsia="Arial" w:hAnsi="Arial"/>
@@ -22517,7 +22517,7 @@
               <w:spacing w:after="10" w:before="0"/>
               <w:ind w:left="120"/>
             </w:pPr>
-            <w:hyperlink w:history="1" r:id="rIdi8kqstmsqqkfio8mkent3">
+            <w:hyperlink w:history="1" r:id="rIdhybaiav5mtzpgxvpw_7bh">
               <w:r>
                 <w:rPr>
                   <w:rFonts w:ascii="Arial" w:cs="Arial" w:eastAsia="Arial" w:hAnsi="Arial"/>
@@ -22725,7 +22725,7 @@
             <w:pPr>
               <w:spacing w:after="20" w:before="0"/>
             </w:pPr>
-            <w:hyperlink w:history="1" r:id="rIdpat1m8byjgxko2nqmt-bu">
+            <w:hyperlink w:history="1" r:id="rIdkmf5dfdeiz4qf45vchfiy">
               <w:r>
                 <w:rPr>
                   <w:rFonts w:ascii="Arial" w:cs="Arial" w:eastAsia="Arial" w:hAnsi="Arial"/>
@@ -22758,7 +22758,7 @@
               <w:spacing w:after="10" w:before="0"/>
               <w:ind w:left="120"/>
             </w:pPr>
-            <w:hyperlink w:history="1" r:id="rIdkmhqhbsm72g4kabc8q0f6">
+            <w:hyperlink w:history="1" r:id="rIdz0y3tt41g4e7xyxjmkhme">
               <w:r>
                 <w:rPr>
                   <w:rFonts w:ascii="Arial" w:cs="Arial" w:eastAsia="Arial" w:hAnsi="Arial"/>
@@ -22803,7 +22803,7 @@
             <w:pPr>
               <w:spacing w:after="20" w:before="0"/>
             </w:pPr>
-            <w:hyperlink w:history="1" r:id="rIdkm5bvimbsva_yrt75c1yl">
+            <w:hyperlink w:history="1" r:id="rIdqn4cylwnbnnelwowtpyfw">
               <w:r>
                 <w:rPr>
                   <w:rFonts w:ascii="Arial" w:cs="Arial" w:eastAsia="Arial" w:hAnsi="Arial"/>
@@ -22836,7 +22836,7 @@
               <w:spacing w:after="10" w:before="0"/>
               <w:ind w:left="120"/>
             </w:pPr>
-            <w:hyperlink w:history="1" r:id="rIdhbguqdyfbexl7zflrkfrg">
+            <w:hyperlink w:history="1" r:id="rId0hk4b7miceqd5tmgdvvrl">
               <w:r>
                 <w:rPr>
                   <w:rFonts w:ascii="Arial" w:cs="Arial" w:eastAsia="Arial" w:hAnsi="Arial"/>
@@ -23044,7 +23044,7 @@
             <w:pPr>
               <w:spacing w:after="20" w:before="0"/>
             </w:pPr>
-            <w:hyperlink w:history="1" r:id="rIdfangwfprhe1gxgzsjrzyk">
+            <w:hyperlink w:history="1" r:id="rIdzjvy_2kkpucts6yn1kxit">
               <w:r>
                 <w:rPr>
                   <w:rFonts w:ascii="Arial" w:cs="Arial" w:eastAsia="Arial" w:hAnsi="Arial"/>
@@ -23077,7 +23077,7 @@
               <w:spacing w:after="10" w:before="0"/>
               <w:ind w:left="120"/>
             </w:pPr>
-            <w:hyperlink w:history="1" r:id="rIdq9yq4ev8j_cuv-v1ttlpb">
+            <w:hyperlink w:history="1" r:id="rIdoh96rognmkxd8mtetwfcd">
               <w:r>
                 <w:rPr>
                   <w:rFonts w:ascii="Arial" w:cs="Arial" w:eastAsia="Arial" w:hAnsi="Arial"/>
@@ -23122,7 +23122,7 @@
             <w:pPr>
               <w:spacing w:after="20" w:before="0"/>
             </w:pPr>
-            <w:hyperlink w:history="1" r:id="rIdf_a1v5k0qxi13rrlgyhpp">
+            <w:hyperlink w:history="1" r:id="rIdbm1vxuh5_opfbpg8br5qs">
               <w:r>
                 <w:rPr>
                   <w:rFonts w:ascii="Arial" w:cs="Arial" w:eastAsia="Arial" w:hAnsi="Arial"/>
@@ -23155,7 +23155,7 @@
               <w:spacing w:after="10" w:before="0"/>
               <w:ind w:left="120"/>
             </w:pPr>
-            <w:hyperlink w:history="1" r:id="rIdd3ycok_2fw4fv7c5hm5un">
+            <w:hyperlink w:history="1" r:id="rIdar7vqncsvijhvzonfffo6">
               <w:r>
                 <w:rPr>
                   <w:rFonts w:ascii="Arial" w:cs="Arial" w:eastAsia="Arial" w:hAnsi="Arial"/>
@@ -23363,7 +23363,7 @@
             <w:pPr>
               <w:spacing w:after="20" w:before="0"/>
             </w:pPr>
-            <w:hyperlink w:history="1" r:id="rIdathls1mxnkgfkvhi3dic2">
+            <w:hyperlink w:history="1" r:id="rId5omzsq_h2qd0rjk4ivwkr">
               <w:r>
                 <w:rPr>
                   <w:rFonts w:ascii="Arial" w:cs="Arial" w:eastAsia="Arial" w:hAnsi="Arial"/>
@@ -23396,7 +23396,7 @@
               <w:spacing w:after="10" w:before="0"/>
               <w:ind w:left="120"/>
             </w:pPr>
-            <w:hyperlink w:history="1" r:id="rIduy3fm1fforlnfes-qggrw">
+            <w:hyperlink w:history="1" r:id="rId3zlbdgsejmwpon5emfodj">
               <w:r>
                 <w:rPr>
                   <w:rFonts w:ascii="Arial" w:cs="Arial" w:eastAsia="Arial" w:hAnsi="Arial"/>
@@ -23441,7 +23441,7 @@
             <w:pPr>
               <w:spacing w:after="20" w:before="0"/>
             </w:pPr>
-            <w:hyperlink w:history="1" r:id="rIdiwtgv9d8akwhgoteu6mtj">
+            <w:hyperlink w:history="1" r:id="rIdkwtxa0kajr19tkqxah-it">
               <w:r>
                 <w:rPr>
                   <w:rFonts w:ascii="Arial" w:cs="Arial" w:eastAsia="Arial" w:hAnsi="Arial"/>
@@ -23474,7 +23474,7 @@
               <w:spacing w:after="10" w:before="0"/>
               <w:ind w:left="120"/>
             </w:pPr>
-            <w:hyperlink w:history="1" r:id="rIdc7aawxqhbduszvgk5syz8">
+            <w:hyperlink w:history="1" r:id="rIdwirr1bsfhsxxpftgn7jtq">
               <w:r>
                 <w:rPr>
                   <w:rFonts w:ascii="Arial" w:cs="Arial" w:eastAsia="Arial" w:hAnsi="Arial"/>
@@ -23682,7 +23682,7 @@
             <w:pPr>
               <w:spacing w:after="20" w:before="0"/>
             </w:pPr>
-            <w:hyperlink w:history="1" r:id="rIdluqaobdswe7w4ybrgcyj7">
+            <w:hyperlink w:history="1" r:id="rIdcc200mtpxps8mayelkbbt">
               <w:r>
                 <w:rPr>
                   <w:rFonts w:ascii="Arial" w:cs="Arial" w:eastAsia="Arial" w:hAnsi="Arial"/>
@@ -23715,7 +23715,7 @@
               <w:spacing w:after="10" w:before="0"/>
               <w:ind w:left="120"/>
             </w:pPr>
-            <w:hyperlink w:history="1" r:id="rId5f7aryf2cabt_rcfp9cqy">
+            <w:hyperlink w:history="1" r:id="rIdejjqa6bafzvs-xklj7gs8">
               <w:r>
                 <w:rPr>
                   <w:rFonts w:ascii="Arial" w:cs="Arial" w:eastAsia="Arial" w:hAnsi="Arial"/>
@@ -23760,7 +23760,7 @@
             <w:pPr>
               <w:spacing w:after="20" w:before="0"/>
             </w:pPr>
-            <w:hyperlink w:history="1" r:id="rIdzo_qa_jjyh5bqtale7epm">
+            <w:hyperlink w:history="1" r:id="rIdwi7eo2inb_pllpmnljdur">
               <w:r>
                 <w:rPr>
                   <w:rFonts w:ascii="Arial" w:cs="Arial" w:eastAsia="Arial" w:hAnsi="Arial"/>
@@ -23793,7 +23793,7 @@
               <w:spacing w:after="10" w:before="0"/>
               <w:ind w:left="120"/>
             </w:pPr>
-            <w:hyperlink w:history="1" r:id="rIddwmidlvr39hpprltbs9gc">
+            <w:hyperlink w:history="1" r:id="rIddipwznrvc0uaklqlrekdu">
               <w:r>
                 <w:rPr>
                   <w:rFonts w:ascii="Arial" w:cs="Arial" w:eastAsia="Arial" w:hAnsi="Arial"/>
@@ -25572,7 +25572,7 @@
             <w:pPr>
               <w:spacing w:after="20" w:before="0"/>
             </w:pPr>
-            <w:hyperlink w:history="1" r:id="rIdnsbct2wanqnkimvz3aenm">
+            <w:hyperlink w:history="1" r:id="rIdwx2pdycyehssbcqa1aihk">
               <w:r>
                 <w:rPr>
                   <w:rFonts w:ascii="Arial" w:cs="Arial" w:eastAsia="Arial" w:hAnsi="Arial"/>
@@ -25605,7 +25605,7 @@
               <w:spacing w:after="10" w:before="0"/>
               <w:ind w:left="120"/>
             </w:pPr>
-            <w:hyperlink w:history="1" r:id="rIdcfxfqaulzgt6jtwmctoqs">
+            <w:hyperlink w:history="1" r:id="rId2l9idbrplzqoevr-c2-ky">
               <w:r>
                 <w:rPr>
                   <w:rFonts w:ascii="Arial" w:cs="Arial" w:eastAsia="Arial" w:hAnsi="Arial"/>
@@ -25650,7 +25650,7 @@
             <w:pPr>
               <w:spacing w:after="20" w:before="0"/>
             </w:pPr>
-            <w:hyperlink w:history="1" r:id="rIdjuzqwh_qzvhvu-xvrbk1q">
+            <w:hyperlink w:history="1" r:id="rIde6bpaof2uufdnlprlwn3c">
               <w:r>
                 <w:rPr>
                   <w:rFonts w:ascii="Arial" w:cs="Arial" w:eastAsia="Arial" w:hAnsi="Arial"/>
@@ -25683,7 +25683,7 @@
               <w:spacing w:after="10" w:before="0"/>
               <w:ind w:left="120"/>
             </w:pPr>
-            <w:hyperlink w:history="1" r:id="rIdyb7fwehyl7goho_u-wsrn">
+            <w:hyperlink w:history="1" r:id="rIdkr27osj8mx0qerko8pfcm">
               <w:r>
                 <w:rPr>
                   <w:rFonts w:ascii="Arial" w:cs="Arial" w:eastAsia="Arial" w:hAnsi="Arial"/>
@@ -25891,7 +25891,7 @@
             <w:pPr>
               <w:spacing w:after="20" w:before="0"/>
             </w:pPr>
-            <w:hyperlink w:history="1" r:id="rIdjepth73qkocafe_qq61wu">
+            <w:hyperlink w:history="1" r:id="rIdxxliwg4dxagecutupqulp">
               <w:r>
                 <w:rPr>
                   <w:rFonts w:ascii="Arial" w:cs="Arial" w:eastAsia="Arial" w:hAnsi="Arial"/>
@@ -25924,7 +25924,7 @@
               <w:spacing w:after="10" w:before="0"/>
               <w:ind w:left="120"/>
             </w:pPr>
-            <w:hyperlink w:history="1" r:id="rIdq9iqzsfisrzkp-rrxh9ob">
+            <w:hyperlink w:history="1" r:id="rIdmx9mnnhqtnunredz84khi">
               <w:r>
                 <w:rPr>
                   <w:rFonts w:ascii="Arial" w:cs="Arial" w:eastAsia="Arial" w:hAnsi="Arial"/>
@@ -25969,7 +25969,7 @@
             <w:pPr>
               <w:spacing w:after="20" w:before="0"/>
             </w:pPr>
-            <w:hyperlink w:history="1" r:id="rIdcbnmcwdjgvjnt_b4zf6en">
+            <w:hyperlink w:history="1" r:id="rIdfesenlhw4hs7smsrdwqwq">
               <w:r>
                 <w:rPr>
                   <w:rFonts w:ascii="Arial" w:cs="Arial" w:eastAsia="Arial" w:hAnsi="Arial"/>
@@ -26002,7 +26002,7 @@
               <w:spacing w:after="10" w:before="0"/>
               <w:ind w:left="120"/>
             </w:pPr>
-            <w:hyperlink w:history="1" r:id="rId7ocwwsmzeosr6jbychtcu">
+            <w:hyperlink w:history="1" r:id="rIdnt-4virp4wseueydeilpq">
               <w:r>
                 <w:rPr>
                   <w:rFonts w:ascii="Arial" w:cs="Arial" w:eastAsia="Arial" w:hAnsi="Arial"/>
@@ -26210,7 +26210,7 @@
             <w:pPr>
               <w:spacing w:after="20" w:before="0"/>
             </w:pPr>
-            <w:hyperlink w:history="1" r:id="rIdtcuhomslk8tqlvtm9hv7f">
+            <w:hyperlink w:history="1" r:id="rIdcd3hzwjmqad4zikricht2">
               <w:r>
                 <w:rPr>
                   <w:rFonts w:ascii="Arial" w:cs="Arial" w:eastAsia="Arial" w:hAnsi="Arial"/>
@@ -26243,7 +26243,7 @@
               <w:spacing w:after="10" w:before="0"/>
               <w:ind w:left="120"/>
             </w:pPr>
-            <w:hyperlink w:history="1" r:id="rIde6atzie0ty4md_gis0yjj">
+            <w:hyperlink w:history="1" r:id="rIdzvg-rub5v4tizlfyfeddm">
               <w:r>
                 <w:rPr>
                   <w:rFonts w:ascii="Arial" w:cs="Arial" w:eastAsia="Arial" w:hAnsi="Arial"/>
@@ -26288,7 +26288,7 @@
             <w:pPr>
               <w:spacing w:after="20" w:before="0"/>
             </w:pPr>
-            <w:hyperlink w:history="1" r:id="rIdnoi55tzgczuoef50a-qy-">
+            <w:hyperlink w:history="1" r:id="rIdrpvo-w97hw-0l5t_wb7wc">
               <w:r>
                 <w:rPr>
                   <w:rFonts w:ascii="Arial" w:cs="Arial" w:eastAsia="Arial" w:hAnsi="Arial"/>
@@ -26321,7 +26321,7 @@
               <w:spacing w:after="10" w:before="0"/>
               <w:ind w:left="120"/>
             </w:pPr>
-            <w:hyperlink w:history="1" r:id="rIdcfspdqlkuqyr4gngeueru">
+            <w:hyperlink w:history="1" r:id="rIdlpyyvk4ymb8xnpiknskmq">
               <w:r>
                 <w:rPr>
                   <w:rFonts w:ascii="Arial" w:cs="Arial" w:eastAsia="Arial" w:hAnsi="Arial"/>
@@ -26529,7 +26529,7 @@
             <w:pPr>
               <w:spacing w:after="20" w:before="0"/>
             </w:pPr>
-            <w:hyperlink w:history="1" r:id="rIdnrec5ifanksj76ainmjjo">
+            <w:hyperlink w:history="1" r:id="rIdkmfnlw7jkv_bxe5oyxsyp">
               <w:r>
                 <w:rPr>
                   <w:rFonts w:ascii="Arial" w:cs="Arial" w:eastAsia="Arial" w:hAnsi="Arial"/>
@@ -26562,7 +26562,7 @@
               <w:spacing w:after="10" w:before="0"/>
               <w:ind w:left="120"/>
             </w:pPr>
-            <w:hyperlink w:history="1" r:id="rIdjedyoz5xv_ijfg8smcuuz">
+            <w:hyperlink w:history="1" r:id="rIdfwukh5bt9mfhwfhgvoddk">
               <w:r>
                 <w:rPr>
                   <w:rFonts w:ascii="Arial" w:cs="Arial" w:eastAsia="Arial" w:hAnsi="Arial"/>
@@ -26607,7 +26607,7 @@
             <w:pPr>
               <w:spacing w:after="20" w:before="0"/>
             </w:pPr>
-            <w:hyperlink w:history="1" r:id="rIduzjxjumask5j9rbm4tkri">
+            <w:hyperlink w:history="1" r:id="rIdy0djgqiqbiikq0wxmldba">
               <w:r>
                 <w:rPr>
                   <w:rFonts w:ascii="Arial" w:cs="Arial" w:eastAsia="Arial" w:hAnsi="Arial"/>
@@ -26640,7 +26640,7 @@
               <w:spacing w:after="10" w:before="0"/>
               <w:ind w:left="120"/>
             </w:pPr>
-            <w:hyperlink w:history="1" r:id="rIdgp9a5agqs_9qusycilhco">
+            <w:hyperlink w:history="1" r:id="rIdlswnotndumxmm1yirxkzh">
               <w:r>
                 <w:rPr>
                   <w:rFonts w:ascii="Arial" w:cs="Arial" w:eastAsia="Arial" w:hAnsi="Arial"/>
@@ -26848,7 +26848,7 @@
             <w:pPr>
               <w:spacing w:after="20" w:before="0"/>
             </w:pPr>
-            <w:hyperlink w:history="1" r:id="rIdwnxobqzavxjplwlqb60tl">
+            <w:hyperlink w:history="1" r:id="rId0mb_hcab3ofbleegmkrci">
               <w:r>
                 <w:rPr>
                   <w:rFonts w:ascii="Arial" w:cs="Arial" w:eastAsia="Arial" w:hAnsi="Arial"/>
@@ -26881,7 +26881,7 @@
               <w:spacing w:after="10" w:before="0"/>
               <w:ind w:left="120"/>
             </w:pPr>
-            <w:hyperlink w:history="1" r:id="rId2auncq3qdzmnmhzsythym">
+            <w:hyperlink w:history="1" r:id="rId23orxtep5-pylcdxmtz2h">
               <w:r>
                 <w:rPr>
                   <w:rFonts w:ascii="Arial" w:cs="Arial" w:eastAsia="Arial" w:hAnsi="Arial"/>
@@ -26926,7 +26926,7 @@
             <w:pPr>
               <w:spacing w:after="20" w:before="0"/>
             </w:pPr>
-            <w:hyperlink w:history="1" r:id="rIdgi6tondxwt6n4wmjyl9n2">
+            <w:hyperlink w:history="1" r:id="rIddsutcjxatj4bay_4rgbn5">
               <w:r>
                 <w:rPr>
                   <w:rFonts w:ascii="Arial" w:cs="Arial" w:eastAsia="Arial" w:hAnsi="Arial"/>
@@ -26959,7 +26959,7 @@
               <w:spacing w:after="10" w:before="0"/>
               <w:ind w:left="120"/>
             </w:pPr>
-            <w:hyperlink w:history="1" r:id="rIdi_zooermwkemkdhitkqty">
+            <w:hyperlink w:history="1" r:id="rIdzgwy7cb4s5ya3k5ad05gl">
               <w:r>
                 <w:rPr>
                   <w:rFonts w:ascii="Arial" w:cs="Arial" w:eastAsia="Arial" w:hAnsi="Arial"/>

--- a/data/outputs/docx/Grade 10 Biology/Bio 3.2/Biology_Transport_in_Animals_CBE_LessonSequence.docx
+++ b/data/outputs/docx/Grade 10 Biology/Bio 3.2/Biology_Transport_in_Animals_CBE_LessonSequence.docx
@@ -3390,7 +3390,7 @@
             <w:pPr>
               <w:spacing w:after="20" w:before="0"/>
             </w:pPr>
-            <w:hyperlink w:history="1" r:id="rIdhnu3g6yfgoyo1rwnygedt">
+            <w:hyperlink w:history="1" r:id="rIdb7wedz2jbkxxlicq8olj6">
               <w:r>
                 <w:rPr>
                   <w:rFonts w:ascii="Arial" w:cs="Arial" w:eastAsia="Arial" w:hAnsi="Arial"/>
@@ -3423,7 +3423,7 @@
               <w:spacing w:after="10" w:before="0"/>
               <w:ind w:left="120"/>
             </w:pPr>
-            <w:hyperlink w:history="1" r:id="rIdiawkg-zhcflxcg3mcgf66">
+            <w:hyperlink w:history="1" r:id="rIdzbjkf8yg_3h4xcmacqenm">
               <w:r>
                 <w:rPr>
                   <w:rFonts w:ascii="Arial" w:cs="Arial" w:eastAsia="Arial" w:hAnsi="Arial"/>
@@ -3468,7 +3468,7 @@
             <w:pPr>
               <w:spacing w:after="20" w:before="0"/>
             </w:pPr>
-            <w:hyperlink w:history="1" r:id="rIdc55tkm8s-x2lzzm4kphl2">
+            <w:hyperlink w:history="1" r:id="rIdk1kkhnw2avn8jy-s-51zo">
               <w:r>
                 <w:rPr>
                   <w:rFonts w:ascii="Arial" w:cs="Arial" w:eastAsia="Arial" w:hAnsi="Arial"/>
@@ -3501,7 +3501,7 @@
               <w:spacing w:after="10" w:before="0"/>
               <w:ind w:left="120"/>
             </w:pPr>
-            <w:hyperlink w:history="1" r:id="rIdifxrbozaew8w-k7cqqnl_">
+            <w:hyperlink w:history="1" r:id="rIdebzhftbsu_mh94ta5kzdp">
               <w:r>
                 <w:rPr>
                   <w:rFonts w:ascii="Arial" w:cs="Arial" w:eastAsia="Arial" w:hAnsi="Arial"/>
@@ -3709,7 +3709,7 @@
             <w:pPr>
               <w:spacing w:after="20" w:before="0"/>
             </w:pPr>
-            <w:hyperlink w:history="1" r:id="rId4yntvgubvcauy7momxsqa">
+            <w:hyperlink w:history="1" r:id="rId9pn0forvzjxkkykrolcjf">
               <w:r>
                 <w:rPr>
                   <w:rFonts w:ascii="Arial" w:cs="Arial" w:eastAsia="Arial" w:hAnsi="Arial"/>
@@ -3742,7 +3742,7 @@
               <w:spacing w:after="10" w:before="0"/>
               <w:ind w:left="120"/>
             </w:pPr>
-            <w:hyperlink w:history="1" r:id="rIdlyb0s-rgba6s9e-bp-yjx">
+            <w:hyperlink w:history="1" r:id="rIdvdq0gwfiluoqwuilxkddh">
               <w:r>
                 <w:rPr>
                   <w:rFonts w:ascii="Arial" w:cs="Arial" w:eastAsia="Arial" w:hAnsi="Arial"/>
@@ -3787,7 +3787,7 @@
             <w:pPr>
               <w:spacing w:after="20" w:before="0"/>
             </w:pPr>
-            <w:hyperlink w:history="1" r:id="rIdqoqe8chihjzvwprg_fpkx">
+            <w:hyperlink w:history="1" r:id="rIdfe6wo0lksjyovfh7bneor">
               <w:r>
                 <w:rPr>
                   <w:rFonts w:ascii="Arial" w:cs="Arial" w:eastAsia="Arial" w:hAnsi="Arial"/>
@@ -3820,7 +3820,7 @@
               <w:spacing w:after="10" w:before="0"/>
               <w:ind w:left="120"/>
             </w:pPr>
-            <w:hyperlink w:history="1" r:id="rIdes6b2qfytss_bs2jfajd7">
+            <w:hyperlink w:history="1" r:id="rId5r0vkoh_phn7gi0m6wah9">
               <w:r>
                 <w:rPr>
                   <w:rFonts w:ascii="Arial" w:cs="Arial" w:eastAsia="Arial" w:hAnsi="Arial"/>
@@ -4028,7 +4028,7 @@
             <w:pPr>
               <w:spacing w:after="20" w:before="0"/>
             </w:pPr>
-            <w:hyperlink w:history="1" r:id="rIdzsfoooyoqdo2gehbajrjh">
+            <w:hyperlink w:history="1" r:id="rIdncrws9elvarzkqotvy6-r">
               <w:r>
                 <w:rPr>
                   <w:rFonts w:ascii="Arial" w:cs="Arial" w:eastAsia="Arial" w:hAnsi="Arial"/>
@@ -4061,7 +4061,7 @@
               <w:spacing w:after="10" w:before="0"/>
               <w:ind w:left="120"/>
             </w:pPr>
-            <w:hyperlink w:history="1" r:id="rIdyu-wdvpdo9vulsawk_3sc">
+            <w:hyperlink w:history="1" r:id="rIdm0rtx6hntzojsdocfidwa">
               <w:r>
                 <w:rPr>
                   <w:rFonts w:ascii="Arial" w:cs="Arial" w:eastAsia="Arial" w:hAnsi="Arial"/>
@@ -4106,7 +4106,7 @@
             <w:pPr>
               <w:spacing w:after="20" w:before="0"/>
             </w:pPr>
-            <w:hyperlink w:history="1" r:id="rIduo0dwh6bjesyqwwyojnhn">
+            <w:hyperlink w:history="1" r:id="rId9p2amiau8bfhkpfwlrkkj">
               <w:r>
                 <w:rPr>
                   <w:rFonts w:ascii="Arial" w:cs="Arial" w:eastAsia="Arial" w:hAnsi="Arial"/>
@@ -4139,7 +4139,7 @@
               <w:spacing w:after="10" w:before="0"/>
               <w:ind w:left="120"/>
             </w:pPr>
-            <w:hyperlink w:history="1" r:id="rIdzhchjqz_5mo_ig6vnpxn3">
+            <w:hyperlink w:history="1" r:id="rIdcgsqfmgvxboa5xri7h6-z">
               <w:r>
                 <w:rPr>
                   <w:rFonts w:ascii="Arial" w:cs="Arial" w:eastAsia="Arial" w:hAnsi="Arial"/>
@@ -4347,7 +4347,7 @@
             <w:pPr>
               <w:spacing w:after="20" w:before="0"/>
             </w:pPr>
-            <w:hyperlink w:history="1" r:id="rIdp36rtnwmwdwzu_1lzw_5g">
+            <w:hyperlink w:history="1" r:id="rIdfcmvmrgnkk5vreoh58rpl">
               <w:r>
                 <w:rPr>
                   <w:rFonts w:ascii="Arial" w:cs="Arial" w:eastAsia="Arial" w:hAnsi="Arial"/>
@@ -4380,7 +4380,7 @@
               <w:spacing w:after="10" w:before="0"/>
               <w:ind w:left="120"/>
             </w:pPr>
-            <w:hyperlink w:history="1" r:id="rIdxs68bdd9psdk_uuf1fn9r">
+            <w:hyperlink w:history="1" r:id="rIdqsgezslenxtcqthgwkjp-">
               <w:r>
                 <w:rPr>
                   <w:rFonts w:ascii="Arial" w:cs="Arial" w:eastAsia="Arial" w:hAnsi="Arial"/>
@@ -4425,7 +4425,7 @@
             <w:pPr>
               <w:spacing w:after="20" w:before="0"/>
             </w:pPr>
-            <w:hyperlink w:history="1" r:id="rIdx0q0u_lainxg9zmisfvm9">
+            <w:hyperlink w:history="1" r:id="rIdd0k2dvhxr5-8-msgwnbuy">
               <w:r>
                 <w:rPr>
                   <w:rFonts w:ascii="Arial" w:cs="Arial" w:eastAsia="Arial" w:hAnsi="Arial"/>
@@ -4458,7 +4458,7 @@
               <w:spacing w:after="10" w:before="0"/>
               <w:ind w:left="120"/>
             </w:pPr>
-            <w:hyperlink w:history="1" r:id="rIdr0ijm0qa5ieczua9j1tmk">
+            <w:hyperlink w:history="1" r:id="rIdleqdsg78wpyjbcgahoaqw">
               <w:r>
                 <w:rPr>
                   <w:rFonts w:ascii="Arial" w:cs="Arial" w:eastAsia="Arial" w:hAnsi="Arial"/>
@@ -4666,7 +4666,7 @@
             <w:pPr>
               <w:spacing w:after="20" w:before="0"/>
             </w:pPr>
-            <w:hyperlink w:history="1" r:id="rIdlrafmmkwfh3ur8pscrg8w">
+            <w:hyperlink w:history="1" r:id="rIdtjhvmswdi_1lzsigxtgfo">
               <w:r>
                 <w:rPr>
                   <w:rFonts w:ascii="Arial" w:cs="Arial" w:eastAsia="Arial" w:hAnsi="Arial"/>
@@ -4699,7 +4699,7 @@
               <w:spacing w:after="10" w:before="0"/>
               <w:ind w:left="120"/>
             </w:pPr>
-            <w:hyperlink w:history="1" r:id="rIdieuuvx1raozkwzagicw7y">
+            <w:hyperlink w:history="1" r:id="rIdl9iosu9xspfharzwc1432">
               <w:r>
                 <w:rPr>
                   <w:rFonts w:ascii="Arial" w:cs="Arial" w:eastAsia="Arial" w:hAnsi="Arial"/>
@@ -4744,7 +4744,7 @@
             <w:pPr>
               <w:spacing w:after="20" w:before="0"/>
             </w:pPr>
-            <w:hyperlink w:history="1" r:id="rIdpadplgqnkn1-a1yhxmg3f">
+            <w:hyperlink w:history="1" r:id="rIdz5kvhwbxoee_xqzkognn3">
               <w:r>
                 <w:rPr>
                   <w:rFonts w:ascii="Arial" w:cs="Arial" w:eastAsia="Arial" w:hAnsi="Arial"/>
@@ -4777,7 +4777,7 @@
               <w:spacing w:after="10" w:before="0"/>
               <w:ind w:left="120"/>
             </w:pPr>
-            <w:hyperlink w:history="1" r:id="rId7i72ld352tmpbvzpxfqdn">
+            <w:hyperlink w:history="1" r:id="rIduk2jmkcyvsy_ypocois60">
               <w:r>
                 <w:rPr>
                   <w:rFonts w:ascii="Arial" w:cs="Arial" w:eastAsia="Arial" w:hAnsi="Arial"/>
@@ -6556,7 +6556,7 @@
             <w:pPr>
               <w:spacing w:after="20" w:before="0"/>
             </w:pPr>
-            <w:hyperlink w:history="1" r:id="rIdff0vyfd1wxscbhmnria81">
+            <w:hyperlink w:history="1" r:id="rId9pupj3_g2eyytwieyc43m">
               <w:r>
                 <w:rPr>
                   <w:rFonts w:ascii="Arial" w:cs="Arial" w:eastAsia="Arial" w:hAnsi="Arial"/>
@@ -6589,7 +6589,7 @@
               <w:spacing w:after="10" w:before="0"/>
               <w:ind w:left="120"/>
             </w:pPr>
-            <w:hyperlink w:history="1" r:id="rIdalapxnuuld2cjomzn0jla">
+            <w:hyperlink w:history="1" r:id="rIdlg50ldrzfvt9hsyp-bmgk">
               <w:r>
                 <w:rPr>
                   <w:rFonts w:ascii="Arial" w:cs="Arial" w:eastAsia="Arial" w:hAnsi="Arial"/>
@@ -6634,7 +6634,7 @@
             <w:pPr>
               <w:spacing w:after="20" w:before="0"/>
             </w:pPr>
-            <w:hyperlink w:history="1" r:id="rIdet7t0ycrax9su3gnxtdd3">
+            <w:hyperlink w:history="1" r:id="rIdfi886plvdla_bgb1l0bnl">
               <w:r>
                 <w:rPr>
                   <w:rFonts w:ascii="Arial" w:cs="Arial" w:eastAsia="Arial" w:hAnsi="Arial"/>
@@ -6667,7 +6667,7 @@
               <w:spacing w:after="10" w:before="0"/>
               <w:ind w:left="120"/>
             </w:pPr>
-            <w:hyperlink w:history="1" r:id="rIdkqbkarocver3eddcqsub_">
+            <w:hyperlink w:history="1" r:id="rIdcoq1hpglswela7fwrz1rx">
               <w:r>
                 <w:rPr>
                   <w:rFonts w:ascii="Arial" w:cs="Arial" w:eastAsia="Arial" w:hAnsi="Arial"/>
@@ -6875,7 +6875,7 @@
             <w:pPr>
               <w:spacing w:after="20" w:before="0"/>
             </w:pPr>
-            <w:hyperlink w:history="1" r:id="rIdfirvqdokrcqaf7xopclc2">
+            <w:hyperlink w:history="1" r:id="rIdcdhb8nmgistkxd9dlo76v">
               <w:r>
                 <w:rPr>
                   <w:rFonts w:ascii="Arial" w:cs="Arial" w:eastAsia="Arial" w:hAnsi="Arial"/>
@@ -6908,7 +6908,7 @@
               <w:spacing w:after="10" w:before="0"/>
               <w:ind w:left="120"/>
             </w:pPr>
-            <w:hyperlink w:history="1" r:id="rIdpghuvsgdbt2ov09b5wkpi">
+            <w:hyperlink w:history="1" r:id="rIdmmk8nzeva2ib67tgomxzb">
               <w:r>
                 <w:rPr>
                   <w:rFonts w:ascii="Arial" w:cs="Arial" w:eastAsia="Arial" w:hAnsi="Arial"/>
@@ -6953,7 +6953,7 @@
             <w:pPr>
               <w:spacing w:after="20" w:before="0"/>
             </w:pPr>
-            <w:hyperlink w:history="1" r:id="rId77zyad8prsewt1uhycvmx">
+            <w:hyperlink w:history="1" r:id="rIdbq0hnplzk6xpymwijue7k">
               <w:r>
                 <w:rPr>
                   <w:rFonts w:ascii="Arial" w:cs="Arial" w:eastAsia="Arial" w:hAnsi="Arial"/>
@@ -6986,7 +6986,7 @@
               <w:spacing w:after="10" w:before="0"/>
               <w:ind w:left="120"/>
             </w:pPr>
-            <w:hyperlink w:history="1" r:id="rIdxtznwfjilgobygooykz9j">
+            <w:hyperlink w:history="1" r:id="rIdqeptzzl3gnulgwkrgm3e0">
               <w:r>
                 <w:rPr>
                   <w:rFonts w:ascii="Arial" w:cs="Arial" w:eastAsia="Arial" w:hAnsi="Arial"/>
@@ -7194,7 +7194,7 @@
             <w:pPr>
               <w:spacing w:after="20" w:before="0"/>
             </w:pPr>
-            <w:hyperlink w:history="1" r:id="rIdsduoaf0y9-msglcpqrez_">
+            <w:hyperlink w:history="1" r:id="rIdxg4rccp7brrfk7ad9sb-y">
               <w:r>
                 <w:rPr>
                   <w:rFonts w:ascii="Arial" w:cs="Arial" w:eastAsia="Arial" w:hAnsi="Arial"/>
@@ -7227,7 +7227,7 @@
               <w:spacing w:after="10" w:before="0"/>
               <w:ind w:left="120"/>
             </w:pPr>
-            <w:hyperlink w:history="1" r:id="rIdh5hqjrnncftjiymochfkq">
+            <w:hyperlink w:history="1" r:id="rIdkpbvdjk1x8i7k9g-10owl">
               <w:r>
                 <w:rPr>
                   <w:rFonts w:ascii="Arial" w:cs="Arial" w:eastAsia="Arial" w:hAnsi="Arial"/>
@@ -7272,7 +7272,7 @@
             <w:pPr>
               <w:spacing w:after="20" w:before="0"/>
             </w:pPr>
-            <w:hyperlink w:history="1" r:id="rIdh5oan2ffa6qejj6s40voi">
+            <w:hyperlink w:history="1" r:id="rIdynro0nouhvhw4alot81o-">
               <w:r>
                 <w:rPr>
                   <w:rFonts w:ascii="Arial" w:cs="Arial" w:eastAsia="Arial" w:hAnsi="Arial"/>
@@ -7305,7 +7305,7 @@
               <w:spacing w:after="10" w:before="0"/>
               <w:ind w:left="120"/>
             </w:pPr>
-            <w:hyperlink w:history="1" r:id="rIdsavrretjcgeurovnrtzdj">
+            <w:hyperlink w:history="1" r:id="rIdnhs0qhobhitow7bak6kmi">
               <w:r>
                 <w:rPr>
                   <w:rFonts w:ascii="Arial" w:cs="Arial" w:eastAsia="Arial" w:hAnsi="Arial"/>
@@ -7513,7 +7513,7 @@
             <w:pPr>
               <w:spacing w:after="20" w:before="0"/>
             </w:pPr>
-            <w:hyperlink w:history="1" r:id="rIdksqpe0etc6fvor6op2m2u">
+            <w:hyperlink w:history="1" r:id="rId5mtwpa80iqzpm4bvavrnr">
               <w:r>
                 <w:rPr>
                   <w:rFonts w:ascii="Arial" w:cs="Arial" w:eastAsia="Arial" w:hAnsi="Arial"/>
@@ -7546,7 +7546,7 @@
               <w:spacing w:after="10" w:before="0"/>
               <w:ind w:left="120"/>
             </w:pPr>
-            <w:hyperlink w:history="1" r:id="rIdgn6qpkjgr1yiffpiawatc">
+            <w:hyperlink w:history="1" r:id="rIdpcbnnrglaggs56wim5gcr">
               <w:r>
                 <w:rPr>
                   <w:rFonts w:ascii="Arial" w:cs="Arial" w:eastAsia="Arial" w:hAnsi="Arial"/>
@@ -7591,7 +7591,7 @@
             <w:pPr>
               <w:spacing w:after="20" w:before="0"/>
             </w:pPr>
-            <w:hyperlink w:history="1" r:id="rId7vjnibqcorgajwygfnlqr">
+            <w:hyperlink w:history="1" r:id="rIdw7a_edhn4mtzj6xlkqf-f">
               <w:r>
                 <w:rPr>
                   <w:rFonts w:ascii="Arial" w:cs="Arial" w:eastAsia="Arial" w:hAnsi="Arial"/>
@@ -7624,7 +7624,7 @@
               <w:spacing w:after="10" w:before="0"/>
               <w:ind w:left="120"/>
             </w:pPr>
-            <w:hyperlink w:history="1" r:id="rIdk8swmfyc3jdznu6slbh5v">
+            <w:hyperlink w:history="1" r:id="rIdlxjnfn2novx9wjn_ovcg5">
               <w:r>
                 <w:rPr>
                   <w:rFonts w:ascii="Arial" w:cs="Arial" w:eastAsia="Arial" w:hAnsi="Arial"/>
@@ -7832,7 +7832,7 @@
             <w:pPr>
               <w:spacing w:after="20" w:before="0"/>
             </w:pPr>
-            <w:hyperlink w:history="1" r:id="rIdi9ofrpz0x0gmdoto8qij7">
+            <w:hyperlink w:history="1" r:id="rId14kvotuytnmksvr7mwomb">
               <w:r>
                 <w:rPr>
                   <w:rFonts w:ascii="Arial" w:cs="Arial" w:eastAsia="Arial" w:hAnsi="Arial"/>
@@ -7865,7 +7865,7 @@
               <w:spacing w:after="10" w:before="0"/>
               <w:ind w:left="120"/>
             </w:pPr>
-            <w:hyperlink w:history="1" r:id="rIdeogw1zddqh6ego56ghjwv">
+            <w:hyperlink w:history="1" r:id="rIdashsoat-h-ww7cm43ukx-">
               <w:r>
                 <w:rPr>
                   <w:rFonts w:ascii="Arial" w:cs="Arial" w:eastAsia="Arial" w:hAnsi="Arial"/>
@@ -7910,7 +7910,7 @@
             <w:pPr>
               <w:spacing w:after="20" w:before="0"/>
             </w:pPr>
-            <w:hyperlink w:history="1" r:id="rIdmjch6dby8nbxszi27_eob">
+            <w:hyperlink w:history="1" r:id="rIdp-cfuzixjajav--iue5ac">
               <w:r>
                 <w:rPr>
                   <w:rFonts w:ascii="Arial" w:cs="Arial" w:eastAsia="Arial" w:hAnsi="Arial"/>
@@ -7943,7 +7943,7 @@
               <w:spacing w:after="10" w:before="0"/>
               <w:ind w:left="120"/>
             </w:pPr>
-            <w:hyperlink w:history="1" r:id="rIdk9w0kjxmtqs8c7eqryi96">
+            <w:hyperlink w:history="1" r:id="rIdqqndli-wa6gxuciezszud">
               <w:r>
                 <w:rPr>
                   <w:rFonts w:ascii="Arial" w:cs="Arial" w:eastAsia="Arial" w:hAnsi="Arial"/>
@@ -9722,7 +9722,7 @@
             <w:pPr>
               <w:spacing w:after="20" w:before="0"/>
             </w:pPr>
-            <w:hyperlink w:history="1" r:id="rIdcg7w5un5uyiwuwx2q1jw-">
+            <w:hyperlink w:history="1" r:id="rIdk20imdztte0iowp_czpih">
               <w:r>
                 <w:rPr>
                   <w:rFonts w:ascii="Arial" w:cs="Arial" w:eastAsia="Arial" w:hAnsi="Arial"/>
@@ -9755,7 +9755,7 @@
               <w:spacing w:after="10" w:before="0"/>
               <w:ind w:left="120"/>
             </w:pPr>
-            <w:hyperlink w:history="1" r:id="rIdmuvtz3syom7dzpexwbad7">
+            <w:hyperlink w:history="1" r:id="rIdcwxc5sextnlao1hq0xw0e">
               <w:r>
                 <w:rPr>
                   <w:rFonts w:ascii="Arial" w:cs="Arial" w:eastAsia="Arial" w:hAnsi="Arial"/>
@@ -9800,7 +9800,7 @@
             <w:pPr>
               <w:spacing w:after="20" w:before="0"/>
             </w:pPr>
-            <w:hyperlink w:history="1" r:id="rIdmmhqcqadvpkxp8ithrq3b">
+            <w:hyperlink w:history="1" r:id="rId1_dqhhfygos81zae4jr7u">
               <w:r>
                 <w:rPr>
                   <w:rFonts w:ascii="Arial" w:cs="Arial" w:eastAsia="Arial" w:hAnsi="Arial"/>
@@ -9833,7 +9833,7 @@
               <w:spacing w:after="10" w:before="0"/>
               <w:ind w:left="120"/>
             </w:pPr>
-            <w:hyperlink w:history="1" r:id="rIdc0xlwil-fs38gieeerhkk">
+            <w:hyperlink w:history="1" r:id="rIdcdieaz11e3qicdakaozgz">
               <w:r>
                 <w:rPr>
                   <w:rFonts w:ascii="Arial" w:cs="Arial" w:eastAsia="Arial" w:hAnsi="Arial"/>
@@ -10041,7 +10041,7 @@
             <w:pPr>
               <w:spacing w:after="20" w:before="0"/>
             </w:pPr>
-            <w:hyperlink w:history="1" r:id="rIdpum5n2mpkf8uo06ylmby7">
+            <w:hyperlink w:history="1" r:id="rId75ssyhld5qje_x8bssdgt">
               <w:r>
                 <w:rPr>
                   <w:rFonts w:ascii="Arial" w:cs="Arial" w:eastAsia="Arial" w:hAnsi="Arial"/>
@@ -10074,7 +10074,7 @@
               <w:spacing w:after="10" w:before="0"/>
               <w:ind w:left="120"/>
             </w:pPr>
-            <w:hyperlink w:history="1" r:id="rIdecckxfaefhjkpleha-v32">
+            <w:hyperlink w:history="1" r:id="rId3uqhckeghuahcml9x9ifx">
               <w:r>
                 <w:rPr>
                   <w:rFonts w:ascii="Arial" w:cs="Arial" w:eastAsia="Arial" w:hAnsi="Arial"/>
@@ -10119,7 +10119,7 @@
             <w:pPr>
               <w:spacing w:after="20" w:before="0"/>
             </w:pPr>
-            <w:hyperlink w:history="1" r:id="rIdod7kbzwg9thfqlubmeztl">
+            <w:hyperlink w:history="1" r:id="rId3yqapkw5ft1jyi1apelkn">
               <w:r>
                 <w:rPr>
                   <w:rFonts w:ascii="Arial" w:cs="Arial" w:eastAsia="Arial" w:hAnsi="Arial"/>
@@ -10152,7 +10152,7 @@
               <w:spacing w:after="10" w:before="0"/>
               <w:ind w:left="120"/>
             </w:pPr>
-            <w:hyperlink w:history="1" r:id="rId5025qroeer5ycq9xucqou">
+            <w:hyperlink w:history="1" r:id="rId2_o5f99tl9pgvo-0xql-m">
               <w:r>
                 <w:rPr>
                   <w:rFonts w:ascii="Arial" w:cs="Arial" w:eastAsia="Arial" w:hAnsi="Arial"/>
@@ -10360,7 +10360,7 @@
             <w:pPr>
               <w:spacing w:after="20" w:before="0"/>
             </w:pPr>
-            <w:hyperlink w:history="1" r:id="rIdrvn8n3roa7_hhx4nmlpwy">
+            <w:hyperlink w:history="1" r:id="rIdn_rpvsquxropqvfejfru0">
               <w:r>
                 <w:rPr>
                   <w:rFonts w:ascii="Arial" w:cs="Arial" w:eastAsia="Arial" w:hAnsi="Arial"/>
@@ -10393,7 +10393,7 @@
               <w:spacing w:after="10" w:before="0"/>
               <w:ind w:left="120"/>
             </w:pPr>
-            <w:hyperlink w:history="1" r:id="rIdxnmupvmxcccl7lqo-ad-k">
+            <w:hyperlink w:history="1" r:id="rIdwinu_ui9ceip6qrfcnali">
               <w:r>
                 <w:rPr>
                   <w:rFonts w:ascii="Arial" w:cs="Arial" w:eastAsia="Arial" w:hAnsi="Arial"/>
@@ -10438,7 +10438,7 @@
             <w:pPr>
               <w:spacing w:after="20" w:before="0"/>
             </w:pPr>
-            <w:hyperlink w:history="1" r:id="rId9q7wqhq0muf5b4uv5cr3s">
+            <w:hyperlink w:history="1" r:id="rId4ts_yydrtye52nrmlq9yb">
               <w:r>
                 <w:rPr>
                   <w:rFonts w:ascii="Arial" w:cs="Arial" w:eastAsia="Arial" w:hAnsi="Arial"/>
@@ -10471,7 +10471,7 @@
               <w:spacing w:after="10" w:before="0"/>
               <w:ind w:left="120"/>
             </w:pPr>
-            <w:hyperlink w:history="1" r:id="rId9qdr8liz_s83lxou-8hv5">
+            <w:hyperlink w:history="1" r:id="rIdleotlgst5zosccc4g6t_m">
               <w:r>
                 <w:rPr>
                   <w:rFonts w:ascii="Arial" w:cs="Arial" w:eastAsia="Arial" w:hAnsi="Arial"/>
@@ -10679,7 +10679,7 @@
             <w:pPr>
               <w:spacing w:after="20" w:before="0"/>
             </w:pPr>
-            <w:hyperlink w:history="1" r:id="rIdwm-dwwkoum4jbpukrates">
+            <w:hyperlink w:history="1" r:id="rIdbwq0jh5hftw4zragr5sw6">
               <w:r>
                 <w:rPr>
                   <w:rFonts w:ascii="Arial" w:cs="Arial" w:eastAsia="Arial" w:hAnsi="Arial"/>
@@ -10712,7 +10712,7 @@
               <w:spacing w:after="10" w:before="0"/>
               <w:ind w:left="120"/>
             </w:pPr>
-            <w:hyperlink w:history="1" r:id="rIdrzdym2h4hi-hzp0clxxry">
+            <w:hyperlink w:history="1" r:id="rIdptb9qqb3evzxzb_bsu8uq">
               <w:r>
                 <w:rPr>
                   <w:rFonts w:ascii="Arial" w:cs="Arial" w:eastAsia="Arial" w:hAnsi="Arial"/>
@@ -10757,7 +10757,7 @@
             <w:pPr>
               <w:spacing w:after="20" w:before="0"/>
             </w:pPr>
-            <w:hyperlink w:history="1" r:id="rIdobwr4nlka4vkwcz9f6k0p">
+            <w:hyperlink w:history="1" r:id="rIdisjqakcw2oa2i9s5kkbzh">
               <w:r>
                 <w:rPr>
                   <w:rFonts w:ascii="Arial" w:cs="Arial" w:eastAsia="Arial" w:hAnsi="Arial"/>
@@ -10790,7 +10790,7 @@
               <w:spacing w:after="10" w:before="0"/>
               <w:ind w:left="120"/>
             </w:pPr>
-            <w:hyperlink w:history="1" r:id="rIdcm96lsez8rnjvnf539i1z">
+            <w:hyperlink w:history="1" r:id="rIdxgbtu7pgk6tk2wxdmvyu6">
               <w:r>
                 <w:rPr>
                   <w:rFonts w:ascii="Arial" w:cs="Arial" w:eastAsia="Arial" w:hAnsi="Arial"/>
@@ -10998,7 +10998,7 @@
             <w:pPr>
               <w:spacing w:after="20" w:before="0"/>
             </w:pPr>
-            <w:hyperlink w:history="1" r:id="rId3jssndk9ig8ph0df_vwoe">
+            <w:hyperlink w:history="1" r:id="rIdkd7sm0qmz3yns9pjvqfeq">
               <w:r>
                 <w:rPr>
                   <w:rFonts w:ascii="Arial" w:cs="Arial" w:eastAsia="Arial" w:hAnsi="Arial"/>
@@ -11031,7 +11031,7 @@
               <w:spacing w:after="10" w:before="0"/>
               <w:ind w:left="120"/>
             </w:pPr>
-            <w:hyperlink w:history="1" r:id="rIdqmffhtjkzq5qtb4aigx5g">
+            <w:hyperlink w:history="1" r:id="rIdyd1xszvrqkpjdkeqfsqj9">
               <w:r>
                 <w:rPr>
                   <w:rFonts w:ascii="Arial" w:cs="Arial" w:eastAsia="Arial" w:hAnsi="Arial"/>
@@ -11076,7 +11076,7 @@
             <w:pPr>
               <w:spacing w:after="20" w:before="0"/>
             </w:pPr>
-            <w:hyperlink w:history="1" r:id="rIdsf2fdcyeknxl6dtgpap3q">
+            <w:hyperlink w:history="1" r:id="rIdmhgsz_bxzcbhsv6rvnxvx">
               <w:r>
                 <w:rPr>
                   <w:rFonts w:ascii="Arial" w:cs="Arial" w:eastAsia="Arial" w:hAnsi="Arial"/>
@@ -11109,7 +11109,7 @@
               <w:spacing w:after="10" w:before="0"/>
               <w:ind w:left="120"/>
             </w:pPr>
-            <w:hyperlink w:history="1" r:id="rId3utulnp27xiph5uyoxeq5">
+            <w:hyperlink w:history="1" r:id="rIdzd90ipyzvnmtg9mj8zrkg">
               <w:r>
                 <w:rPr>
                   <w:rFonts w:ascii="Arial" w:cs="Arial" w:eastAsia="Arial" w:hAnsi="Arial"/>
@@ -12888,7 +12888,7 @@
             <w:pPr>
               <w:spacing w:after="20" w:before="0"/>
             </w:pPr>
-            <w:hyperlink w:history="1" r:id="rId9jlm0zvrpr1gnfzbisrli">
+            <w:hyperlink w:history="1" r:id="rIdefaoe317a-jlnwgfjs2ri">
               <w:r>
                 <w:rPr>
                   <w:rFonts w:ascii="Arial" w:cs="Arial" w:eastAsia="Arial" w:hAnsi="Arial"/>
@@ -12921,7 +12921,7 @@
               <w:spacing w:after="10" w:before="0"/>
               <w:ind w:left="120"/>
             </w:pPr>
-            <w:hyperlink w:history="1" r:id="rIdmk2rcxmdreijckzgn_puv">
+            <w:hyperlink w:history="1" r:id="rIdoddd0v8v4f_tqeckhdlwl">
               <w:r>
                 <w:rPr>
                   <w:rFonts w:ascii="Arial" w:cs="Arial" w:eastAsia="Arial" w:hAnsi="Arial"/>
@@ -12966,7 +12966,7 @@
             <w:pPr>
               <w:spacing w:after="20" w:before="0"/>
             </w:pPr>
-            <w:hyperlink w:history="1" r:id="rId4xpuqmc3iz6a8zoywqmgm">
+            <w:hyperlink w:history="1" r:id="rIdniwd_uy7njoomnpn3bgwn">
               <w:r>
                 <w:rPr>
                   <w:rFonts w:ascii="Arial" w:cs="Arial" w:eastAsia="Arial" w:hAnsi="Arial"/>
@@ -12999,7 +12999,7 @@
               <w:spacing w:after="10" w:before="0"/>
               <w:ind w:left="120"/>
             </w:pPr>
-            <w:hyperlink w:history="1" r:id="rIdhi68zsntzazd_za_zlnxs">
+            <w:hyperlink w:history="1" r:id="rIdrkvycyo5nyx7o19ks1w3b">
               <w:r>
                 <w:rPr>
                   <w:rFonts w:ascii="Arial" w:cs="Arial" w:eastAsia="Arial" w:hAnsi="Arial"/>
@@ -13207,7 +13207,7 @@
             <w:pPr>
               <w:spacing w:after="20" w:before="0"/>
             </w:pPr>
-            <w:hyperlink w:history="1" r:id="rIdhdqrai7pyfehnzbl5gqeu">
+            <w:hyperlink w:history="1" r:id="rIdap6vmxdfm33pfycnewm1w">
               <w:r>
                 <w:rPr>
                   <w:rFonts w:ascii="Arial" w:cs="Arial" w:eastAsia="Arial" w:hAnsi="Arial"/>
@@ -13240,7 +13240,7 @@
               <w:spacing w:after="10" w:before="0"/>
               <w:ind w:left="120"/>
             </w:pPr>
-            <w:hyperlink w:history="1" r:id="rIduuw-wyktlewdc9r1xlw7s">
+            <w:hyperlink w:history="1" r:id="rIdhh8gq5b9a6umbwnaakfqp">
               <w:r>
                 <w:rPr>
                   <w:rFonts w:ascii="Arial" w:cs="Arial" w:eastAsia="Arial" w:hAnsi="Arial"/>
@@ -13285,7 +13285,7 @@
             <w:pPr>
               <w:spacing w:after="20" w:before="0"/>
             </w:pPr>
-            <w:hyperlink w:history="1" r:id="rIdcoregydnvk9pmoprsv-qz">
+            <w:hyperlink w:history="1" r:id="rIdpgrrpsui_2ktpotgkwml8">
               <w:r>
                 <w:rPr>
                   <w:rFonts w:ascii="Arial" w:cs="Arial" w:eastAsia="Arial" w:hAnsi="Arial"/>
@@ -13318,7 +13318,7 @@
               <w:spacing w:after="10" w:before="0"/>
               <w:ind w:left="120"/>
             </w:pPr>
-            <w:hyperlink w:history="1" r:id="rIdrdf0nxrwsgvbhyao6atum">
+            <w:hyperlink w:history="1" r:id="rIddqskogxsa-3w1ubysepnb">
               <w:r>
                 <w:rPr>
                   <w:rFonts w:ascii="Arial" w:cs="Arial" w:eastAsia="Arial" w:hAnsi="Arial"/>
@@ -13526,7 +13526,7 @@
             <w:pPr>
               <w:spacing w:after="20" w:before="0"/>
             </w:pPr>
-            <w:hyperlink w:history="1" r:id="rIdanfznetggl5iy-8hqt2nl">
+            <w:hyperlink w:history="1" r:id="rId0dgkewpbsmzbtb4z137io">
               <w:r>
                 <w:rPr>
                   <w:rFonts w:ascii="Arial" w:cs="Arial" w:eastAsia="Arial" w:hAnsi="Arial"/>
@@ -13559,7 +13559,7 @@
               <w:spacing w:after="10" w:before="0"/>
               <w:ind w:left="120"/>
             </w:pPr>
-            <w:hyperlink w:history="1" r:id="rId9xwnej460jphdhkoc28d7">
+            <w:hyperlink w:history="1" r:id="rId-gijjsze6ds_bwfofxihf">
               <w:r>
                 <w:rPr>
                   <w:rFonts w:ascii="Arial" w:cs="Arial" w:eastAsia="Arial" w:hAnsi="Arial"/>
@@ -13604,7 +13604,7 @@
             <w:pPr>
               <w:spacing w:after="20" w:before="0"/>
             </w:pPr>
-            <w:hyperlink w:history="1" r:id="rIdt3-2s0tvk08cajnusmwrz">
+            <w:hyperlink w:history="1" r:id="rIdt-fcjbpihb5xmiv1scls7">
               <w:r>
                 <w:rPr>
                   <w:rFonts w:ascii="Arial" w:cs="Arial" w:eastAsia="Arial" w:hAnsi="Arial"/>
@@ -13637,7 +13637,7 @@
               <w:spacing w:after="10" w:before="0"/>
               <w:ind w:left="120"/>
             </w:pPr>
-            <w:hyperlink w:history="1" r:id="rIdlags59c0goimmo0nrcbyn">
+            <w:hyperlink w:history="1" r:id="rIdgssw-bs3fwudgu1rvh0vc">
               <w:r>
                 <w:rPr>
                   <w:rFonts w:ascii="Arial" w:cs="Arial" w:eastAsia="Arial" w:hAnsi="Arial"/>
@@ -13845,7 +13845,7 @@
             <w:pPr>
               <w:spacing w:after="20" w:before="0"/>
             </w:pPr>
-            <w:hyperlink w:history="1" r:id="rIdge42kn70yvgt1sgu59hse">
+            <w:hyperlink w:history="1" r:id="rIdrqrqeaauy4dvbkgwbs3ml">
               <w:r>
                 <w:rPr>
                   <w:rFonts w:ascii="Arial" w:cs="Arial" w:eastAsia="Arial" w:hAnsi="Arial"/>
@@ -13878,7 +13878,7 @@
               <w:spacing w:after="10" w:before="0"/>
               <w:ind w:left="120"/>
             </w:pPr>
-            <w:hyperlink w:history="1" r:id="rId5mpilfifwz_putu80lyl-">
+            <w:hyperlink w:history="1" r:id="rId4vj5avcunddrgprd9okvv">
               <w:r>
                 <w:rPr>
                   <w:rFonts w:ascii="Arial" w:cs="Arial" w:eastAsia="Arial" w:hAnsi="Arial"/>
@@ -13923,7 +13923,7 @@
             <w:pPr>
               <w:spacing w:after="20" w:before="0"/>
             </w:pPr>
-            <w:hyperlink w:history="1" r:id="rIdikk3tspq4m4lxawsqe1a0">
+            <w:hyperlink w:history="1" r:id="rId-l2uq0csvp4pkl3aofp0g">
               <w:r>
                 <w:rPr>
                   <w:rFonts w:ascii="Arial" w:cs="Arial" w:eastAsia="Arial" w:hAnsi="Arial"/>
@@ -13956,7 +13956,7 @@
               <w:spacing w:after="10" w:before="0"/>
               <w:ind w:left="120"/>
             </w:pPr>
-            <w:hyperlink w:history="1" r:id="rIdel2vzhehulcimorkmnvgj">
+            <w:hyperlink w:history="1" r:id="rId76okl19urvrmw5ub5hcjg">
               <w:r>
                 <w:rPr>
                   <w:rFonts w:ascii="Arial" w:cs="Arial" w:eastAsia="Arial" w:hAnsi="Arial"/>
@@ -14164,7 +14164,7 @@
             <w:pPr>
               <w:spacing w:after="20" w:before="0"/>
             </w:pPr>
-            <w:hyperlink w:history="1" r:id="rIdqwpmztjkl1obbok1p45pz">
+            <w:hyperlink w:history="1" r:id="rIdeemamtoj_xmmw9fpzdmhx">
               <w:r>
                 <w:rPr>
                   <w:rFonts w:ascii="Arial" w:cs="Arial" w:eastAsia="Arial" w:hAnsi="Arial"/>
@@ -14197,7 +14197,7 @@
               <w:spacing w:after="10" w:before="0"/>
               <w:ind w:left="120"/>
             </w:pPr>
-            <w:hyperlink w:history="1" r:id="rIdyien7mfq51dcrmvi-8ila">
+            <w:hyperlink w:history="1" r:id="rIdmqvfgkep7ov6prgygccxt">
               <w:r>
                 <w:rPr>
                   <w:rFonts w:ascii="Arial" w:cs="Arial" w:eastAsia="Arial" w:hAnsi="Arial"/>
@@ -14242,7 +14242,7 @@
             <w:pPr>
               <w:spacing w:after="20" w:before="0"/>
             </w:pPr>
-            <w:hyperlink w:history="1" r:id="rId5xmzpc_uaa2abgwirmgv6">
+            <w:hyperlink w:history="1" r:id="rIdnbrj5gco1jq2xzhvokm4o">
               <w:r>
                 <w:rPr>
                   <w:rFonts w:ascii="Arial" w:cs="Arial" w:eastAsia="Arial" w:hAnsi="Arial"/>
@@ -14275,7 +14275,7 @@
               <w:spacing w:after="10" w:before="0"/>
               <w:ind w:left="120"/>
             </w:pPr>
-            <w:hyperlink w:history="1" r:id="rIdmlp1bynwvnysno_fiyi28">
+            <w:hyperlink w:history="1" r:id="rIdkickommgythca2wcjoi6y">
               <w:r>
                 <w:rPr>
                   <w:rFonts w:ascii="Arial" w:cs="Arial" w:eastAsia="Arial" w:hAnsi="Arial"/>
@@ -16054,7 +16054,7 @@
             <w:pPr>
               <w:spacing w:after="20" w:before="0"/>
             </w:pPr>
-            <w:hyperlink w:history="1" r:id="rId8sigsafwaf5kpbrdhtoeh">
+            <w:hyperlink w:history="1" r:id="rIdkn1q7_zfliwkdfe8g51ip">
               <w:r>
                 <w:rPr>
                   <w:rFonts w:ascii="Arial" w:cs="Arial" w:eastAsia="Arial" w:hAnsi="Arial"/>
@@ -16087,7 +16087,7 @@
               <w:spacing w:after="10" w:before="0"/>
               <w:ind w:left="120"/>
             </w:pPr>
-            <w:hyperlink w:history="1" r:id="rIdwbgqbas1shx9wviw8x-ce">
+            <w:hyperlink w:history="1" r:id="rIde6n5qnx2civvbf_ui7qz-">
               <w:r>
                 <w:rPr>
                   <w:rFonts w:ascii="Arial" w:cs="Arial" w:eastAsia="Arial" w:hAnsi="Arial"/>
@@ -16132,7 +16132,7 @@
             <w:pPr>
               <w:spacing w:after="20" w:before="0"/>
             </w:pPr>
-            <w:hyperlink w:history="1" r:id="rIdiijrdqjnwl_dj6ce2spnk">
+            <w:hyperlink w:history="1" r:id="rIdfjiuhncz-8ftj4ynya04q">
               <w:r>
                 <w:rPr>
                   <w:rFonts w:ascii="Arial" w:cs="Arial" w:eastAsia="Arial" w:hAnsi="Arial"/>
@@ -16165,7 +16165,7 @@
               <w:spacing w:after="10" w:before="0"/>
               <w:ind w:left="120"/>
             </w:pPr>
-            <w:hyperlink w:history="1" r:id="rIdl6hksxjgwaa8jyzoiigju">
+            <w:hyperlink w:history="1" r:id="rIdc6ylmvrlgc2mgfqicu-sc">
               <w:r>
                 <w:rPr>
                   <w:rFonts w:ascii="Arial" w:cs="Arial" w:eastAsia="Arial" w:hAnsi="Arial"/>
@@ -16373,7 +16373,7 @@
             <w:pPr>
               <w:spacing w:after="20" w:before="0"/>
             </w:pPr>
-            <w:hyperlink w:history="1" r:id="rIdstv3s3yybwicvzfbujzua">
+            <w:hyperlink w:history="1" r:id="rIdeue40ujedmpv5nxsaumwp">
               <w:r>
                 <w:rPr>
                   <w:rFonts w:ascii="Arial" w:cs="Arial" w:eastAsia="Arial" w:hAnsi="Arial"/>
@@ -16406,7 +16406,7 @@
               <w:spacing w:after="10" w:before="0"/>
               <w:ind w:left="120"/>
             </w:pPr>
-            <w:hyperlink w:history="1" r:id="rIdiiy7qhcr0yl08pt00aqlu">
+            <w:hyperlink w:history="1" r:id="rIdhv9hwspeouykry35mepya">
               <w:r>
                 <w:rPr>
                   <w:rFonts w:ascii="Arial" w:cs="Arial" w:eastAsia="Arial" w:hAnsi="Arial"/>
@@ -16451,7 +16451,7 @@
             <w:pPr>
               <w:spacing w:after="20" w:before="0"/>
             </w:pPr>
-            <w:hyperlink w:history="1" r:id="rIdcymevscwqyrht0szupdfr">
+            <w:hyperlink w:history="1" r:id="rIdx4q9mhvgwfygwvcukuiha">
               <w:r>
                 <w:rPr>
                   <w:rFonts w:ascii="Arial" w:cs="Arial" w:eastAsia="Arial" w:hAnsi="Arial"/>
@@ -16484,7 +16484,7 @@
               <w:spacing w:after="10" w:before="0"/>
               <w:ind w:left="120"/>
             </w:pPr>
-            <w:hyperlink w:history="1" r:id="rIds8yvsx0in515nindklbue">
+            <w:hyperlink w:history="1" r:id="rIdubunlscbbllmwtvmy45xo">
               <w:r>
                 <w:rPr>
                   <w:rFonts w:ascii="Arial" w:cs="Arial" w:eastAsia="Arial" w:hAnsi="Arial"/>
@@ -16692,7 +16692,7 @@
             <w:pPr>
               <w:spacing w:after="20" w:before="0"/>
             </w:pPr>
-            <w:hyperlink w:history="1" r:id="rIdiu-mrgo1wgixdp9sgstmc">
+            <w:hyperlink w:history="1" r:id="rIdp-zp-1lqhbku9bizwirbd">
               <w:r>
                 <w:rPr>
                   <w:rFonts w:ascii="Arial" w:cs="Arial" w:eastAsia="Arial" w:hAnsi="Arial"/>
@@ -16725,7 +16725,7 @@
               <w:spacing w:after="10" w:before="0"/>
               <w:ind w:left="120"/>
             </w:pPr>
-            <w:hyperlink w:history="1" r:id="rIdv63sfdhsg_ky46wfwma6n">
+            <w:hyperlink w:history="1" r:id="rIdunzpo_2qupr7kyes_vi3z">
               <w:r>
                 <w:rPr>
                   <w:rFonts w:ascii="Arial" w:cs="Arial" w:eastAsia="Arial" w:hAnsi="Arial"/>
@@ -16770,7 +16770,7 @@
             <w:pPr>
               <w:spacing w:after="20" w:before="0"/>
             </w:pPr>
-            <w:hyperlink w:history="1" r:id="rIdjfnd_si5yoa9ovmsoqc-b">
+            <w:hyperlink w:history="1" r:id="rIdusyaxqcq28mfqhkhm4ol-">
               <w:r>
                 <w:rPr>
                   <w:rFonts w:ascii="Arial" w:cs="Arial" w:eastAsia="Arial" w:hAnsi="Arial"/>
@@ -16803,7 +16803,7 @@
               <w:spacing w:after="10" w:before="0"/>
               <w:ind w:left="120"/>
             </w:pPr>
-            <w:hyperlink w:history="1" r:id="rIdrsqmfemmjn95qr_67z2il">
+            <w:hyperlink w:history="1" r:id="rIdhksza7hwspkk97bb58pkt">
               <w:r>
                 <w:rPr>
                   <w:rFonts w:ascii="Arial" w:cs="Arial" w:eastAsia="Arial" w:hAnsi="Arial"/>
@@ -17011,7 +17011,7 @@
             <w:pPr>
               <w:spacing w:after="20" w:before="0"/>
             </w:pPr>
-            <w:hyperlink w:history="1" r:id="rIdqo3xcozgx0nctamp8dfh3">
+            <w:hyperlink w:history="1" r:id="rIdv4dht8mwtar7mhwfyvqa8">
               <w:r>
                 <w:rPr>
                   <w:rFonts w:ascii="Arial" w:cs="Arial" w:eastAsia="Arial" w:hAnsi="Arial"/>
@@ -17044,7 +17044,7 @@
               <w:spacing w:after="10" w:before="0"/>
               <w:ind w:left="120"/>
             </w:pPr>
-            <w:hyperlink w:history="1" r:id="rIdm1wdiyj8dpallfh0in_4m">
+            <w:hyperlink w:history="1" r:id="rId9zb-8gpt8lwvafrzf-qlr">
               <w:r>
                 <w:rPr>
                   <w:rFonts w:ascii="Arial" w:cs="Arial" w:eastAsia="Arial" w:hAnsi="Arial"/>
@@ -17089,7 +17089,7 @@
             <w:pPr>
               <w:spacing w:after="20" w:before="0"/>
             </w:pPr>
-            <w:hyperlink w:history="1" r:id="rIddzzwbjnp1nnf22e3yyeyu">
+            <w:hyperlink w:history="1" r:id="rIdxz5sriwfwfqnanth6c5hu">
               <w:r>
                 <w:rPr>
                   <w:rFonts w:ascii="Arial" w:cs="Arial" w:eastAsia="Arial" w:hAnsi="Arial"/>
@@ -17122,7 +17122,7 @@
               <w:spacing w:after="10" w:before="0"/>
               <w:ind w:left="120"/>
             </w:pPr>
-            <w:hyperlink w:history="1" r:id="rId4uhsapufvywjnuhlfrude">
+            <w:hyperlink w:history="1" r:id="rId2xy8f1z3lv71yrge6zdcy">
               <w:r>
                 <w:rPr>
                   <w:rFonts w:ascii="Arial" w:cs="Arial" w:eastAsia="Arial" w:hAnsi="Arial"/>
@@ -17330,7 +17330,7 @@
             <w:pPr>
               <w:spacing w:after="20" w:before="0"/>
             </w:pPr>
-            <w:hyperlink w:history="1" r:id="rIdhc2p2vcmckcmqrdo-fi9-">
+            <w:hyperlink w:history="1" r:id="rIdueq7tlqhtvz94qzz6ochz">
               <w:r>
                 <w:rPr>
                   <w:rFonts w:ascii="Arial" w:cs="Arial" w:eastAsia="Arial" w:hAnsi="Arial"/>
@@ -17363,7 +17363,7 @@
               <w:spacing w:after="10" w:before="0"/>
               <w:ind w:left="120"/>
             </w:pPr>
-            <w:hyperlink w:history="1" r:id="rIdaimvnsx9vif2x7_vcj2qa">
+            <w:hyperlink w:history="1" r:id="rIdbdext6ynr_iwa5jotaca5">
               <w:r>
                 <w:rPr>
                   <w:rFonts w:ascii="Arial" w:cs="Arial" w:eastAsia="Arial" w:hAnsi="Arial"/>
@@ -17408,7 +17408,7 @@
             <w:pPr>
               <w:spacing w:after="20" w:before="0"/>
             </w:pPr>
-            <w:hyperlink w:history="1" r:id="rIdfdyaooxqe1b2qoalqmzm1">
+            <w:hyperlink w:history="1" r:id="rIdovwcsfcwi965hdkdz6krw">
               <w:r>
                 <w:rPr>
                   <w:rFonts w:ascii="Arial" w:cs="Arial" w:eastAsia="Arial" w:hAnsi="Arial"/>
@@ -17441,7 +17441,7 @@
               <w:spacing w:after="10" w:before="0"/>
               <w:ind w:left="120"/>
             </w:pPr>
-            <w:hyperlink w:history="1" r:id="rId2ev4yxte8yigdvawlygdj">
+            <w:hyperlink w:history="1" r:id="rIdp7rlnkh-z1w6wtb4twugg">
               <w:r>
                 <w:rPr>
                   <w:rFonts w:ascii="Arial" w:cs="Arial" w:eastAsia="Arial" w:hAnsi="Arial"/>
@@ -19240,7 +19240,7 @@
             <w:pPr>
               <w:spacing w:after="20" w:before="0"/>
             </w:pPr>
-            <w:hyperlink w:history="1" r:id="rIdykuq41nlwkgk1ffqekqrt">
+            <w:hyperlink w:history="1" r:id="rIdxq676e7qr4hg3kmhvl5zi">
               <w:r>
                 <w:rPr>
                   <w:rFonts w:ascii="Arial" w:cs="Arial" w:eastAsia="Arial" w:hAnsi="Arial"/>
@@ -19273,7 +19273,7 @@
               <w:spacing w:after="10" w:before="0"/>
               <w:ind w:left="120"/>
             </w:pPr>
-            <w:hyperlink w:history="1" r:id="rIdoipghwf6jw3dr9qrtt8ut">
+            <w:hyperlink w:history="1" r:id="rIdenqc9mu3fri5o0xf9zpae">
               <w:r>
                 <w:rPr>
                   <w:rFonts w:ascii="Arial" w:cs="Arial" w:eastAsia="Arial" w:hAnsi="Arial"/>
@@ -19318,7 +19318,7 @@
             <w:pPr>
               <w:spacing w:after="20" w:before="0"/>
             </w:pPr>
-            <w:hyperlink w:history="1" r:id="rIdw_01hartrz18zmzva5qam">
+            <w:hyperlink w:history="1" r:id="rIdqtbvqsfzlvrgppbn4q6kg">
               <w:r>
                 <w:rPr>
                   <w:rFonts w:ascii="Arial" w:cs="Arial" w:eastAsia="Arial" w:hAnsi="Arial"/>
@@ -19351,7 +19351,7 @@
               <w:spacing w:after="10" w:before="0"/>
               <w:ind w:left="120"/>
             </w:pPr>
-            <w:hyperlink w:history="1" r:id="rIdyhu-cgbitd92ugpilj2ee">
+            <w:hyperlink w:history="1" r:id="rIdoeagvk8dzmfxufvxqorba">
               <w:r>
                 <w:rPr>
                   <w:rFonts w:ascii="Arial" w:cs="Arial" w:eastAsia="Arial" w:hAnsi="Arial"/>
@@ -19559,7 +19559,7 @@
             <w:pPr>
               <w:spacing w:after="20" w:before="0"/>
             </w:pPr>
-            <w:hyperlink w:history="1" r:id="rIdlqmzr-b-vfgr48f1hseo_">
+            <w:hyperlink w:history="1" r:id="rIdntarloonyxicogr1122m5">
               <w:r>
                 <w:rPr>
                   <w:rFonts w:ascii="Arial" w:cs="Arial" w:eastAsia="Arial" w:hAnsi="Arial"/>
@@ -19592,7 +19592,7 @@
               <w:spacing w:after="10" w:before="0"/>
               <w:ind w:left="120"/>
             </w:pPr>
-            <w:hyperlink w:history="1" r:id="rIdrajh9ye_mfntdpmaam_wz">
+            <w:hyperlink w:history="1" r:id="rIdms_im70oy4ls2eivgsvz1">
               <w:r>
                 <w:rPr>
                   <w:rFonts w:ascii="Arial" w:cs="Arial" w:eastAsia="Arial" w:hAnsi="Arial"/>
@@ -19637,7 +19637,7 @@
             <w:pPr>
               <w:spacing w:after="20" w:before="0"/>
             </w:pPr>
-            <w:hyperlink w:history="1" r:id="rIdx0dcbwfiqfhwn5ekaftor">
+            <w:hyperlink w:history="1" r:id="rIdg6avy-gxtaonghp1s8wlq">
               <w:r>
                 <w:rPr>
                   <w:rFonts w:ascii="Arial" w:cs="Arial" w:eastAsia="Arial" w:hAnsi="Arial"/>
@@ -19670,7 +19670,7 @@
               <w:spacing w:after="10" w:before="0"/>
               <w:ind w:left="120"/>
             </w:pPr>
-            <w:hyperlink w:history="1" r:id="rIdmlsprrj89hq56ll7v0kv4">
+            <w:hyperlink w:history="1" r:id="rIdb2omfvr0gicteowdgegdl">
               <w:r>
                 <w:rPr>
                   <w:rFonts w:ascii="Arial" w:cs="Arial" w:eastAsia="Arial" w:hAnsi="Arial"/>
@@ -19878,7 +19878,7 @@
             <w:pPr>
               <w:spacing w:after="20" w:before="0"/>
             </w:pPr>
-            <w:hyperlink w:history="1" r:id="rIdp0pagkw5oaqwq8zfalncr">
+            <w:hyperlink w:history="1" r:id="rIdie4qn_enb6ikeqwufzxa6">
               <w:r>
                 <w:rPr>
                   <w:rFonts w:ascii="Arial" w:cs="Arial" w:eastAsia="Arial" w:hAnsi="Arial"/>
@@ -19911,7 +19911,7 @@
               <w:spacing w:after="10" w:before="0"/>
               <w:ind w:left="120"/>
             </w:pPr>
-            <w:hyperlink w:history="1" r:id="rIdt-ugjigkdpy1trac7ytrg">
+            <w:hyperlink w:history="1" r:id="rIdd0ga1dhnfvot-5zcqc6zt">
               <w:r>
                 <w:rPr>
                   <w:rFonts w:ascii="Arial" w:cs="Arial" w:eastAsia="Arial" w:hAnsi="Arial"/>
@@ -19956,7 +19956,7 @@
             <w:pPr>
               <w:spacing w:after="20" w:before="0"/>
             </w:pPr>
-            <w:hyperlink w:history="1" r:id="rIdxvwppsxhon2alqgw_ac0h">
+            <w:hyperlink w:history="1" r:id="rIdyca_t4mrjyr1pfcmzc2g9">
               <w:r>
                 <w:rPr>
                   <w:rFonts w:ascii="Arial" w:cs="Arial" w:eastAsia="Arial" w:hAnsi="Arial"/>
@@ -19989,7 +19989,7 @@
               <w:spacing w:after="10" w:before="0"/>
               <w:ind w:left="120"/>
             </w:pPr>
-            <w:hyperlink w:history="1" r:id="rIdmgxjkghm6zxhs_gv9bvb8">
+            <w:hyperlink w:history="1" r:id="rIdfe6-ybueqnsu6bqbl03py">
               <w:r>
                 <w:rPr>
                   <w:rFonts w:ascii="Arial" w:cs="Arial" w:eastAsia="Arial" w:hAnsi="Arial"/>
@@ -20197,7 +20197,7 @@
             <w:pPr>
               <w:spacing w:after="20" w:before="0"/>
             </w:pPr>
-            <w:hyperlink w:history="1" r:id="rIdh94aegeb4ylvckf9kyjeu">
+            <w:hyperlink w:history="1" r:id="rIdobg0pddmdkv1aj7fc02wu">
               <w:r>
                 <w:rPr>
                   <w:rFonts w:ascii="Arial" w:cs="Arial" w:eastAsia="Arial" w:hAnsi="Arial"/>
@@ -20230,7 +20230,7 @@
               <w:spacing w:after="10" w:before="0"/>
               <w:ind w:left="120"/>
             </w:pPr>
-            <w:hyperlink w:history="1" r:id="rIdfpguc1zalyfp0fmukozdn">
+            <w:hyperlink w:history="1" r:id="rIda2-x_hkztjzuvjtyt0-rf">
               <w:r>
                 <w:rPr>
                   <w:rFonts w:ascii="Arial" w:cs="Arial" w:eastAsia="Arial" w:hAnsi="Arial"/>
@@ -20275,7 +20275,7 @@
             <w:pPr>
               <w:spacing w:after="20" w:before="0"/>
             </w:pPr>
-            <w:hyperlink w:history="1" r:id="rId0cztgzye8b7nmjw_rkp54">
+            <w:hyperlink w:history="1" r:id="rIdd0en470vbomct-3utig3w">
               <w:r>
                 <w:rPr>
                   <w:rFonts w:ascii="Arial" w:cs="Arial" w:eastAsia="Arial" w:hAnsi="Arial"/>
@@ -20308,7 +20308,7 @@
               <w:spacing w:after="10" w:before="0"/>
               <w:ind w:left="120"/>
             </w:pPr>
-            <w:hyperlink w:history="1" r:id="rIdqpjuyxsavpkmcvk0gm51t">
+            <w:hyperlink w:history="1" r:id="rId30zeazr1t_9ceovpuf26x">
               <w:r>
                 <w:rPr>
                   <w:rFonts w:ascii="Arial" w:cs="Arial" w:eastAsia="Arial" w:hAnsi="Arial"/>
@@ -20516,7 +20516,7 @@
             <w:pPr>
               <w:spacing w:after="20" w:before="0"/>
             </w:pPr>
-            <w:hyperlink w:history="1" r:id="rIdcfuakslndsfk_u9v58jvi">
+            <w:hyperlink w:history="1" r:id="rIdjgixmhaxvr1s40pkukxl7">
               <w:r>
                 <w:rPr>
                   <w:rFonts w:ascii="Arial" w:cs="Arial" w:eastAsia="Arial" w:hAnsi="Arial"/>
@@ -20549,7 +20549,7 @@
               <w:spacing w:after="10" w:before="0"/>
               <w:ind w:left="120"/>
             </w:pPr>
-            <w:hyperlink w:history="1" r:id="rIdrluomwcrbpoo8m9ggoz1j">
+            <w:hyperlink w:history="1" r:id="rId4l0ondmabqapm1b-q3cox">
               <w:r>
                 <w:rPr>
                   <w:rFonts w:ascii="Arial" w:cs="Arial" w:eastAsia="Arial" w:hAnsi="Arial"/>
@@ -20594,7 +20594,7 @@
             <w:pPr>
               <w:spacing w:after="20" w:before="0"/>
             </w:pPr>
-            <w:hyperlink w:history="1" r:id="rId_gyyuixwpo3_rseamm-wy">
+            <w:hyperlink w:history="1" r:id="rIdaklrpcl2bg3paxbegu47k">
               <w:r>
                 <w:rPr>
                   <w:rFonts w:ascii="Arial" w:cs="Arial" w:eastAsia="Arial" w:hAnsi="Arial"/>
@@ -20627,7 +20627,7 @@
               <w:spacing w:after="10" w:before="0"/>
               <w:ind w:left="120"/>
             </w:pPr>
-            <w:hyperlink w:history="1" r:id="rIdwrwzkoqtjnsg-abbufo7t">
+            <w:hyperlink w:history="1" r:id="rIdnptztrumihgwjzrs3icjs">
               <w:r>
                 <w:rPr>
                   <w:rFonts w:ascii="Arial" w:cs="Arial" w:eastAsia="Arial" w:hAnsi="Arial"/>
@@ -22406,7 +22406,7 @@
             <w:pPr>
               <w:spacing w:after="20" w:before="0"/>
             </w:pPr>
-            <w:hyperlink w:history="1" r:id="rId4wzuhax03nxhogj2akibu">
+            <w:hyperlink w:history="1" r:id="rIdtpkfmlsnl7fajcborroc4">
               <w:r>
                 <w:rPr>
                   <w:rFonts w:ascii="Arial" w:cs="Arial" w:eastAsia="Arial" w:hAnsi="Arial"/>
@@ -22439,7 +22439,7 @@
               <w:spacing w:after="10" w:before="0"/>
               <w:ind w:left="120"/>
             </w:pPr>
-            <w:hyperlink w:history="1" r:id="rId2vqoe4mopat--mxuxqhtl">
+            <w:hyperlink w:history="1" r:id="rIdanebyc98cdwrydaq8kye7">
               <w:r>
                 <w:rPr>
                   <w:rFonts w:ascii="Arial" w:cs="Arial" w:eastAsia="Arial" w:hAnsi="Arial"/>
@@ -22484,7 +22484,7 @@
             <w:pPr>
               <w:spacing w:after="20" w:before="0"/>
             </w:pPr>
-            <w:hyperlink w:history="1" r:id="rId2op2yybhjtwxzwq-pcxtm">
+            <w:hyperlink w:history="1" r:id="rId2mdpgeul15bv_flcjls9t">
               <w:r>
                 <w:rPr>
                   <w:rFonts w:ascii="Arial" w:cs="Arial" w:eastAsia="Arial" w:hAnsi="Arial"/>
@@ -22517,7 +22517,7 @@
               <w:spacing w:after="10" w:before="0"/>
               <w:ind w:left="120"/>
             </w:pPr>
-            <w:hyperlink w:history="1" r:id="rIdhybaiav5mtzpgxvpw_7bh">
+            <w:hyperlink w:history="1" r:id="rIdyybumk2bip6u0mlgzn8o7">
               <w:r>
                 <w:rPr>
                   <w:rFonts w:ascii="Arial" w:cs="Arial" w:eastAsia="Arial" w:hAnsi="Arial"/>
@@ -22725,7 +22725,7 @@
             <w:pPr>
               <w:spacing w:after="20" w:before="0"/>
             </w:pPr>
-            <w:hyperlink w:history="1" r:id="rIdkmf5dfdeiz4qf45vchfiy">
+            <w:hyperlink w:history="1" r:id="rIdrglozmypcmnwd2lq21np_">
               <w:r>
                 <w:rPr>
                   <w:rFonts w:ascii="Arial" w:cs="Arial" w:eastAsia="Arial" w:hAnsi="Arial"/>
@@ -22758,7 +22758,7 @@
               <w:spacing w:after="10" w:before="0"/>
               <w:ind w:left="120"/>
             </w:pPr>
-            <w:hyperlink w:history="1" r:id="rIdz0y3tt41g4e7xyxjmkhme">
+            <w:hyperlink w:history="1" r:id="rIde3dx10eeb5iemejxubask">
               <w:r>
                 <w:rPr>
                   <w:rFonts w:ascii="Arial" w:cs="Arial" w:eastAsia="Arial" w:hAnsi="Arial"/>
@@ -22803,7 +22803,7 @@
             <w:pPr>
               <w:spacing w:after="20" w:before="0"/>
             </w:pPr>
-            <w:hyperlink w:history="1" r:id="rIdqn4cylwnbnnelwowtpyfw">
+            <w:hyperlink w:history="1" r:id="rIdhnxevzapri7o7yv7_qlcy">
               <w:r>
                 <w:rPr>
                   <w:rFonts w:ascii="Arial" w:cs="Arial" w:eastAsia="Arial" w:hAnsi="Arial"/>
@@ -22836,7 +22836,7 @@
               <w:spacing w:after="10" w:before="0"/>
               <w:ind w:left="120"/>
             </w:pPr>
-            <w:hyperlink w:history="1" r:id="rId0hk4b7miceqd5tmgdvvrl">
+            <w:hyperlink w:history="1" r:id="rIdn6s1v6veaorqwm2ferjxx">
               <w:r>
                 <w:rPr>
                   <w:rFonts w:ascii="Arial" w:cs="Arial" w:eastAsia="Arial" w:hAnsi="Arial"/>
@@ -23044,7 +23044,7 @@
             <w:pPr>
               <w:spacing w:after="20" w:before="0"/>
             </w:pPr>
-            <w:hyperlink w:history="1" r:id="rIdzjvy_2kkpucts6yn1kxit">
+            <w:hyperlink w:history="1" r:id="rIdr4q-7e4uljyag8f038zj0">
               <w:r>
                 <w:rPr>
                   <w:rFonts w:ascii="Arial" w:cs="Arial" w:eastAsia="Arial" w:hAnsi="Arial"/>
@@ -23077,7 +23077,7 @@
               <w:spacing w:after="10" w:before="0"/>
               <w:ind w:left="120"/>
             </w:pPr>
-            <w:hyperlink w:history="1" r:id="rIdoh96rognmkxd8mtetwfcd">
+            <w:hyperlink w:history="1" r:id="rIdldwwvaovuwfwdgbja_zhl">
               <w:r>
                 <w:rPr>
                   <w:rFonts w:ascii="Arial" w:cs="Arial" w:eastAsia="Arial" w:hAnsi="Arial"/>
@@ -23122,7 +23122,7 @@
             <w:pPr>
               <w:spacing w:after="20" w:before="0"/>
             </w:pPr>
-            <w:hyperlink w:history="1" r:id="rIdbm1vxuh5_opfbpg8br5qs">
+            <w:hyperlink w:history="1" r:id="rIdo8esjruvltotdlprqxe-l">
               <w:r>
                 <w:rPr>
                   <w:rFonts w:ascii="Arial" w:cs="Arial" w:eastAsia="Arial" w:hAnsi="Arial"/>
@@ -23155,7 +23155,7 @@
               <w:spacing w:after="10" w:before="0"/>
               <w:ind w:left="120"/>
             </w:pPr>
-            <w:hyperlink w:history="1" r:id="rIdar7vqncsvijhvzonfffo6">
+            <w:hyperlink w:history="1" r:id="rIdbzrlogfev1sja0c-3wers">
               <w:r>
                 <w:rPr>
                   <w:rFonts w:ascii="Arial" w:cs="Arial" w:eastAsia="Arial" w:hAnsi="Arial"/>
@@ -23363,7 +23363,7 @@
             <w:pPr>
               <w:spacing w:after="20" w:before="0"/>
             </w:pPr>
-            <w:hyperlink w:history="1" r:id="rId5omzsq_h2qd0rjk4ivwkr">
+            <w:hyperlink w:history="1" r:id="rIdmy4p8gcxuxmy-rjv-y81o">
               <w:r>
                 <w:rPr>
                   <w:rFonts w:ascii="Arial" w:cs="Arial" w:eastAsia="Arial" w:hAnsi="Arial"/>
@@ -23396,7 +23396,7 @@
               <w:spacing w:after="10" w:before="0"/>
               <w:ind w:left="120"/>
             </w:pPr>
-            <w:hyperlink w:history="1" r:id="rId3zlbdgsejmwpon5emfodj">
+            <w:hyperlink w:history="1" r:id="rIdtq3mszgo1eyym0cvtjalh">
               <w:r>
                 <w:rPr>
                   <w:rFonts w:ascii="Arial" w:cs="Arial" w:eastAsia="Arial" w:hAnsi="Arial"/>
@@ -23441,7 +23441,7 @@
             <w:pPr>
               <w:spacing w:after="20" w:before="0"/>
             </w:pPr>
-            <w:hyperlink w:history="1" r:id="rIdkwtxa0kajr19tkqxah-it">
+            <w:hyperlink w:history="1" r:id="rIdfk9e7iiph8-odo18ups6m">
               <w:r>
                 <w:rPr>
                   <w:rFonts w:ascii="Arial" w:cs="Arial" w:eastAsia="Arial" w:hAnsi="Arial"/>
@@ -23474,7 +23474,7 @@
               <w:spacing w:after="10" w:before="0"/>
               <w:ind w:left="120"/>
             </w:pPr>
-            <w:hyperlink w:history="1" r:id="rIdwirr1bsfhsxxpftgn7jtq">
+            <w:hyperlink w:history="1" r:id="rIdzfskw34ijwzb4_zvoqtzr">
               <w:r>
                 <w:rPr>
                   <w:rFonts w:ascii="Arial" w:cs="Arial" w:eastAsia="Arial" w:hAnsi="Arial"/>
@@ -23682,7 +23682,7 @@
             <w:pPr>
               <w:spacing w:after="20" w:before="0"/>
             </w:pPr>
-            <w:hyperlink w:history="1" r:id="rIdcc200mtpxps8mayelkbbt">
+            <w:hyperlink w:history="1" r:id="rId2av_9n3pbw8sacg9aq1hc">
               <w:r>
                 <w:rPr>
                   <w:rFonts w:ascii="Arial" w:cs="Arial" w:eastAsia="Arial" w:hAnsi="Arial"/>
@@ -23715,7 +23715,7 @@
               <w:spacing w:after="10" w:before="0"/>
               <w:ind w:left="120"/>
             </w:pPr>
-            <w:hyperlink w:history="1" r:id="rIdejjqa6bafzvs-xklj7gs8">
+            <w:hyperlink w:history="1" r:id="rIdj2frcqgavnzzcrdfddlhw">
               <w:r>
                 <w:rPr>
                   <w:rFonts w:ascii="Arial" w:cs="Arial" w:eastAsia="Arial" w:hAnsi="Arial"/>
@@ -23760,7 +23760,7 @@
             <w:pPr>
               <w:spacing w:after="20" w:before="0"/>
             </w:pPr>
-            <w:hyperlink w:history="1" r:id="rIdwi7eo2inb_pllpmnljdur">
+            <w:hyperlink w:history="1" r:id="rIdhx07zxqr7eccx1qmmtpoj">
               <w:r>
                 <w:rPr>
                   <w:rFonts w:ascii="Arial" w:cs="Arial" w:eastAsia="Arial" w:hAnsi="Arial"/>
@@ -23793,7 +23793,7 @@
               <w:spacing w:after="10" w:before="0"/>
               <w:ind w:left="120"/>
             </w:pPr>
-            <w:hyperlink w:history="1" r:id="rIddipwznrvc0uaklqlrekdu">
+            <w:hyperlink w:history="1" r:id="rIds5eka8xgiox1xybtozrjf">
               <w:r>
                 <w:rPr>
                   <w:rFonts w:ascii="Arial" w:cs="Arial" w:eastAsia="Arial" w:hAnsi="Arial"/>
@@ -25572,7 +25572,7 @@
             <w:pPr>
               <w:spacing w:after="20" w:before="0"/>
             </w:pPr>
-            <w:hyperlink w:history="1" r:id="rIdwx2pdycyehssbcqa1aihk">
+            <w:hyperlink w:history="1" r:id="rIdcslpa7wstbye0z1menipx">
               <w:r>
                 <w:rPr>
                   <w:rFonts w:ascii="Arial" w:cs="Arial" w:eastAsia="Arial" w:hAnsi="Arial"/>
@@ -25605,7 +25605,7 @@
               <w:spacing w:after="10" w:before="0"/>
               <w:ind w:left="120"/>
             </w:pPr>
-            <w:hyperlink w:history="1" r:id="rId2l9idbrplzqoevr-c2-ky">
+            <w:hyperlink w:history="1" r:id="rIdhi7xcevaxbkqdhor8rxa5">
               <w:r>
                 <w:rPr>
                   <w:rFonts w:ascii="Arial" w:cs="Arial" w:eastAsia="Arial" w:hAnsi="Arial"/>
@@ -25650,7 +25650,7 @@
             <w:pPr>
               <w:spacing w:after="20" w:before="0"/>
             </w:pPr>
-            <w:hyperlink w:history="1" r:id="rIde6bpaof2uufdnlprlwn3c">
+            <w:hyperlink w:history="1" r:id="rIdljxtbicom2hued0enqiuf">
               <w:r>
                 <w:rPr>
                   <w:rFonts w:ascii="Arial" w:cs="Arial" w:eastAsia="Arial" w:hAnsi="Arial"/>
@@ -25683,7 +25683,7 @@
               <w:spacing w:after="10" w:before="0"/>
               <w:ind w:left="120"/>
             </w:pPr>
-            <w:hyperlink w:history="1" r:id="rIdkr27osj8mx0qerko8pfcm">
+            <w:hyperlink w:history="1" r:id="rIdiqtoypwlo7jnx_cqcybkf">
               <w:r>
                 <w:rPr>
                   <w:rFonts w:ascii="Arial" w:cs="Arial" w:eastAsia="Arial" w:hAnsi="Arial"/>
@@ -25891,7 +25891,7 @@
             <w:pPr>
               <w:spacing w:after="20" w:before="0"/>
             </w:pPr>
-            <w:hyperlink w:history="1" r:id="rIdxxliwg4dxagecutupqulp">
+            <w:hyperlink w:history="1" r:id="rId0yqm2oq0wiwezqasfveks">
               <w:r>
                 <w:rPr>
                   <w:rFonts w:ascii="Arial" w:cs="Arial" w:eastAsia="Arial" w:hAnsi="Arial"/>
@@ -25924,7 +25924,7 @@
               <w:spacing w:after="10" w:before="0"/>
               <w:ind w:left="120"/>
             </w:pPr>
-            <w:hyperlink w:history="1" r:id="rIdmx9mnnhqtnunredz84khi">
+            <w:hyperlink w:history="1" r:id="rIdjvm1zvgwucf38wtvbycco">
               <w:r>
                 <w:rPr>
                   <w:rFonts w:ascii="Arial" w:cs="Arial" w:eastAsia="Arial" w:hAnsi="Arial"/>
@@ -25969,7 +25969,7 @@
             <w:pPr>
               <w:spacing w:after="20" w:before="0"/>
             </w:pPr>
-            <w:hyperlink w:history="1" r:id="rIdfesenlhw4hs7smsrdwqwq">
+            <w:hyperlink w:history="1" r:id="rId8hn6v5aq6gva4skzzvvej">
               <w:r>
                 <w:rPr>
                   <w:rFonts w:ascii="Arial" w:cs="Arial" w:eastAsia="Arial" w:hAnsi="Arial"/>
@@ -26002,7 +26002,7 @@
               <w:spacing w:after="10" w:before="0"/>
               <w:ind w:left="120"/>
             </w:pPr>
-            <w:hyperlink w:history="1" r:id="rIdnt-4virp4wseueydeilpq">
+            <w:hyperlink w:history="1" r:id="rId8vrffu2dm_haefroauxk0">
               <w:r>
                 <w:rPr>
                   <w:rFonts w:ascii="Arial" w:cs="Arial" w:eastAsia="Arial" w:hAnsi="Arial"/>
@@ -26210,7 +26210,7 @@
             <w:pPr>
               <w:spacing w:after="20" w:before="0"/>
             </w:pPr>
-            <w:hyperlink w:history="1" r:id="rIdcd3hzwjmqad4zikricht2">
+            <w:hyperlink w:history="1" r:id="rIdvzxmbeht6-uxkrrnv_cld">
               <w:r>
                 <w:rPr>
                   <w:rFonts w:ascii="Arial" w:cs="Arial" w:eastAsia="Arial" w:hAnsi="Arial"/>
@@ -26243,7 +26243,7 @@
               <w:spacing w:after="10" w:before="0"/>
               <w:ind w:left="120"/>
             </w:pPr>
-            <w:hyperlink w:history="1" r:id="rIdzvg-rub5v4tizlfyfeddm">
+            <w:hyperlink w:history="1" r:id="rIdzraxojtvvjqxvkyjvb87h">
               <w:r>
                 <w:rPr>
                   <w:rFonts w:ascii="Arial" w:cs="Arial" w:eastAsia="Arial" w:hAnsi="Arial"/>
@@ -26288,7 +26288,7 @@
             <w:pPr>
               <w:spacing w:after="20" w:before="0"/>
             </w:pPr>
-            <w:hyperlink w:history="1" r:id="rIdrpvo-w97hw-0l5t_wb7wc">
+            <w:hyperlink w:history="1" r:id="rIdgwnnclneamgfihsz-kjon">
               <w:r>
                 <w:rPr>
                   <w:rFonts w:ascii="Arial" w:cs="Arial" w:eastAsia="Arial" w:hAnsi="Arial"/>
@@ -26321,7 +26321,7 @@
               <w:spacing w:after="10" w:before="0"/>
               <w:ind w:left="120"/>
             </w:pPr>
-            <w:hyperlink w:history="1" r:id="rIdlpyyvk4ymb8xnpiknskmq">
+            <w:hyperlink w:history="1" r:id="rIdgtzcsgz231xa3zerjgozo">
               <w:r>
                 <w:rPr>
                   <w:rFonts w:ascii="Arial" w:cs="Arial" w:eastAsia="Arial" w:hAnsi="Arial"/>
@@ -26529,7 +26529,7 @@
             <w:pPr>
               <w:spacing w:after="20" w:before="0"/>
             </w:pPr>
-            <w:hyperlink w:history="1" r:id="rIdkmfnlw7jkv_bxe5oyxsyp">
+            <w:hyperlink w:history="1" r:id="rIdgv5z-rt-jnys21on9boc3">
               <w:r>
                 <w:rPr>
                   <w:rFonts w:ascii="Arial" w:cs="Arial" w:eastAsia="Arial" w:hAnsi="Arial"/>
@@ -26562,7 +26562,7 @@
               <w:spacing w:after="10" w:before="0"/>
               <w:ind w:left="120"/>
             </w:pPr>
-            <w:hyperlink w:history="1" r:id="rIdfwukh5bt9mfhwfhgvoddk">
+            <w:hyperlink w:history="1" r:id="rIdu2urwnccuhqhxito3rcec">
               <w:r>
                 <w:rPr>
                   <w:rFonts w:ascii="Arial" w:cs="Arial" w:eastAsia="Arial" w:hAnsi="Arial"/>
@@ -26607,7 +26607,7 @@
             <w:pPr>
               <w:spacing w:after="20" w:before="0"/>
             </w:pPr>
-            <w:hyperlink w:history="1" r:id="rIdy0djgqiqbiikq0wxmldba">
+            <w:hyperlink w:history="1" r:id="rIdccz17fghocfmsulpuzyxb">
               <w:r>
                 <w:rPr>
                   <w:rFonts w:ascii="Arial" w:cs="Arial" w:eastAsia="Arial" w:hAnsi="Arial"/>
@@ -26640,7 +26640,7 @@
               <w:spacing w:after="10" w:before="0"/>
               <w:ind w:left="120"/>
             </w:pPr>
-            <w:hyperlink w:history="1" r:id="rIdlswnotndumxmm1yirxkzh">
+            <w:hyperlink w:history="1" r:id="rIdmb0lxam7xksr9emc_fubs">
               <w:r>
                 <w:rPr>
                   <w:rFonts w:ascii="Arial" w:cs="Arial" w:eastAsia="Arial" w:hAnsi="Arial"/>
@@ -26848,7 +26848,7 @@
             <w:pPr>
               <w:spacing w:after="20" w:before="0"/>
             </w:pPr>
-            <w:hyperlink w:history="1" r:id="rId0mb_hcab3ofbleegmkrci">
+            <w:hyperlink w:history="1" r:id="rId5j9daf85uuzsyjnmin912">
               <w:r>
                 <w:rPr>
                   <w:rFonts w:ascii="Arial" w:cs="Arial" w:eastAsia="Arial" w:hAnsi="Arial"/>
@@ -26881,7 +26881,7 @@
               <w:spacing w:after="10" w:before="0"/>
               <w:ind w:left="120"/>
             </w:pPr>
-            <w:hyperlink w:history="1" r:id="rId23orxtep5-pylcdxmtz2h">
+            <w:hyperlink w:history="1" r:id="rIdwvljglpgpwlnbpmykaat0">
               <w:r>
                 <w:rPr>
                   <w:rFonts w:ascii="Arial" w:cs="Arial" w:eastAsia="Arial" w:hAnsi="Arial"/>
@@ -26926,7 +26926,7 @@
             <w:pPr>
               <w:spacing w:after="20" w:before="0"/>
             </w:pPr>
-            <w:hyperlink w:history="1" r:id="rIddsutcjxatj4bay_4rgbn5">
+            <w:hyperlink w:history="1" r:id="rIdxivv0txyliimpxri1zdjt">
               <w:r>
                 <w:rPr>
                   <w:rFonts w:ascii="Arial" w:cs="Arial" w:eastAsia="Arial" w:hAnsi="Arial"/>
@@ -26959,7 +26959,7 @@
               <w:spacing w:after="10" w:before="0"/>
               <w:ind w:left="120"/>
             </w:pPr>
-            <w:hyperlink w:history="1" r:id="rIdzgwy7cb4s5ya3k5ad05gl">
+            <w:hyperlink w:history="1" r:id="rIduu8alpooeejsq0ii5tmhh">
               <w:r>
                 <w:rPr>
                   <w:rFonts w:ascii="Arial" w:cs="Arial" w:eastAsia="Arial" w:hAnsi="Arial"/>
